--- a/INFORME-NRO-001-RRTH_v01.docx
+++ b/INFORME-NRO-001-RRTH_v01.docx
@@ -3689,7 +3689,7 @@
           </mc:Choice>
           <mc:Fallback>
             <w:pict>
-              <v:shape w14:anchorId="23663C89" id="Graphic 7" o:spid="_x0000_s1026" style="position:absolute;margin-left:54pt;margin-top:33.05pt;width:7in;height:.1pt;z-index:15730688;visibility:visible;mso-wrap-style:square;mso-wrap-distance-left:0;mso-wrap-distance-top:0;mso-wrap-distance-right:0;mso-wrap-distance-bottom:0;mso-position-horizontal:absolute;mso-position-horizontal-relative:page;mso-position-vertical:absolute;mso-position-vertical-relative:text;v-text-anchor:top" coordsize="6400800,1270" o:gfxdata="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" path="m,l6400800,e" filled="f" strokeweight=".48pt">
+              <v:shape w14:anchorId="34778CA0" id="Graphic 7" o:spid="_x0000_s1026" style="position:absolute;margin-left:54pt;margin-top:33.05pt;width:7in;height:.1pt;z-index:15730688;visibility:visible;mso-wrap-style:square;mso-wrap-distance-left:0;mso-wrap-distance-top:0;mso-wrap-distance-right:0;mso-wrap-distance-bottom:0;mso-position-horizontal:absolute;mso-position-horizontal-relative:page;mso-position-vertical:absolute;mso-position-vertical-relative:text;v-text-anchor:top" coordsize="6400800,1270" o:gfxdata="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" path="m,l6400800,e" filled="f" strokeweight=".48pt">
                 <v:path arrowok="t"/>
                 <w10:wrap anchorx="page"/>
               </v:shape>
@@ -4363,18 +4363,101 @@
     </w:p>
     <w:p>
       <w:pPr>
-        <w:pStyle w:val="Textoindependiente"/>
-        <w:ind w:left="0"/>
-        <w:rPr>
-          <w:lang w:val="es-PE"/>
-        </w:rPr>
-      </w:pPr>
-    </w:p>
-    <w:p>
-      <w:pPr>
-        <w:rPr>
-          <w:rFonts w:asciiTheme="minorHAnsi" w:hAnsiTheme="minorHAnsi" w:cstheme="minorHAnsi"/>
-          <w:b/>
+        <w:spacing w:after="240"/>
+        <w:jc w:val="center"/>
+        <w:rPr>
+          <w:rFonts w:asciiTheme="minorHAnsi" w:hAnsiTheme="minorHAnsi" w:cstheme="minorHAnsi"/>
+          <w:b/>
+          <w:spacing w:val="-2"/>
+          <w:sz w:val="24"/>
+        </w:rPr>
+      </w:pPr>
+      <w:r>
+        <w:rPr>
+          <w:rFonts w:asciiTheme="minorHAnsi" w:hAnsiTheme="minorHAnsi" w:cstheme="minorHAnsi"/>
+          <w:spacing w:val="-2"/>
+          <w:sz w:val="24"/>
+        </w:rPr>
+        <w:t>Ubicación</w:t>
+      </w:r>
+      <w:r>
+        <w:rPr>
+          <w:rFonts w:asciiTheme="minorHAnsi" w:hAnsiTheme="minorHAnsi" w:cstheme="minorHAnsi"/>
+          <w:spacing w:val="-2"/>
+          <w:sz w:val="24"/>
+        </w:rPr>
+        <w:t>: Areas/DireccionZonal_CajaChica/Controllers/ValeprovisionalrendicionController</w:t>
+      </w:r>
+    </w:p>
+    <w:p>
+      <w:pPr>
+        <w:jc w:val="both"/>
+        <w:rPr>
+          <w:rFonts w:asciiTheme="minorHAnsi" w:hAnsiTheme="minorHAnsi" w:cstheme="minorHAnsi"/>
+          <w:spacing w:val="-2"/>
+          <w:sz w:val="24"/>
+        </w:rPr>
+      </w:pPr>
+      <w:r>
+        <w:rPr>
+          <w:rFonts w:asciiTheme="minorHAnsi" w:hAnsiTheme="minorHAnsi" w:cstheme="minorHAnsi"/>
+          <w:spacing w:val="-2"/>
+          <w:sz w:val="24"/>
+        </w:rPr>
+        <w:t>El método Index() dentro del controlador ValeprovisionalrendicionController.cs (en la sección de Caja Chica).</w:t>
+      </w:r>
+    </w:p>
+    <w:p>
+      <w:pPr>
+        <w:jc w:val="both"/>
+        <w:rPr>
+          <w:rFonts w:asciiTheme="minorHAnsi" w:hAnsiTheme="minorHAnsi" w:cstheme="minorHAnsi"/>
+          <w:spacing w:val="-2"/>
+          <w:sz w:val="24"/>
+        </w:rPr>
+      </w:pPr>
+      <w:r>
+        <w:rPr>
+          <w:rFonts w:asciiTheme="minorHAnsi" w:hAnsiTheme="minorHAnsi" w:cstheme="minorHAnsi"/>
+          <w:spacing w:val="-2"/>
+          <w:sz w:val="24"/>
+        </w:rPr>
+        <w:t>Su propósito es inicializar la interfaz de usuario cargando datos de la sesión del usuario actual, configurar permisos o botones y asignar valores automáticos a ciertos campos de texto según el rol del usuario.</w:t>
+      </w:r>
+    </w:p>
+    <w:p>
+      <w:pPr>
+        <w:jc w:val="both"/>
+        <w:rPr>
+          <w:rFonts w:asciiTheme="minorHAnsi" w:hAnsiTheme="minorHAnsi" w:cstheme="minorHAnsi"/>
+          <w:spacing w:val="-2"/>
+          <w:sz w:val="24"/>
+        </w:rPr>
+      </w:pPr>
+    </w:p>
+    <w:p>
+      <w:pPr>
+        <w:jc w:val="both"/>
+        <w:rPr>
+          <w:rFonts w:asciiTheme="minorHAnsi" w:hAnsiTheme="minorHAnsi" w:cstheme="minorHAnsi"/>
+          <w:spacing w:val="-2"/>
+          <w:sz w:val="24"/>
+        </w:rPr>
+      </w:pPr>
+      <w:r>
+        <w:rPr>
+          <w:rFonts w:asciiTheme="minorHAnsi" w:hAnsiTheme="minorHAnsi" w:cstheme="minorHAnsi"/>
+          <w:spacing w:val="-2"/>
+          <w:sz w:val="24"/>
+        </w:rPr>
+        <w:t>El método AgregarBotones() Llama a un método interno para renderizar o habilitar los botones disponibles en la interfaz según los permisos del usuario.</w:t>
+      </w:r>
+    </w:p>
+    <w:p>
+      <w:pPr>
+        <w:jc w:val="both"/>
+        <w:rPr>
+          <w:rFonts w:asciiTheme="minorHAnsi" w:hAnsiTheme="minorHAnsi" w:cstheme="minorHAnsi"/>
           <w:spacing w:val="-2"/>
           <w:sz w:val="24"/>
         </w:rPr>
@@ -4391,46 +4474,6 @@
           <w:sz w:val="24"/>
         </w:rPr>
       </w:pPr>
-    </w:p>
-    <w:p>
-      <w:pPr>
-        <w:spacing w:after="240" w:line="480" w:lineRule="auto"/>
-        <w:jc w:val="center"/>
-        <w:rPr>
-          <w:rFonts w:asciiTheme="minorHAnsi" w:hAnsiTheme="minorHAnsi" w:cstheme="minorHAnsi"/>
-          <w:b/>
-          <w:spacing w:val="-2"/>
-          <w:sz w:val="24"/>
-        </w:rPr>
-      </w:pPr>
-      <w:r>
-        <w:rPr>
-          <w:rFonts w:asciiTheme="minorHAnsi" w:hAnsiTheme="minorHAnsi" w:cstheme="minorHAnsi"/>
-          <w:spacing w:val="-2"/>
-          <w:sz w:val="24"/>
-        </w:rPr>
-        <w:t>Ubicación</w:t>
-      </w:r>
-      <w:r>
-        <w:rPr>
-          <w:rFonts w:asciiTheme="minorHAnsi" w:hAnsiTheme="minorHAnsi" w:cstheme="minorHAnsi"/>
-          <w:spacing w:val="-2"/>
-          <w:sz w:val="24"/>
-        </w:rPr>
-        <w:t>: Areas/DireccionZonal_CajaChica/Controllers/ValeprovisionalrendicionController</w:t>
-      </w:r>
-    </w:p>
-    <w:p>
-      <w:pPr>
-        <w:spacing w:after="240" w:line="480" w:lineRule="auto"/>
-        <w:jc w:val="center"/>
-        <w:rPr>
-          <w:rFonts w:asciiTheme="minorHAnsi" w:hAnsiTheme="minorHAnsi" w:cstheme="minorHAnsi"/>
-          <w:b/>
-          <w:spacing w:val="-2"/>
-          <w:sz w:val="24"/>
-        </w:rPr>
-      </w:pPr>
       <w:r>
         <w:rPr>
           <w:rFonts w:asciiTheme="minorHAnsi" w:hAnsiTheme="minorHAnsi" w:cstheme="minorHAnsi"/>
@@ -4440,70 +4483,6 @@
           <w:sz w:val="24"/>
           <w:lang w:val="es-MX" w:eastAsia="es-MX"/>
         </w:rPr>
-        <w:drawing>
-          <wp:inline distT="0" distB="0" distL="0" distR="0" wp14:anchorId="5566500F" wp14:editId="3256995D">
-            <wp:extent cx="6783070" cy="2053590"/>
-            <wp:effectExtent l="0" t="0" r="0" b="3810"/>
-            <wp:docPr id="11" name="Imagen 11"/>
-            <wp:cNvGraphicFramePr>
-              <a:graphicFrameLocks xmlns:a="http://schemas.openxmlformats.org/drawingml/2006/main" noChangeAspect="1"/>
-            </wp:cNvGraphicFramePr>
-            <a:graphic xmlns:a="http://schemas.openxmlformats.org/drawingml/2006/main">
-              <a:graphicData uri="http://schemas.openxmlformats.org/drawingml/2006/picture">
-                <pic:pic xmlns:pic="http://schemas.openxmlformats.org/drawingml/2006/picture">
-                  <pic:nvPicPr>
-                    <pic:cNvPr id="11" name="ValeprovisionalrendicionController - caja chica 2.png"/>
-                    <pic:cNvPicPr/>
-                  </pic:nvPicPr>
-                  <pic:blipFill>
-                    <a:blip r:embed="rId14">
-                      <a:extLst>
-                        <a:ext uri="{28A0092B-C50C-407E-A947-70E740481C1C}">
-                          <a14:useLocalDpi xmlns:a14="http://schemas.microsoft.com/office/drawing/2010/main" val="0"/>
-                        </a:ext>
-                      </a:extLst>
-                    </a:blip>
-                    <a:stretch>
-                      <a:fillRect/>
-                    </a:stretch>
-                  </pic:blipFill>
-                  <pic:spPr>
-                    <a:xfrm>
-                      <a:off x="0" y="0"/>
-                      <a:ext cx="6783070" cy="2053590"/>
-                    </a:xfrm>
-                    <a:prstGeom prst="rect">
-                      <a:avLst/>
-                    </a:prstGeom>
-                  </pic:spPr>
-                </pic:pic>
-              </a:graphicData>
-            </a:graphic>
-          </wp:inline>
-        </w:drawing>
-      </w:r>
-    </w:p>
-    <w:p>
-      <w:pPr>
-        <w:spacing w:after="240" w:line="480" w:lineRule="auto"/>
-        <w:jc w:val="center"/>
-        <w:rPr>
-          <w:rFonts w:asciiTheme="minorHAnsi" w:hAnsiTheme="minorHAnsi" w:cstheme="minorHAnsi"/>
-          <w:b/>
-          <w:spacing w:val="-2"/>
-          <w:sz w:val="24"/>
-        </w:rPr>
-      </w:pPr>
-      <w:r>
-        <w:rPr>
-          <w:rFonts w:asciiTheme="minorHAnsi" w:hAnsiTheme="minorHAnsi" w:cstheme="minorHAnsi"/>
-          <w:b/>
-          <w:noProof/>
-          <w:spacing w:val="-2"/>
-          <w:sz w:val="24"/>
-          <w:lang w:val="es-MX" w:eastAsia="es-MX"/>
-        </w:rPr>
-        <w:lastRenderedPageBreak/>
         <w:drawing>
           <wp:inline distT="0" distB="0" distL="0" distR="0" wp14:anchorId="2DC390D8" wp14:editId="7F1ECD57">
             <wp:extent cx="6783070" cy="4719955"/>
@@ -4520,7 +4499,7 @@
                     <pic:cNvPicPr/>
                   </pic:nvPicPr>
                   <pic:blipFill>
-                    <a:blip r:embed="rId15">
+                    <a:blip r:embed="rId14">
                       <a:extLst>
                         <a:ext uri="{28A0092B-C50C-407E-A947-70E740481C1C}">
                           <a14:useLocalDpi xmlns:a14="http://schemas.microsoft.com/office/drawing/2010/main" val="0"/>
@@ -4551,6 +4530,127 @@
       <w:pPr>
         <w:spacing w:after="240" w:line="480" w:lineRule="auto"/>
         <w:jc w:val="center"/>
+      </w:pPr>
+    </w:p>
+    <w:p>
+      <w:pPr>
+        <w:jc w:val="both"/>
+      </w:pPr>
+      <w:r>
+        <w:lastRenderedPageBreak/>
+        <w:t>Se prepara el entorno visual de la pantalla de rendición de caja chica al cargarla, lee las credenciales del usuario actual, calcula límites financieros y configura dinámicamente el comportamiento de los formularios de la interfaz según los permisos y el nivel de acceso (rol) que posea el usuario en el sistema.</w:t>
+      </w:r>
+    </w:p>
+    <w:p>
+      <w:pPr>
+        <w:jc w:val="both"/>
+      </w:pPr>
+      <w:r>
+        <w:t>Se configura de forma dinámica las barras de herramientas (</w:t>
+      </w:r>
+      <w:r>
+        <w:rPr>
+          <w:highlight w:val="lightGray"/>
+        </w:rPr>
+        <w:t>Toolbar</w:t>
+      </w:r>
+      <w:r>
+        <w:t xml:space="preserve">) de los formularios y las grillas en la interfaz de usuario.  </w:t>
+      </w:r>
+    </w:p>
+    <w:p>
+      <w:pPr>
+        <w:jc w:val="both"/>
+      </w:pPr>
+      <w:r>
+        <w:t xml:space="preserve">Proveer datos genéricos a los componentes de selección (como ComboBox o Listas desplegables) en la interfaz.   </w:t>
+      </w:r>
+    </w:p>
+    <w:p>
+      <w:pPr>
+        <w:jc w:val="both"/>
+      </w:pPr>
+      <w:r>
+        <w:t xml:space="preserve">Se reciben parámetros dinámicos (tabla, campos, filtros, </w:t>
+      </w:r>
+      <w:r>
+        <w:rPr>
+          <w:highlight w:val="lightGray"/>
+        </w:rPr>
+        <w:t>orderby</w:t>
+      </w:r>
+      <w:r>
+        <w:t>) y se consultan directamente a (</w:t>
+      </w:r>
+      <w:r>
+        <w:rPr>
+          <w:highlight w:val="lightGray"/>
+        </w:rPr>
+        <w:t>ComboBL.Instancia.Listar</w:t>
+      </w:r>
+      <w:r>
+        <w:t>), retornando un almacén de datos (Store)</w:t>
+      </w:r>
+    </w:p>
+    <w:p>
+      <w:pPr>
+        <w:jc w:val="both"/>
+      </w:pPr>
+    </w:p>
+    <w:p>
+      <w:pPr>
+        <w:jc w:val="both"/>
+      </w:pPr>
+      <w:r>
+        <w:t xml:space="preserve">Se </w:t>
+      </w:r>
+      <w:r>
+        <w:t>buscará</w:t>
+      </w:r>
+      <w:r>
+        <w:t xml:space="preserve"> y </w:t>
+      </w:r>
+      <w:r>
+        <w:t>listará</w:t>
+      </w:r>
+      <w:r>
+        <w:t xml:space="preserve"> empleados para alimentar componentes de autocompletado, filtros o grillas especializadas.   </w:t>
+      </w:r>
+    </w:p>
+    <w:p>
+      <w:pPr>
+        <w:jc w:val="both"/>
+      </w:pPr>
+      <w:r>
+        <w:t>Se procesa los parámetros de paginación, ordenamiento (vsort) y consultas de búsqueda (query) enviados por el componente visual. Construye de manera dinámica la cláusula de ordenamiento SQL (ORDER BY) en base a los criterios del usuario. Si el parámetro Tipo es igual a 2, configura un filtro especial de búsqueda por nombre (Vnombre = query) asegurando que solo devuelva empleados habilitados (Bhabilitado = true)</w:t>
+      </w:r>
+    </w:p>
+    <w:p>
+      <w:pPr>
+        <w:jc w:val="center"/>
+        <w:rPr>
+          <w:rFonts w:asciiTheme="minorHAnsi" w:hAnsiTheme="minorHAnsi" w:cstheme="minorHAnsi"/>
+          <w:b/>
+          <w:spacing w:val="-2"/>
+          <w:sz w:val="24"/>
+        </w:rPr>
+      </w:pPr>
+    </w:p>
+    <w:p>
+      <w:pPr>
+        <w:jc w:val="center"/>
+        <w:rPr>
+          <w:rFonts w:asciiTheme="minorHAnsi" w:hAnsiTheme="minorHAnsi" w:cstheme="minorHAnsi"/>
+          <w:b/>
+          <w:spacing w:val="-2"/>
+          <w:sz w:val="24"/>
+        </w:rPr>
+      </w:pPr>
+    </w:p>
+    <w:p>
+      <w:pPr>
+        <w:spacing w:after="240" w:line="480" w:lineRule="auto"/>
+        <w:jc w:val="center"/>
         <w:rPr>
           <w:rFonts w:asciiTheme="minorHAnsi" w:hAnsiTheme="minorHAnsi" w:cstheme="minorHAnsi"/>
           <w:b/>
@@ -4567,7 +4667,6 @@
           <w:sz w:val="24"/>
           <w:lang w:val="es-MX" w:eastAsia="es-MX"/>
         </w:rPr>
-        <w:lastRenderedPageBreak/>
         <w:drawing>
           <wp:inline distT="0" distB="0" distL="0" distR="0" wp14:anchorId="274087AC" wp14:editId="57BD09FD">
             <wp:extent cx="6783070" cy="5150485"/>
@@ -4584,7 +4683,7 @@
                     <pic:cNvPicPr/>
                   </pic:nvPicPr>
                   <pic:blipFill>
-                    <a:blip r:embed="rId16">
+                    <a:blip r:embed="rId15">
                       <a:extLst>
                         <a:ext uri="{28A0092B-C50C-407E-A947-70E740481C1C}">
                           <a14:useLocalDpi xmlns:a14="http://schemas.microsoft.com/office/drawing/2010/main" val="0"/>
@@ -4613,6 +4712,121 @@
     </w:p>
     <w:p>
       <w:pPr>
+        <w:jc w:val="both"/>
+        <w:rPr>
+          <w:rFonts w:asciiTheme="minorHAnsi" w:hAnsiTheme="minorHAnsi" w:cstheme="minorHAnsi"/>
+          <w:spacing w:val="-2"/>
+          <w:sz w:val="24"/>
+        </w:rPr>
+      </w:pPr>
+      <w:r>
+        <w:rPr>
+          <w:rFonts w:asciiTheme="minorHAnsi" w:hAnsiTheme="minorHAnsi" w:cstheme="minorHAnsi"/>
+          <w:spacing w:val="-2"/>
+          <w:sz w:val="24"/>
+        </w:rPr>
+        <w:lastRenderedPageBreak/>
+        <w:t xml:space="preserve">Se llama a la capa de negocio </w:t>
+      </w:r>
+      <w:r>
+        <w:rPr>
+          <w:rFonts w:asciiTheme="minorHAnsi" w:hAnsiTheme="minorHAnsi" w:cstheme="minorHAnsi"/>
+          <w:spacing w:val="-2"/>
+          <w:sz w:val="24"/>
+          <w:highlight w:val="lightGray"/>
+        </w:rPr>
+        <w:t>EmpleadoBL.Instancia.Listar(...)</w:t>
+      </w:r>
+      <w:r>
+        <w:rPr>
+          <w:rFonts w:asciiTheme="minorHAnsi" w:hAnsiTheme="minorHAnsi" w:cstheme="minorHAnsi"/>
+          <w:spacing w:val="-2"/>
+          <w:sz w:val="24"/>
+        </w:rPr>
+        <w:t xml:space="preserve"> con los filtros construidos y retorna un objeto de tipo </w:t>
+      </w:r>
+      <w:r>
+        <w:rPr>
+          <w:rFonts w:asciiTheme="minorHAnsi" w:hAnsiTheme="minorHAnsi" w:cstheme="minorHAnsi"/>
+          <w:spacing w:val="-2"/>
+          <w:sz w:val="24"/>
+          <w:highlight w:val="lightGray"/>
+        </w:rPr>
+        <w:t>Paging</w:t>
+      </w:r>
+      <w:r>
+        <w:rPr>
+          <w:rFonts w:asciiTheme="minorHAnsi" w:hAnsiTheme="minorHAnsi" w:cstheme="minorHAnsi"/>
+          <w:spacing w:val="-2"/>
+          <w:sz w:val="24"/>
+        </w:rPr>
+        <w:t xml:space="preserve"> empaquetado para alimentar la grilla de Ext.NET.</w:t>
+      </w:r>
+    </w:p>
+    <w:p>
+      <w:pPr>
+        <w:jc w:val="both"/>
+        <w:rPr>
+          <w:rFonts w:asciiTheme="minorHAnsi" w:hAnsiTheme="minorHAnsi" w:cstheme="minorHAnsi"/>
+          <w:spacing w:val="-2"/>
+          <w:sz w:val="24"/>
+        </w:rPr>
+      </w:pPr>
+      <w:r>
+        <w:rPr>
+          <w:rFonts w:asciiTheme="minorHAnsi" w:hAnsiTheme="minorHAnsi" w:cstheme="minorHAnsi"/>
+          <w:spacing w:val="-2"/>
+          <w:sz w:val="24"/>
+        </w:rPr>
+        <w:t xml:space="preserve">Se lista los registros de vales provisionales aplicando paginación y filtros de búsqueda avanzados.  Se configura el inicio y un límite fijo de 25 registros por página.   Consulta a la capa de negocio correspondiente </w:t>
+      </w:r>
+      <w:r>
+        <w:rPr>
+          <w:rFonts w:asciiTheme="minorHAnsi" w:hAnsiTheme="minorHAnsi" w:cstheme="minorHAnsi"/>
+          <w:spacing w:val="-2"/>
+          <w:sz w:val="24"/>
+          <w:highlight w:val="lightGray"/>
+        </w:rPr>
+        <w:t>(ValeprovisionalsolBL.Instancia.Listarvp)</w:t>
+      </w:r>
+      <w:r>
+        <w:rPr>
+          <w:rFonts w:asciiTheme="minorHAnsi" w:hAnsiTheme="minorHAnsi" w:cstheme="minorHAnsi"/>
+          <w:spacing w:val="-2"/>
+          <w:sz w:val="24"/>
+        </w:rPr>
+        <w:t xml:space="preserve"> pasando los parámetros de paginación y el objeto de búsqueda </w:t>
+      </w:r>
+      <w:r>
+        <w:rPr>
+          <w:rFonts w:asciiTheme="minorHAnsi" w:hAnsiTheme="minorHAnsi" w:cstheme="minorHAnsi"/>
+          <w:spacing w:val="-2"/>
+          <w:sz w:val="24"/>
+          <w:highlight w:val="lightGray"/>
+        </w:rPr>
+        <w:t>ListarBusqueda</w:t>
+      </w:r>
+      <w:r>
+        <w:rPr>
+          <w:rFonts w:asciiTheme="minorHAnsi" w:hAnsiTheme="minorHAnsi" w:cstheme="minorHAnsi"/>
+          <w:spacing w:val="-2"/>
+          <w:sz w:val="24"/>
+        </w:rPr>
+        <w:t>.   Retorna una estructura paginada lista para ser renderizada en una tabla o grilla web.</w:t>
+      </w:r>
+    </w:p>
+    <w:p>
+      <w:pPr>
+        <w:jc w:val="both"/>
+        <w:rPr>
+          <w:rFonts w:asciiTheme="minorHAnsi" w:hAnsiTheme="minorHAnsi" w:cstheme="minorHAnsi"/>
+          <w:spacing w:val="-2"/>
+          <w:sz w:val="24"/>
+        </w:rPr>
+      </w:pPr>
+    </w:p>
+    <w:p>
+      <w:pPr>
         <w:spacing w:after="240" w:line="480" w:lineRule="auto"/>
         <w:jc w:val="center"/>
         <w:rPr>
@@ -4622,66 +4836,6 @@
           <w:sz w:val="24"/>
         </w:rPr>
       </w:pPr>
-    </w:p>
-    <w:p>
-      <w:pPr>
-        <w:spacing w:after="240" w:line="480" w:lineRule="auto"/>
-        <w:jc w:val="center"/>
-        <w:rPr>
-          <w:rFonts w:asciiTheme="minorHAnsi" w:hAnsiTheme="minorHAnsi" w:cstheme="minorHAnsi"/>
-          <w:b/>
-          <w:spacing w:val="-2"/>
-          <w:sz w:val="24"/>
-        </w:rPr>
-      </w:pPr>
-    </w:p>
-    <w:p>
-      <w:pPr>
-        <w:spacing w:after="240" w:line="480" w:lineRule="auto"/>
-        <w:jc w:val="center"/>
-        <w:rPr>
-          <w:rFonts w:asciiTheme="minorHAnsi" w:hAnsiTheme="minorHAnsi" w:cstheme="minorHAnsi"/>
-          <w:b/>
-          <w:spacing w:val="-2"/>
-          <w:sz w:val="24"/>
-        </w:rPr>
-      </w:pPr>
-    </w:p>
-    <w:p>
-      <w:pPr>
-        <w:spacing w:after="240" w:line="480" w:lineRule="auto"/>
-        <w:jc w:val="center"/>
-        <w:rPr>
-          <w:rFonts w:asciiTheme="minorHAnsi" w:hAnsiTheme="minorHAnsi" w:cstheme="minorHAnsi"/>
-          <w:b/>
-          <w:spacing w:val="-2"/>
-          <w:sz w:val="24"/>
-        </w:rPr>
-      </w:pPr>
-    </w:p>
-    <w:p>
-      <w:pPr>
-        <w:spacing w:after="240" w:line="480" w:lineRule="auto"/>
-        <w:jc w:val="center"/>
-        <w:rPr>
-          <w:rFonts w:asciiTheme="minorHAnsi" w:hAnsiTheme="minorHAnsi" w:cstheme="minorHAnsi"/>
-          <w:b/>
-          <w:spacing w:val="-2"/>
-          <w:sz w:val="24"/>
-        </w:rPr>
-      </w:pPr>
-    </w:p>
-    <w:p>
-      <w:pPr>
-        <w:spacing w:after="240" w:line="480" w:lineRule="auto"/>
-        <w:jc w:val="center"/>
-        <w:rPr>
-          <w:rFonts w:asciiTheme="minorHAnsi" w:hAnsiTheme="minorHAnsi" w:cstheme="minorHAnsi"/>
-          <w:b/>
-          <w:spacing w:val="-2"/>
-          <w:sz w:val="24"/>
-        </w:rPr>
-      </w:pPr>
       <w:r>
         <w:rPr>
           <w:rFonts w:asciiTheme="minorHAnsi" w:hAnsiTheme="minorHAnsi" w:cstheme="minorHAnsi"/>
@@ -4691,7 +4845,6 @@
           <w:sz w:val="24"/>
           <w:lang w:val="es-MX" w:eastAsia="es-MX"/>
         </w:rPr>
-        <w:lastRenderedPageBreak/>
         <w:drawing>
           <wp:inline distT="0" distB="0" distL="0" distR="0" wp14:anchorId="1B199E2B" wp14:editId="5D857616">
             <wp:extent cx="6783070" cy="5818505"/>
@@ -4708,7 +4861,7 @@
                     <pic:cNvPicPr/>
                   </pic:nvPicPr>
                   <pic:blipFill>
-                    <a:blip r:embed="rId17">
+                    <a:blip r:embed="rId16">
                       <a:extLst>
                         <a:ext uri="{28A0092B-C50C-407E-A947-70E740481C1C}">
                           <a14:useLocalDpi xmlns:a14="http://schemas.microsoft.com/office/drawing/2010/main" val="0"/>
@@ -4737,6 +4890,364 @@
     </w:p>
     <w:p>
       <w:pPr>
+        <w:jc w:val="both"/>
+        <w:rPr>
+          <w:rFonts w:asciiTheme="minorHAnsi" w:hAnsiTheme="minorHAnsi" w:cstheme="minorHAnsi"/>
+          <w:spacing w:val="-2"/>
+          <w:sz w:val="24"/>
+        </w:rPr>
+      </w:pPr>
+      <w:r>
+        <w:rPr>
+          <w:rFonts w:asciiTheme="minorHAnsi" w:hAnsiTheme="minorHAnsi" w:cstheme="minorHAnsi"/>
+          <w:spacing w:val="-2"/>
+          <w:sz w:val="24"/>
+        </w:rPr>
+        <w:t xml:space="preserve">Se procesará los archivos adjuntos, se determinará si se trata de un registro nuevo o una actualización, se guarda el archivo físico en el disco con el método </w:t>
+      </w:r>
+      <w:r>
+        <w:rPr>
+          <w:rFonts w:asciiTheme="minorHAnsi" w:hAnsiTheme="minorHAnsi" w:cstheme="minorHAnsi"/>
+          <w:spacing w:val="-2"/>
+          <w:sz w:val="24"/>
+          <w:highlight w:val="lightGray"/>
+        </w:rPr>
+        <w:t>SaveAs</w:t>
+      </w:r>
+      <w:r>
+        <w:rPr>
+          <w:rFonts w:asciiTheme="minorHAnsi" w:hAnsiTheme="minorHAnsi" w:cstheme="minorHAnsi"/>
+          <w:spacing w:val="-2"/>
+          <w:sz w:val="24"/>
+        </w:rPr>
+        <w:t xml:space="preserve">.   </w:t>
+      </w:r>
+    </w:p>
+    <w:p>
+      <w:pPr>
+        <w:jc w:val="both"/>
+        <w:rPr>
+          <w:rFonts w:asciiTheme="minorHAnsi" w:hAnsiTheme="minorHAnsi" w:cstheme="minorHAnsi"/>
+          <w:spacing w:val="-2"/>
+          <w:sz w:val="24"/>
+        </w:rPr>
+      </w:pPr>
+    </w:p>
+    <w:p>
+      <w:pPr>
+        <w:jc w:val="both"/>
+        <w:rPr>
+          <w:rFonts w:asciiTheme="minorHAnsi" w:hAnsiTheme="minorHAnsi" w:cstheme="minorHAnsi"/>
+          <w:spacing w:val="-2"/>
+          <w:sz w:val="24"/>
+        </w:rPr>
+      </w:pPr>
+      <w:r>
+        <w:rPr>
+          <w:rFonts w:asciiTheme="minorHAnsi" w:hAnsiTheme="minorHAnsi" w:cstheme="minorHAnsi"/>
+          <w:spacing w:val="-2"/>
+          <w:sz w:val="24"/>
+        </w:rPr>
+        <w:lastRenderedPageBreak/>
+        <w:t xml:space="preserve">Si el tipo de empleado </w:t>
+      </w:r>
+      <w:r>
+        <w:rPr>
+          <w:rFonts w:asciiTheme="minorHAnsi" w:hAnsiTheme="minorHAnsi" w:cstheme="minorHAnsi"/>
+          <w:spacing w:val="-2"/>
+          <w:sz w:val="24"/>
+          <w:highlight w:val="lightGray"/>
+        </w:rPr>
+        <w:t>(Iget_tipoempleado)</w:t>
+      </w:r>
+      <w:r>
+        <w:rPr>
+          <w:rFonts w:asciiTheme="minorHAnsi" w:hAnsiTheme="minorHAnsi" w:cstheme="minorHAnsi"/>
+          <w:spacing w:val="-2"/>
+          <w:sz w:val="24"/>
+        </w:rPr>
+        <w:t xml:space="preserve"> es diferente de 4, limpia las propiedades de los archi</w:t>
+      </w:r>
+      <w:r>
+        <w:rPr>
+          <w:rFonts w:asciiTheme="minorHAnsi" w:hAnsiTheme="minorHAnsi" w:cstheme="minorHAnsi"/>
+          <w:spacing w:val="-2"/>
+          <w:sz w:val="24"/>
+        </w:rPr>
+        <w:t xml:space="preserve">vos adjuntos, </w:t>
+      </w:r>
+      <w:r>
+        <w:rPr>
+          <w:rFonts w:asciiTheme="minorHAnsi" w:hAnsiTheme="minorHAnsi" w:cstheme="minorHAnsi"/>
+          <w:spacing w:val="-2"/>
+          <w:sz w:val="24"/>
+        </w:rPr>
+        <w:t xml:space="preserve">anulándolos para que no se procesen en la base de datos.  </w:t>
+      </w:r>
+    </w:p>
+    <w:p>
+      <w:pPr>
+        <w:jc w:val="both"/>
+        <w:rPr>
+          <w:rFonts w:asciiTheme="minorHAnsi" w:hAnsiTheme="minorHAnsi" w:cstheme="minorHAnsi"/>
+          <w:spacing w:val="-2"/>
+          <w:sz w:val="24"/>
+        </w:rPr>
+      </w:pPr>
+      <w:r>
+        <w:rPr>
+          <w:rFonts w:asciiTheme="minorHAnsi" w:hAnsiTheme="minorHAnsi" w:cstheme="minorHAnsi"/>
+          <w:spacing w:val="-2"/>
+          <w:sz w:val="24"/>
+        </w:rPr>
+        <w:t xml:space="preserve">Asigna el ID del usuario actual de la sesión a </w:t>
+      </w:r>
+      <w:r>
+        <w:rPr>
+          <w:rFonts w:asciiTheme="minorHAnsi" w:hAnsiTheme="minorHAnsi" w:cstheme="minorHAnsi"/>
+          <w:spacing w:val="-2"/>
+          <w:sz w:val="24"/>
+          <w:highlight w:val="lightGray"/>
+        </w:rPr>
+        <w:t>Iidusuarioregistra</w:t>
+      </w:r>
+      <w:r>
+        <w:rPr>
+          <w:rFonts w:asciiTheme="minorHAnsi" w:hAnsiTheme="minorHAnsi" w:cstheme="minorHAnsi"/>
+          <w:spacing w:val="-2"/>
+          <w:sz w:val="24"/>
+        </w:rPr>
+        <w:t xml:space="preserve"> y llama al método </w:t>
+      </w:r>
+      <w:r>
+        <w:rPr>
+          <w:rFonts w:asciiTheme="minorHAnsi" w:hAnsiTheme="minorHAnsi" w:cstheme="minorHAnsi"/>
+          <w:spacing w:val="-2"/>
+          <w:sz w:val="24"/>
+          <w:highlight w:val="lightGray"/>
+        </w:rPr>
+        <w:t>ValeprovisionalsolBL.Instancia.Nuevo (param, ArchivosAdjuntos</w:t>
+      </w:r>
+      <w:r>
+        <w:rPr>
+          <w:rFonts w:asciiTheme="minorHAnsi" w:hAnsiTheme="minorHAnsi" w:cstheme="minorHAnsi"/>
+          <w:spacing w:val="-2"/>
+          <w:sz w:val="24"/>
+        </w:rPr>
+        <w:t xml:space="preserve">).  </w:t>
+      </w:r>
+    </w:p>
+    <w:p>
+      <w:pPr>
+        <w:jc w:val="both"/>
+        <w:rPr>
+          <w:rFonts w:asciiTheme="minorHAnsi" w:hAnsiTheme="minorHAnsi" w:cstheme="minorHAnsi"/>
+          <w:spacing w:val="-2"/>
+          <w:sz w:val="24"/>
+        </w:rPr>
+      </w:pPr>
+    </w:p>
+    <w:p>
+      <w:pPr>
+        <w:jc w:val="both"/>
+        <w:rPr>
+          <w:rFonts w:asciiTheme="minorHAnsi" w:hAnsiTheme="minorHAnsi" w:cstheme="minorHAnsi"/>
+          <w:spacing w:val="-2"/>
+          <w:sz w:val="24"/>
+        </w:rPr>
+      </w:pPr>
+      <w:r>
+        <w:rPr>
+          <w:rFonts w:asciiTheme="minorHAnsi" w:hAnsiTheme="minorHAnsi" w:cstheme="minorHAnsi"/>
+          <w:spacing w:val="-2"/>
+          <w:sz w:val="24"/>
+        </w:rPr>
+        <w:t>El resultado de la operación se almacena en</w:t>
+      </w:r>
+      <w:r>
+        <w:rPr>
+          <w:rFonts w:asciiTheme="minorHAnsi" w:hAnsiTheme="minorHAnsi" w:cstheme="minorHAnsi"/>
+          <w:spacing w:val="-2"/>
+          <w:sz w:val="24"/>
+        </w:rPr>
+        <w:t xml:space="preserve"> la variable entera </w:t>
+      </w:r>
+      <w:r>
+        <w:rPr>
+          <w:rFonts w:asciiTheme="minorHAnsi" w:hAnsiTheme="minorHAnsi" w:cstheme="minorHAnsi"/>
+          <w:spacing w:val="-2"/>
+          <w:sz w:val="24"/>
+          <w:highlight w:val="lightGray"/>
+        </w:rPr>
+        <w:t>Iresutado</w:t>
+      </w:r>
+      <w:r>
+        <w:rPr>
+          <w:rFonts w:asciiTheme="minorHAnsi" w:hAnsiTheme="minorHAnsi" w:cstheme="minorHAnsi"/>
+          <w:spacing w:val="-2"/>
+          <w:sz w:val="24"/>
+        </w:rPr>
+        <w:t xml:space="preserve">. </w:t>
+      </w:r>
+      <w:r>
+        <w:rPr>
+          <w:rFonts w:asciiTheme="minorHAnsi" w:hAnsiTheme="minorHAnsi" w:cstheme="minorHAnsi"/>
+          <w:spacing w:val="-2"/>
+          <w:sz w:val="24"/>
+        </w:rPr>
+        <w:t>Evaluación de Respuestas con switch (</w:t>
+      </w:r>
+      <w:r>
+        <w:rPr>
+          <w:rFonts w:asciiTheme="minorHAnsi" w:hAnsiTheme="minorHAnsi" w:cstheme="minorHAnsi"/>
+          <w:spacing w:val="-2"/>
+          <w:sz w:val="24"/>
+          <w:highlight w:val="lightGray"/>
+        </w:rPr>
+        <w:t>Iresutado</w:t>
+      </w:r>
+      <w:r>
+        <w:rPr>
+          <w:rFonts w:asciiTheme="minorHAnsi" w:hAnsiTheme="minorHAnsi" w:cstheme="minorHAnsi"/>
+          <w:spacing w:val="-2"/>
+          <w:sz w:val="24"/>
+        </w:rPr>
+        <w:t>) Dependiendo del código numérico que retorne la capa de negocio, el controlador despliega una ventana emergente de Ext.NET (</w:t>
+      </w:r>
+      <w:r>
+        <w:rPr>
+          <w:rFonts w:asciiTheme="minorHAnsi" w:hAnsiTheme="minorHAnsi" w:cstheme="minorHAnsi"/>
+          <w:spacing w:val="-2"/>
+          <w:sz w:val="24"/>
+          <w:highlight w:val="lightGray"/>
+        </w:rPr>
+        <w:t>X.Msg.Show</w:t>
+      </w:r>
+      <w:r>
+        <w:rPr>
+          <w:rFonts w:asciiTheme="minorHAnsi" w:hAnsiTheme="minorHAnsi" w:cstheme="minorHAnsi"/>
+          <w:spacing w:val="-2"/>
+          <w:sz w:val="24"/>
+        </w:rPr>
+        <w:t>) con su respe</w:t>
+      </w:r>
+      <w:r>
+        <w:rPr>
+          <w:rFonts w:asciiTheme="minorHAnsi" w:hAnsiTheme="minorHAnsi" w:cstheme="minorHAnsi"/>
+          <w:spacing w:val="-2"/>
+          <w:sz w:val="24"/>
+        </w:rPr>
+        <w:t xml:space="preserve">ctiva alerta visual, </w:t>
+      </w:r>
+      <w:r>
+        <w:rPr>
+          <w:rFonts w:asciiTheme="minorHAnsi" w:hAnsiTheme="minorHAnsi" w:cstheme="minorHAnsi"/>
+          <w:spacing w:val="-2"/>
+          <w:sz w:val="24"/>
+        </w:rPr>
+        <w:t xml:space="preserve">case -1: Muestra una ventana de Error con el título "Sistema de Registro" indicando que "Tiene una </w:t>
+      </w:r>
+      <w:r>
+        <w:rPr>
+          <w:rFonts w:asciiTheme="minorHAnsi" w:hAnsiTheme="minorHAnsi" w:cstheme="minorHAnsi"/>
+          <w:spacing w:val="-2"/>
+          <w:sz w:val="24"/>
+        </w:rPr>
+        <w:t>rendición</w:t>
+      </w:r>
+      <w:r>
+        <w:rPr>
+          <w:rFonts w:asciiTheme="minorHAnsi" w:hAnsiTheme="minorHAnsi" w:cstheme="minorHAnsi"/>
+          <w:spacing w:val="-2"/>
+          <w:sz w:val="24"/>
+        </w:rPr>
+        <w:t xml:space="preserve"> de VP-Pendiente". </w:t>
+      </w:r>
+      <w:r>
+        <w:rPr>
+          <w:rFonts w:asciiTheme="minorHAnsi" w:hAnsiTheme="minorHAnsi" w:cstheme="minorHAnsi"/>
+          <w:spacing w:val="-2"/>
+          <w:sz w:val="24"/>
+        </w:rPr>
+        <w:t>case 0: Muestra una ventana de Error con el título "Data-Error" indicand</w:t>
+      </w:r>
+      <w:r>
+        <w:rPr>
+          <w:rFonts w:asciiTheme="minorHAnsi" w:hAnsiTheme="minorHAnsi" w:cstheme="minorHAnsi"/>
+          <w:spacing w:val="-2"/>
+          <w:sz w:val="24"/>
+        </w:rPr>
+        <w:t xml:space="preserve">o que "Los datos ya existen". default </w:t>
+      </w:r>
+      <w:r>
+        <w:rPr>
+          <w:rFonts w:asciiTheme="minorHAnsi" w:hAnsiTheme="minorHAnsi" w:cstheme="minorHAnsi"/>
+          <w:spacing w:val="-2"/>
+          <w:sz w:val="24"/>
+        </w:rPr>
+        <w:t xml:space="preserve">Muestra un mensaje de Éxito ("Se guardó satisfactoriamente") de tipo INFO y ejecuta de forma automática una función de JavaScript en el cliente llamada "Buscar" </w:t>
+      </w:r>
+      <w:r>
+        <w:rPr>
+          <w:rFonts w:asciiTheme="minorHAnsi" w:hAnsiTheme="minorHAnsi" w:cstheme="minorHAnsi"/>
+          <w:spacing w:val="-2"/>
+          <w:sz w:val="24"/>
+          <w:highlight w:val="lightGray"/>
+        </w:rPr>
+        <w:t>(Fn = new JFunction() { Fn = "Buscar" })</w:t>
+      </w:r>
+      <w:r>
+        <w:rPr>
+          <w:rFonts w:asciiTheme="minorHAnsi" w:hAnsiTheme="minorHAnsi" w:cstheme="minorHAnsi"/>
+          <w:spacing w:val="-2"/>
+          <w:sz w:val="24"/>
+        </w:rPr>
+        <w:t xml:space="preserve"> para actualizar la g</w:t>
+      </w:r>
+      <w:r>
+        <w:rPr>
+          <w:rFonts w:asciiTheme="minorHAnsi" w:hAnsiTheme="minorHAnsi" w:cstheme="minorHAnsi"/>
+          <w:spacing w:val="-2"/>
+          <w:sz w:val="24"/>
+        </w:rPr>
+        <w:t xml:space="preserve">rilla o tabla de la interfaz. </w:t>
+      </w:r>
+      <w:r>
+        <w:rPr>
+          <w:rFonts w:asciiTheme="minorHAnsi" w:hAnsiTheme="minorHAnsi" w:cstheme="minorHAnsi"/>
+          <w:spacing w:val="-2"/>
+          <w:sz w:val="24"/>
+        </w:rPr>
+        <w:t xml:space="preserve">Finalmente, retorna </w:t>
+      </w:r>
+      <w:r>
+        <w:rPr>
+          <w:rFonts w:asciiTheme="minorHAnsi" w:hAnsiTheme="minorHAnsi" w:cstheme="minorHAnsi"/>
+          <w:spacing w:val="-2"/>
+          <w:sz w:val="24"/>
+          <w:highlight w:val="lightGray"/>
+        </w:rPr>
+        <w:t>this.Direct()</w:t>
+      </w:r>
+      <w:r>
+        <w:rPr>
+          <w:rFonts w:asciiTheme="minorHAnsi" w:hAnsiTheme="minorHAnsi" w:cstheme="minorHAnsi"/>
+          <w:spacing w:val="-2"/>
+          <w:sz w:val="24"/>
+        </w:rPr>
+        <w:t xml:space="preserve"> para cerrar la directiva de respuesta web.  Cuenta con un bloque catch (Exception ex) que intercepta cualquier fallo imprevisto durante el proceso de guardado o subida de archivos y lanza una nueva excepción con el mensaje de error</w:t>
+      </w:r>
+      <w:r>
+        <w:rPr>
+          <w:rFonts w:asciiTheme="minorHAnsi" w:hAnsiTheme="minorHAnsi" w:cstheme="minorHAnsi"/>
+          <w:spacing w:val="-2"/>
+          <w:sz w:val="24"/>
+        </w:rPr>
+        <w:t>.</w:t>
+      </w:r>
+    </w:p>
+    <w:p>
+      <w:pPr>
         <w:spacing w:after="240" w:line="480" w:lineRule="auto"/>
         <w:jc w:val="center"/>
         <w:rPr>
@@ -4746,54 +5257,6 @@
           <w:sz w:val="24"/>
         </w:rPr>
       </w:pPr>
-    </w:p>
-    <w:p>
-      <w:pPr>
-        <w:spacing w:after="240" w:line="480" w:lineRule="auto"/>
-        <w:jc w:val="center"/>
-        <w:rPr>
-          <w:rFonts w:asciiTheme="minorHAnsi" w:hAnsiTheme="minorHAnsi" w:cstheme="minorHAnsi"/>
-          <w:b/>
-          <w:spacing w:val="-2"/>
-          <w:sz w:val="24"/>
-        </w:rPr>
-      </w:pPr>
-    </w:p>
-    <w:p>
-      <w:pPr>
-        <w:spacing w:after="240" w:line="480" w:lineRule="auto"/>
-        <w:jc w:val="center"/>
-        <w:rPr>
-          <w:rFonts w:asciiTheme="minorHAnsi" w:hAnsiTheme="minorHAnsi" w:cstheme="minorHAnsi"/>
-          <w:b/>
-          <w:spacing w:val="-2"/>
-          <w:sz w:val="24"/>
-        </w:rPr>
-      </w:pPr>
-    </w:p>
-    <w:p>
-      <w:pPr>
-        <w:spacing w:after="240" w:line="480" w:lineRule="auto"/>
-        <w:jc w:val="center"/>
-        <w:rPr>
-          <w:rFonts w:asciiTheme="minorHAnsi" w:hAnsiTheme="minorHAnsi" w:cstheme="minorHAnsi"/>
-          <w:b/>
-          <w:spacing w:val="-2"/>
-          <w:sz w:val="24"/>
-        </w:rPr>
-      </w:pPr>
-    </w:p>
-    <w:p>
-      <w:pPr>
-        <w:spacing w:after="240" w:line="480" w:lineRule="auto"/>
-        <w:jc w:val="center"/>
-        <w:rPr>
-          <w:rFonts w:asciiTheme="minorHAnsi" w:hAnsiTheme="minorHAnsi" w:cstheme="minorHAnsi"/>
-          <w:b/>
-          <w:spacing w:val="-2"/>
-          <w:sz w:val="24"/>
-        </w:rPr>
-      </w:pPr>
       <w:r>
         <w:rPr>
           <w:rFonts w:asciiTheme="minorHAnsi" w:hAnsiTheme="minorHAnsi" w:cstheme="minorHAnsi"/>
@@ -4805,8 +5268,8 @@
         </w:rPr>
         <w:lastRenderedPageBreak/>
         <w:drawing>
-          <wp:inline distT="0" distB="0" distL="0" distR="0" wp14:anchorId="6AD81183" wp14:editId="59480B99">
-            <wp:extent cx="6783070" cy="5780405"/>
+          <wp:inline distT="0" distB="0" distL="0" distR="0" wp14:anchorId="6AD81183" wp14:editId="72140941">
+            <wp:extent cx="6080397" cy="5181600"/>
             <wp:effectExtent l="0" t="0" r="0" b="0"/>
             <wp:docPr id="15" name="Imagen 15"/>
             <wp:cNvGraphicFramePr>
@@ -4820,7 +5283,7 @@
                     <pic:cNvPicPr/>
                   </pic:nvPicPr>
                   <pic:blipFill>
-                    <a:blip r:embed="rId18">
+                    <a:blip r:embed="rId17">
                       <a:extLst>
                         <a:ext uri="{28A0092B-C50C-407E-A947-70E740481C1C}">
                           <a14:useLocalDpi xmlns:a14="http://schemas.microsoft.com/office/drawing/2010/main" val="0"/>
@@ -4834,7 +5297,7 @@
                   <pic:spPr>
                     <a:xfrm>
                       <a:off x="0" y="0"/>
-                      <a:ext cx="6783070" cy="5780405"/>
+                      <a:ext cx="6081841" cy="5182831"/>
                     </a:xfrm>
                     <a:prstGeom prst="rect">
                       <a:avLst/>
@@ -4849,6 +5312,85 @@
     </w:p>
     <w:p>
       <w:pPr>
+        <w:rPr>
+          <w:rFonts w:asciiTheme="minorHAnsi" w:hAnsiTheme="minorHAnsi" w:cstheme="minorHAnsi"/>
+          <w:spacing w:val="-2"/>
+          <w:sz w:val="24"/>
+        </w:rPr>
+      </w:pPr>
+      <w:r>
+        <w:rPr>
+          <w:rFonts w:asciiTheme="minorHAnsi" w:hAnsiTheme="minorHAnsi" w:cstheme="minorHAnsi"/>
+          <w:spacing w:val="-2"/>
+          <w:sz w:val="24"/>
+        </w:rPr>
+        <w:t>Método DescargarDocumento, Permite al usuario descargar un documento o archivo adjunto asociado al vale provisional. Construye la ruta física en el servidor combinando el directorio base (~/resources/Direccionzonal/valeprovisional/) con el nombre del archivo recibido (Vdocumento).Se verifica si el archivo realmente existe en el disco usando FileInfo(path).Exists. Si el archivo existe retornara el archivo con el tipo MIME genérico de descarga binaria (application/octet-stream), lo que fuerza la descarga en el navegador.   Si no existe se configura una alerta visual de tipo advertencia (WARNING) indicando que "No se encontró el archivo de contrato" y retorna el resultado sin interrumpir la interfaz.</w:t>
+      </w:r>
+    </w:p>
+    <w:p>
+      <w:pPr>
+        <w:rPr>
+          <w:rFonts w:asciiTheme="minorHAnsi" w:hAnsiTheme="minorHAnsi" w:cstheme="minorHAnsi"/>
+          <w:spacing w:val="-2"/>
+          <w:sz w:val="24"/>
+        </w:rPr>
+      </w:pPr>
+    </w:p>
+    <w:p>
+      <w:pPr>
+        <w:rPr>
+          <w:rFonts w:asciiTheme="minorHAnsi" w:hAnsiTheme="minorHAnsi" w:cstheme="minorHAnsi"/>
+          <w:spacing w:val="-2"/>
+          <w:sz w:val="24"/>
+        </w:rPr>
+      </w:pPr>
+      <w:r>
+        <w:rPr>
+          <w:rFonts w:asciiTheme="minorHAnsi" w:hAnsiTheme="minorHAnsi" w:cstheme="minorHAnsi"/>
+          <w:spacing w:val="-2"/>
+          <w:sz w:val="24"/>
+        </w:rPr>
+        <w:t xml:space="preserve">Método VerHistorial, Consultar la trazabilidad o el registro histórico de cambios de un vale provisional específico. Recibe el identificador único del vale (id).   Llama a la capa de negocio (ValeprovisionalsolBL.Instancia.VerHistorial(id)) para obtener la lista de eventos o estados anteriores.   Retorna los datos empaquetados en un almacén de Ext.NET (this.Store) junto con el conteo total de registros, ideal para poblar una grilla o ventana flotante de historial.  </w:t>
+      </w:r>
+    </w:p>
+    <w:p>
+      <w:pPr>
+        <w:rPr>
+          <w:rFonts w:asciiTheme="minorHAnsi" w:hAnsiTheme="minorHAnsi" w:cstheme="minorHAnsi"/>
+          <w:spacing w:val="-2"/>
+          <w:sz w:val="24"/>
+        </w:rPr>
+      </w:pPr>
+    </w:p>
+    <w:p>
+      <w:pPr>
+        <w:rPr>
+          <w:rFonts w:asciiTheme="minorHAnsi" w:hAnsiTheme="minorHAnsi" w:cstheme="minorHAnsi"/>
+          <w:spacing w:val="-2"/>
+          <w:sz w:val="24"/>
+        </w:rPr>
+      </w:pPr>
+      <w:r>
+        <w:rPr>
+          <w:rFonts w:asciiTheme="minorHAnsi" w:hAnsiTheme="minorHAnsi" w:cstheme="minorHAnsi"/>
+          <w:spacing w:val="-2"/>
+          <w:sz w:val="24"/>
+        </w:rPr>
+        <w:t>Método CambiarEstadovale, Actualizar el estado de un vale provisional (por ejemplo, aprobar, rechazar o anular). Extrae el ID del usuario actual de la sesión y convierte los parámetros de texto de entrada (I_Iidvaleprovisional, I_Iidestado) a enteros.   Invoca el método de negocio CambiarEstadoValeProvisional pasando el ID del vale, el nuevo estado, un mensaje u observación (Vestadovalemsj) y el usuario responsable.   Si el resultado es exitoso (resultado &gt; 0): Muestra una ventana de Éxito y ejecuta automáticamente la función de JavaScript Buscar para refrescar la grilla principal.   Si falla (else): Muestra una alerta de Error indicando "Error en solicitud de cambio".</w:t>
+      </w:r>
+    </w:p>
+    <w:p>
+      <w:pPr>
+        <w:rPr>
+          <w:rFonts w:asciiTheme="minorHAnsi" w:hAnsiTheme="minorHAnsi" w:cstheme="minorHAnsi"/>
+          <w:b/>
+          <w:spacing w:val="-2"/>
+          <w:sz w:val="24"/>
+        </w:rPr>
+      </w:pPr>
+    </w:p>
+    <w:p>
+      <w:pPr>
         <w:spacing w:after="240" w:line="480" w:lineRule="auto"/>
         <w:jc w:val="center"/>
         <w:rPr>
@@ -4858,54 +5400,6 @@
           <w:sz w:val="24"/>
         </w:rPr>
       </w:pPr>
-    </w:p>
-    <w:p>
-      <w:pPr>
-        <w:spacing w:after="240" w:line="480" w:lineRule="auto"/>
-        <w:jc w:val="center"/>
-        <w:rPr>
-          <w:rFonts w:asciiTheme="minorHAnsi" w:hAnsiTheme="minorHAnsi" w:cstheme="minorHAnsi"/>
-          <w:b/>
-          <w:spacing w:val="-2"/>
-          <w:sz w:val="24"/>
-        </w:rPr>
-      </w:pPr>
-    </w:p>
-    <w:p>
-      <w:pPr>
-        <w:spacing w:after="240" w:line="480" w:lineRule="auto"/>
-        <w:jc w:val="center"/>
-        <w:rPr>
-          <w:rFonts w:asciiTheme="minorHAnsi" w:hAnsiTheme="minorHAnsi" w:cstheme="minorHAnsi"/>
-          <w:b/>
-          <w:spacing w:val="-2"/>
-          <w:sz w:val="24"/>
-        </w:rPr>
-      </w:pPr>
-    </w:p>
-    <w:p>
-      <w:pPr>
-        <w:spacing w:after="240" w:line="480" w:lineRule="auto"/>
-        <w:jc w:val="center"/>
-        <w:rPr>
-          <w:rFonts w:asciiTheme="minorHAnsi" w:hAnsiTheme="minorHAnsi" w:cstheme="minorHAnsi"/>
-          <w:b/>
-          <w:spacing w:val="-2"/>
-          <w:sz w:val="24"/>
-        </w:rPr>
-      </w:pPr>
-    </w:p>
-    <w:p>
-      <w:pPr>
-        <w:spacing w:after="240" w:line="480" w:lineRule="auto"/>
-        <w:jc w:val="center"/>
-        <w:rPr>
-          <w:rFonts w:asciiTheme="minorHAnsi" w:hAnsiTheme="minorHAnsi" w:cstheme="minorHAnsi"/>
-          <w:b/>
-          <w:spacing w:val="-2"/>
-          <w:sz w:val="24"/>
-        </w:rPr>
-      </w:pPr>
       <w:r>
         <w:rPr>
           <w:rFonts w:asciiTheme="minorHAnsi" w:hAnsiTheme="minorHAnsi" w:cstheme="minorHAnsi"/>
@@ -4915,7 +5409,6 @@
           <w:sz w:val="24"/>
           <w:lang w:val="es-MX" w:eastAsia="es-MX"/>
         </w:rPr>
-        <w:lastRenderedPageBreak/>
         <w:drawing>
           <wp:inline distT="0" distB="0" distL="0" distR="0" wp14:anchorId="526BC618" wp14:editId="1ED90BB7">
             <wp:extent cx="6783070" cy="5735955"/>
@@ -4932,7 +5425,7 @@
                     <pic:cNvPicPr/>
                   </pic:nvPicPr>
                   <pic:blipFill>
-                    <a:blip r:embed="rId19">
+                    <a:blip r:embed="rId18">
                       <a:extLst>
                         <a:ext uri="{28A0092B-C50C-407E-A947-70E740481C1C}">
                           <a14:useLocalDpi xmlns:a14="http://schemas.microsoft.com/office/drawing/2010/main" val="0"/>
@@ -4973,300 +5466,6 @@
     </w:p>
     <w:p>
       <w:pPr>
-        <w:spacing w:after="240" w:line="480" w:lineRule="auto"/>
-        <w:jc w:val="center"/>
-        <w:rPr>
-          <w:rFonts w:asciiTheme="minorHAnsi" w:hAnsiTheme="minorHAnsi" w:cstheme="minorHAnsi"/>
-          <w:b/>
-          <w:spacing w:val="-2"/>
-          <w:sz w:val="24"/>
-        </w:rPr>
-      </w:pPr>
-    </w:p>
-    <w:p>
-      <w:pPr>
-        <w:spacing w:after="240" w:line="480" w:lineRule="auto"/>
-        <w:jc w:val="center"/>
-        <w:rPr>
-          <w:rFonts w:asciiTheme="minorHAnsi" w:hAnsiTheme="minorHAnsi" w:cstheme="minorHAnsi"/>
-          <w:b/>
-          <w:spacing w:val="-2"/>
-          <w:sz w:val="24"/>
-        </w:rPr>
-      </w:pPr>
-    </w:p>
-    <w:p>
-      <w:pPr>
-        <w:spacing w:after="240" w:line="480" w:lineRule="auto"/>
-        <w:jc w:val="center"/>
-        <w:rPr>
-          <w:rFonts w:asciiTheme="minorHAnsi" w:hAnsiTheme="minorHAnsi" w:cstheme="minorHAnsi"/>
-          <w:b/>
-          <w:spacing w:val="-2"/>
-          <w:sz w:val="24"/>
-        </w:rPr>
-      </w:pPr>
-    </w:p>
-    <w:p>
-      <w:pPr>
-        <w:spacing w:after="240" w:line="480" w:lineRule="auto"/>
-        <w:jc w:val="center"/>
-        <w:rPr>
-          <w:rFonts w:asciiTheme="minorHAnsi" w:hAnsiTheme="minorHAnsi" w:cstheme="minorHAnsi"/>
-          <w:spacing w:val="-2"/>
-          <w:sz w:val="24"/>
-        </w:rPr>
-      </w:pPr>
-      <w:r>
-        <w:rPr>
-          <w:rFonts w:asciiTheme="minorHAnsi" w:hAnsiTheme="minorHAnsi" w:cstheme="minorHAnsi"/>
-          <w:spacing w:val="-2"/>
-          <w:sz w:val="24"/>
-        </w:rPr>
-        <w:lastRenderedPageBreak/>
-        <w:t>Ubicación: siirtp.frontend/Areas/DireccionZonal_CajaChica/Views/</w:t>
-      </w:r>
-      <w:r>
-        <w:rPr>
-          <w:rFonts w:asciiTheme="minorHAnsi" w:hAnsiTheme="minorHAnsi" w:cstheme="minorHAnsi"/>
-          <w:spacing w:val="-2"/>
-          <w:sz w:val="24"/>
-        </w:rPr>
-        <w:t>Valeprovisionalrendicion/Index</w:t>
-      </w:r>
-    </w:p>
-    <w:p>
-      <w:pPr>
-        <w:spacing w:after="240" w:line="480" w:lineRule="auto"/>
-        <w:jc w:val="center"/>
-        <w:rPr>
-          <w:rFonts w:asciiTheme="minorHAnsi" w:hAnsiTheme="minorHAnsi" w:cstheme="minorHAnsi"/>
-          <w:b/>
-          <w:spacing w:val="-2"/>
-          <w:sz w:val="24"/>
-        </w:rPr>
-      </w:pPr>
-      <w:r>
-        <w:rPr>
-          <w:rFonts w:asciiTheme="minorHAnsi" w:hAnsiTheme="minorHAnsi" w:cstheme="minorHAnsi"/>
-          <w:b/>
-          <w:noProof/>
-          <w:spacing w:val="-2"/>
-          <w:sz w:val="24"/>
-          <w:lang w:val="es-MX" w:eastAsia="es-MX"/>
-        </w:rPr>
-        <w:drawing>
-          <wp:inline distT="0" distB="0" distL="0" distR="0" wp14:anchorId="50DC3FB0" wp14:editId="13022182">
-            <wp:extent cx="6783070" cy="3065780"/>
-            <wp:effectExtent l="0" t="0" r="0" b="1270"/>
-            <wp:docPr id="17" name="Imagen 17"/>
-            <wp:cNvGraphicFramePr>
-              <a:graphicFrameLocks xmlns:a="http://schemas.openxmlformats.org/drawingml/2006/main" noChangeAspect="1"/>
-            </wp:cNvGraphicFramePr>
-            <a:graphic xmlns:a="http://schemas.openxmlformats.org/drawingml/2006/main">
-              <a:graphicData uri="http://schemas.openxmlformats.org/drawingml/2006/picture">
-                <pic:pic xmlns:pic="http://schemas.openxmlformats.org/drawingml/2006/picture">
-                  <pic:nvPicPr>
-                    <pic:cNvPr id="17" name="Valeprovisionarrendicion index.png"/>
-                    <pic:cNvPicPr/>
-                  </pic:nvPicPr>
-                  <pic:blipFill>
-                    <a:blip r:embed="rId20">
-                      <a:extLst>
-                        <a:ext uri="{28A0092B-C50C-407E-A947-70E740481C1C}">
-                          <a14:useLocalDpi xmlns:a14="http://schemas.microsoft.com/office/drawing/2010/main" val="0"/>
-                        </a:ext>
-                      </a:extLst>
-                    </a:blip>
-                    <a:stretch>
-                      <a:fillRect/>
-                    </a:stretch>
-                  </pic:blipFill>
-                  <pic:spPr>
-                    <a:xfrm>
-                      <a:off x="0" y="0"/>
-                      <a:ext cx="6783070" cy="3065780"/>
-                    </a:xfrm>
-                    <a:prstGeom prst="rect">
-                      <a:avLst/>
-                    </a:prstGeom>
-                  </pic:spPr>
-                </pic:pic>
-              </a:graphicData>
-            </a:graphic>
-          </wp:inline>
-        </w:drawing>
-      </w:r>
-    </w:p>
-    <w:p>
-      <w:pPr>
-        <w:spacing w:after="240" w:line="480" w:lineRule="auto"/>
-        <w:jc w:val="center"/>
-        <w:rPr>
-          <w:rFonts w:asciiTheme="minorHAnsi" w:hAnsiTheme="minorHAnsi" w:cstheme="minorHAnsi"/>
-          <w:b/>
-          <w:spacing w:val="-2"/>
-          <w:sz w:val="24"/>
-        </w:rPr>
-      </w:pPr>
-    </w:p>
-    <w:p>
-      <w:pPr>
-        <w:rPr>
-          <w:rFonts w:asciiTheme="minorHAnsi" w:hAnsiTheme="minorHAnsi" w:cstheme="minorHAnsi"/>
-          <w:sz w:val="24"/>
-        </w:rPr>
-      </w:pPr>
-    </w:p>
-    <w:p>
-      <w:pPr>
-        <w:rPr>
-          <w:rFonts w:asciiTheme="minorHAnsi" w:hAnsiTheme="minorHAnsi" w:cstheme="minorHAnsi"/>
-          <w:sz w:val="24"/>
-        </w:rPr>
-      </w:pPr>
-    </w:p>
-    <w:p>
-      <w:pPr>
-        <w:rPr>
-          <w:rFonts w:asciiTheme="minorHAnsi" w:hAnsiTheme="minorHAnsi" w:cstheme="minorHAnsi"/>
-          <w:sz w:val="24"/>
-        </w:rPr>
-      </w:pPr>
-    </w:p>
-    <w:p>
-      <w:pPr>
-        <w:rPr>
-          <w:rFonts w:asciiTheme="minorHAnsi" w:hAnsiTheme="minorHAnsi" w:cstheme="minorHAnsi"/>
-          <w:sz w:val="24"/>
-        </w:rPr>
-      </w:pPr>
-    </w:p>
-    <w:p>
-      <w:pPr>
-        <w:rPr>
-          <w:rFonts w:asciiTheme="minorHAnsi" w:hAnsiTheme="minorHAnsi" w:cstheme="minorHAnsi"/>
-          <w:sz w:val="24"/>
-        </w:rPr>
-      </w:pPr>
-    </w:p>
-    <w:p>
-      <w:pPr>
-        <w:rPr>
-          <w:rFonts w:asciiTheme="minorHAnsi" w:hAnsiTheme="minorHAnsi" w:cstheme="minorHAnsi"/>
-          <w:sz w:val="24"/>
-        </w:rPr>
-      </w:pPr>
-    </w:p>
-    <w:p>
-      <w:pPr>
-        <w:rPr>
-          <w:rFonts w:asciiTheme="minorHAnsi" w:hAnsiTheme="minorHAnsi" w:cstheme="minorHAnsi"/>
-          <w:sz w:val="24"/>
-        </w:rPr>
-      </w:pPr>
-    </w:p>
-    <w:p>
-      <w:pPr>
-        <w:rPr>
-          <w:rFonts w:asciiTheme="minorHAnsi" w:hAnsiTheme="minorHAnsi" w:cstheme="minorHAnsi"/>
-          <w:sz w:val="24"/>
-        </w:rPr>
-      </w:pPr>
-    </w:p>
-    <w:p>
-      <w:pPr>
-        <w:rPr>
-          <w:rFonts w:asciiTheme="minorHAnsi" w:hAnsiTheme="minorHAnsi" w:cstheme="minorHAnsi"/>
-          <w:sz w:val="24"/>
-        </w:rPr>
-      </w:pPr>
-    </w:p>
-    <w:p>
-      <w:pPr>
-        <w:rPr>
-          <w:rFonts w:asciiTheme="minorHAnsi" w:hAnsiTheme="minorHAnsi" w:cstheme="minorHAnsi"/>
-          <w:sz w:val="24"/>
-        </w:rPr>
-      </w:pPr>
-    </w:p>
-    <w:p>
-      <w:pPr>
-        <w:rPr>
-          <w:rFonts w:asciiTheme="minorHAnsi" w:hAnsiTheme="minorHAnsi" w:cstheme="minorHAnsi"/>
-          <w:sz w:val="24"/>
-        </w:rPr>
-      </w:pPr>
-    </w:p>
-    <w:p>
-      <w:pPr>
-        <w:rPr>
-          <w:rFonts w:asciiTheme="minorHAnsi" w:hAnsiTheme="minorHAnsi" w:cstheme="minorHAnsi"/>
-          <w:sz w:val="24"/>
-        </w:rPr>
-      </w:pPr>
-    </w:p>
-    <w:p>
-      <w:pPr>
-        <w:rPr>
-          <w:rFonts w:asciiTheme="minorHAnsi" w:hAnsiTheme="minorHAnsi" w:cstheme="minorHAnsi"/>
-          <w:sz w:val="24"/>
-        </w:rPr>
-      </w:pPr>
-    </w:p>
-    <w:p>
-      <w:pPr>
-        <w:rPr>
-          <w:rFonts w:asciiTheme="minorHAnsi" w:hAnsiTheme="minorHAnsi" w:cstheme="minorHAnsi"/>
-          <w:sz w:val="24"/>
-        </w:rPr>
-      </w:pPr>
-    </w:p>
-    <w:p>
-      <w:pPr>
-        <w:rPr>
-          <w:rFonts w:asciiTheme="minorHAnsi" w:hAnsiTheme="minorHAnsi" w:cstheme="minorHAnsi"/>
-          <w:sz w:val="24"/>
-        </w:rPr>
-      </w:pPr>
-    </w:p>
-    <w:p>
-      <w:pPr>
-        <w:rPr>
-          <w:rFonts w:asciiTheme="minorHAnsi" w:hAnsiTheme="minorHAnsi" w:cstheme="minorHAnsi"/>
-          <w:sz w:val="24"/>
-        </w:rPr>
-      </w:pPr>
-    </w:p>
-    <w:p>
-      <w:pPr>
-        <w:jc w:val="center"/>
-        <w:rPr>
-          <w:rFonts w:asciiTheme="minorHAnsi" w:hAnsiTheme="minorHAnsi" w:cstheme="minorHAnsi"/>
-          <w:sz w:val="24"/>
-        </w:rPr>
-      </w:pPr>
-    </w:p>
-    <w:p>
-      <w:pPr>
-        <w:jc w:val="center"/>
-        <w:rPr>
-          <w:rFonts w:asciiTheme="minorHAnsi" w:hAnsiTheme="minorHAnsi" w:cstheme="minorHAnsi"/>
-          <w:sz w:val="24"/>
-        </w:rPr>
-      </w:pPr>
-    </w:p>
-    <w:p>
-      <w:pPr>
-        <w:jc w:val="center"/>
-        <w:rPr>
-          <w:rFonts w:asciiTheme="minorHAnsi" w:hAnsiTheme="minorHAnsi" w:cstheme="minorHAnsi"/>
-          <w:sz w:val="24"/>
-        </w:rPr>
-      </w:pPr>
-    </w:p>
-    <w:p>
-      <w:pPr>
         <w:jc w:val="center"/>
         <w:rPr>
           <w:rFonts w:asciiTheme="minorHAnsi" w:hAnsiTheme="minorHAnsi" w:cstheme="minorHAnsi"/>
@@ -5280,6 +5479,113 @@
         </w:rPr>
         <w:lastRenderedPageBreak/>
         <w:t>Ubicación: siirtp.frontend/resources/js/Direccionzonal/provisional.js</w:t>
+      </w:r>
+    </w:p>
+    <w:p>
+      <w:pPr>
+        <w:jc w:val="both"/>
+        <w:rPr>
+          <w:rFonts w:asciiTheme="minorHAnsi" w:hAnsiTheme="minorHAnsi" w:cstheme="minorHAnsi"/>
+          <w:sz w:val="24"/>
+        </w:rPr>
+      </w:pPr>
+      <w:r>
+        <w:rPr>
+          <w:rFonts w:asciiTheme="minorHAnsi" w:hAnsiTheme="minorHAnsi" w:cstheme="minorHAnsi"/>
+          <w:sz w:val="24"/>
+        </w:rPr>
+        <w:t>La función Aprobar() gestiona la aprobación o cambio de estado de los vales provisionales seleccionados desde una grilla (Grid) en la interfaz de usuario de ExtJS/Ext.NET.</w:t>
+      </w:r>
+    </w:p>
+    <w:p>
+      <w:pPr>
+        <w:jc w:val="both"/>
+        <w:rPr>
+          <w:rFonts w:asciiTheme="minorHAnsi" w:hAnsiTheme="minorHAnsi" w:cstheme="minorHAnsi"/>
+          <w:sz w:val="24"/>
+        </w:rPr>
+      </w:pPr>
+      <w:r>
+        <w:rPr>
+          <w:rFonts w:asciiTheme="minorHAnsi" w:hAnsiTheme="minorHAnsi" w:cstheme="minorHAnsi"/>
+          <w:sz w:val="24"/>
+        </w:rPr>
+        <w:t xml:space="preserve">Validación de Selección en la Grilla Captura el componente de la grilla ('Grid'), obtiene los elementos seleccionados por el usuario mediante el modelo de selección y cuenta cuántos registros están marcados. Si no hay ningún registro seleccionado (countSeleccionado &lt;= 0), salta al bloque else y muestra una ventana emergente de error advirtiendo: "Seleccione al menos un registro".  </w:t>
+      </w:r>
+    </w:p>
+    <w:p>
+      <w:pPr>
+        <w:jc w:val="both"/>
+        <w:rPr>
+          <w:rFonts w:asciiTheme="minorHAnsi" w:hAnsiTheme="minorHAnsi" w:cstheme="minorHAnsi"/>
+          <w:sz w:val="24"/>
+        </w:rPr>
+      </w:pPr>
+    </w:p>
+    <w:p>
+      <w:pPr>
+        <w:jc w:val="both"/>
+        <w:rPr>
+          <w:rFonts w:asciiTheme="minorHAnsi" w:hAnsiTheme="minorHAnsi" w:cstheme="minorHAnsi"/>
+          <w:sz w:val="24"/>
+        </w:rPr>
+      </w:pPr>
+      <w:r>
+        <w:rPr>
+          <w:rFonts w:asciiTheme="minorHAnsi" w:hAnsiTheme="minorHAnsi" w:cstheme="minorHAnsi"/>
+          <w:sz w:val="24"/>
+        </w:rPr>
+        <w:t xml:space="preserve">Cuadro de Confirmación, despliega un cuadro de diálogo de confirmación preguntando al usuario si desea proceder.   Callback: Evalúa la respuesta del usuario. Si hace clic en "Sí" (btn === 'yes'), ejecuta la lógica interna para procesar la aprobación.  </w:t>
+      </w:r>
+    </w:p>
+    <w:p>
+      <w:pPr>
+        <w:jc w:val="both"/>
+        <w:rPr>
+          <w:rFonts w:asciiTheme="minorHAnsi" w:hAnsiTheme="minorHAnsi" w:cstheme="minorHAnsi"/>
+          <w:sz w:val="24"/>
+        </w:rPr>
+      </w:pPr>
+    </w:p>
+    <w:p>
+      <w:pPr>
+        <w:jc w:val="both"/>
+        <w:rPr>
+          <w:rFonts w:asciiTheme="minorHAnsi" w:hAnsiTheme="minorHAnsi" w:cstheme="minorHAnsi"/>
+          <w:sz w:val="24"/>
+        </w:rPr>
+      </w:pPr>
+      <w:r>
+        <w:rPr>
+          <w:rFonts w:asciiTheme="minorHAnsi" w:hAnsiTheme="minorHAnsi" w:cstheme="minorHAnsi"/>
+          <w:sz w:val="24"/>
+        </w:rPr>
+        <w:t xml:space="preserve">Cambio de Estado, Obtiene el ID del vale provisional y el estado actual del componente (GetIidestado). Verifica el estado actual, si se cumple esta condición, define el nuevo estado que representa la aprobación y asigna el mensaje descriptivo 'Vale Aprobado'. De lo contrario, deja el mensaje vacío.   </w:t>
+      </w:r>
+    </w:p>
+    <w:p>
+      <w:pPr>
+        <w:jc w:val="both"/>
+        <w:rPr>
+          <w:rFonts w:asciiTheme="minorHAnsi" w:hAnsiTheme="minorHAnsi" w:cstheme="minorHAnsi"/>
+          <w:sz w:val="24"/>
+        </w:rPr>
+      </w:pPr>
+    </w:p>
+    <w:p>
+      <w:pPr>
+        <w:jc w:val="both"/>
+        <w:rPr>
+          <w:rFonts w:asciiTheme="minorHAnsi" w:hAnsiTheme="minorHAnsi" w:cstheme="minorHAnsi"/>
+          <w:sz w:val="24"/>
+        </w:rPr>
+      </w:pPr>
+      <w:r>
+        <w:rPr>
+          <w:rFonts w:asciiTheme="minorHAnsi" w:hAnsiTheme="minorHAnsi" w:cstheme="minorHAnsi"/>
+          <w:sz w:val="24"/>
+        </w:rPr>
+        <w:t>Petición al Servidor - DirectMethod, Realiza una petición asíncrona directa al servidor (Ext.net.DirectMethod.request) llamando al método del controlador llamado CambiarEstadovale, enviando como parámetros el ID del vale, el nuevo estado numérico y el mensaje descriptivo configurado previamente</w:t>
       </w:r>
     </w:p>
     <w:p>
@@ -5328,7 +5634,7 @@
                     <pic:cNvPicPr/>
                   </pic:nvPicPr>
                   <pic:blipFill>
-                    <a:blip r:embed="rId21">
+                    <a:blip r:embed="rId19">
                       <a:extLst>
                         <a:ext uri="{28A0092B-C50C-407E-A947-70E740481C1C}">
                           <a14:useLocalDpi xmlns:a14="http://schemas.microsoft.com/office/drawing/2010/main" val="0"/>
@@ -5371,15 +5677,87 @@
           <w:spacing w:val="-2"/>
           <w:sz w:val="24"/>
         </w:rPr>
-        <w:t xml:space="preserve">Ubicación: </w:t>
-      </w:r>
-      <w:r>
-        <w:rPr>
-          <w:rFonts w:asciiTheme="minorHAnsi" w:hAnsiTheme="minorHAnsi" w:cstheme="minorHAnsi"/>
-          <w:spacing w:val="-2"/>
-          <w:sz w:val="24"/>
-        </w:rPr>
-        <w:t>siirtp.frontend/Areas/DireccionZonal_CajaChica/View/Valeprovisionalrendicion/_Busqueda</w:t>
+        <w:lastRenderedPageBreak/>
+        <w:t>Ubicación: siirtp.frontend/Areas/DireccionZonal_Administrador</w:t>
+      </w:r>
+      <w:r>
+        <w:rPr>
+          <w:rFonts w:asciiTheme="minorHAnsi" w:hAnsiTheme="minorHAnsi" w:cstheme="minorHAnsi"/>
+          <w:spacing w:val="-2"/>
+          <w:sz w:val="24"/>
+        </w:rPr>
+        <w:t>/Controllers/EmpleadodzController</w:t>
+      </w:r>
+    </w:p>
+    <w:p>
+      <w:pPr>
+        <w:jc w:val="both"/>
+        <w:rPr>
+          <w:rFonts w:asciiTheme="minorHAnsi" w:hAnsiTheme="minorHAnsi" w:cstheme="minorHAnsi"/>
+          <w:spacing w:val="-2"/>
+          <w:sz w:val="24"/>
+        </w:rPr>
+      </w:pPr>
+      <w:r>
+        <w:rPr>
+          <w:rFonts w:asciiTheme="minorHAnsi" w:hAnsiTheme="minorHAnsi" w:cstheme="minorHAnsi"/>
+          <w:b/>
+          <w:spacing w:val="-2"/>
+          <w:sz w:val="24"/>
+        </w:rPr>
+        <w:t>Método Guardar,</w:t>
+      </w:r>
+      <w:r>
+        <w:rPr>
+          <w:rFonts w:asciiTheme="minorHAnsi" w:hAnsiTheme="minorHAnsi" w:cstheme="minorHAnsi"/>
+          <w:spacing w:val="-2"/>
+          <w:sz w:val="24"/>
+        </w:rPr>
+        <w:t xml:space="preserve"> Recibe los datos enviados desde un formulario web para registrar o insertar un nuevo elemento, gestionando las alertas visuales en la interfaz según el código de respuesta devuelto por la base de datos. Extrae de la sesión actual (userSession) el identificador del usuario autenticado y lo asigna al modelo (param.Iidusuarioactualiza).  Llama a la capa  mediante EmpleadodzBL.Instancia.Nuevo(param), la cual procesa la inserción y retorna un número entero (resultado).  La estructura switch case -1 Muestra una ventana emergente de Error ("Ha ocurrido un problema").   case 0: Muestra un aviso de Error ("Los datos ya existen").   default Muestra una ventana de Éxito ("Se guardó satisfactoriamente") y ejecuta de manera automática una función JavaScript del cliente llamada Buscar (Fn = new JFunction() { Fn = "Buscar" }) para refrescar la tabla o grilla.</w:t>
+      </w:r>
+    </w:p>
+    <w:p>
+      <w:pPr>
+        <w:jc w:val="both"/>
+        <w:rPr>
+          <w:rFonts w:asciiTheme="minorHAnsi" w:hAnsiTheme="minorHAnsi" w:cstheme="minorHAnsi"/>
+          <w:spacing w:val="-2"/>
+          <w:sz w:val="24"/>
+        </w:rPr>
+      </w:pPr>
+      <w:r>
+        <w:rPr>
+          <w:rFonts w:asciiTheme="minorHAnsi" w:hAnsiTheme="minorHAnsi" w:cstheme="minorHAnsi"/>
+          <w:b/>
+          <w:spacing w:val="-2"/>
+          <w:sz w:val="24"/>
+        </w:rPr>
+        <w:t>Método Listardz</w:t>
+      </w:r>
+      <w:r>
+        <w:rPr>
+          <w:rFonts w:asciiTheme="minorHAnsi" w:hAnsiTheme="minorHAnsi" w:cstheme="minorHAnsi"/>
+          <w:b/>
+          <w:spacing w:val="-2"/>
+          <w:sz w:val="24"/>
+        </w:rPr>
+        <w:t>,</w:t>
+      </w:r>
+      <w:r>
+        <w:rPr>
+          <w:rFonts w:asciiTheme="minorHAnsi" w:hAnsiTheme="minorHAnsi" w:cstheme="minorHAnsi"/>
+          <w:spacing w:val="-2"/>
+          <w:sz w:val="24"/>
+        </w:rPr>
+        <w:t xml:space="preserve"> </w:t>
+      </w:r>
+      <w:r>
+        <w:rPr>
+          <w:rFonts w:asciiTheme="minorHAnsi" w:hAnsiTheme="minorHAnsi" w:cstheme="minorHAnsi"/>
+          <w:spacing w:val="-2"/>
+          <w:sz w:val="24"/>
+        </w:rPr>
+        <w:t>Provee datos estructurados y paginados a una grilla (GridPanel) en la interfaz de usuario utilizando componentes de Ext.NET. Lee los parámetros de inicio de página enviados por el componente visual (parameters.Start) y establece un límite predeterminado de 25 registros por página. Llama a EmpleadodzBL.Instancia.Listardz(...) para obtener los registros y el total de elementos.  Retorna un objeto contenedor de tipo Paging&lt;T&gt;, empaquetando la lista de elementos (Listarvp[1]) junto con el conteo total de registros convertidos a entero (Int32.Parse(Listarvp[0].ToString())), permitiendo que la paginación de la tabla funcione correctamente en el navegador.</w:t>
       </w:r>
     </w:p>
     <w:p>
@@ -5389,24 +5767,41 @@
         <w:rPr>
           <w:rFonts w:asciiTheme="minorHAnsi" w:hAnsiTheme="minorHAnsi" w:cstheme="minorHAnsi"/>
           <w:b/>
-          <w:spacing w:val="-2"/>
-          <w:sz w:val="24"/>
-        </w:rPr>
-      </w:pPr>
-      <w:r>
-        <w:rPr>
-          <w:rFonts w:asciiTheme="minorHAnsi" w:hAnsiTheme="minorHAnsi" w:cstheme="minorHAnsi"/>
-          <w:b/>
           <w:noProof/>
           <w:spacing w:val="-2"/>
           <w:sz w:val="24"/>
           <w:lang w:val="es-MX" w:eastAsia="es-MX"/>
         </w:rPr>
+      </w:pPr>
+    </w:p>
+    <w:p>
+      <w:pPr>
+        <w:spacing w:after="240" w:line="480" w:lineRule="auto"/>
+        <w:jc w:val="center"/>
+        <w:rPr>
+          <w:rFonts w:asciiTheme="minorHAnsi" w:hAnsiTheme="minorHAnsi" w:cstheme="minorHAnsi"/>
+          <w:b/>
+          <w:noProof/>
+          <w:spacing w:val="-2"/>
+          <w:sz w:val="24"/>
+          <w:lang w:val="es-MX" w:eastAsia="es-MX"/>
+        </w:rPr>
+      </w:pPr>
+      <w:r>
+        <w:rPr>
+          <w:rFonts w:asciiTheme="minorHAnsi" w:hAnsiTheme="minorHAnsi" w:cstheme="minorHAnsi"/>
+          <w:b/>
+          <w:noProof/>
+          <w:spacing w:val="-2"/>
+          <w:sz w:val="24"/>
+          <w:lang w:val="es-MX" w:eastAsia="es-MX"/>
+        </w:rPr>
+        <w:lastRenderedPageBreak/>
         <w:drawing>
-          <wp:inline distT="0" distB="0" distL="0" distR="0" wp14:anchorId="46CF0E45" wp14:editId="5B0D7469">
-            <wp:extent cx="6783070" cy="2313305"/>
-            <wp:effectExtent l="0" t="0" r="6350" b="0"/>
-            <wp:docPr id="20" name="Imagen 20"/>
+          <wp:inline distT="0" distB="0" distL="0" distR="0" wp14:anchorId="7C0F573E" wp14:editId="5383B196">
+            <wp:extent cx="6661150" cy="5860415"/>
+            <wp:effectExtent l="0" t="0" r="6350" b="6985"/>
+            <wp:docPr id="11" name="Imagen 11"/>
             <wp:cNvGraphicFramePr>
               <a:graphicFrameLocks xmlns:a="http://schemas.openxmlformats.org/drawingml/2006/main" noChangeAspect="1"/>
             </wp:cNvGraphicFramePr>
@@ -5414,17 +5809,11 @@
               <a:graphicData uri="http://schemas.openxmlformats.org/drawingml/2006/picture">
                 <pic:pic xmlns:pic="http://schemas.openxmlformats.org/drawingml/2006/picture">
                   <pic:nvPicPr>
-                    <pic:cNvPr id="20" name="Valeprovisionalrendicion busqueda.png"/>
+                    <pic:cNvPr id="1" name=""/>
                     <pic:cNvPicPr/>
                   </pic:nvPicPr>
                   <pic:blipFill>
-                    <a:blip r:embed="rId22">
-                      <a:extLst>
-                        <a:ext uri="{28A0092B-C50C-407E-A947-70E740481C1C}">
-                          <a14:useLocalDpi xmlns:a14="http://schemas.microsoft.com/office/drawing/2010/main" val="0"/>
-                        </a:ext>
-                      </a:extLst>
-                    </a:blip>
+                    <a:blip r:embed="rId20"/>
                     <a:stretch>
                       <a:fillRect/>
                     </a:stretch>
@@ -5432,7 +5821,7 @@
                   <pic:spPr>
                     <a:xfrm>
                       <a:off x="0" y="0"/>
-                      <a:ext cx="6783070" cy="2313305"/>
+                      <a:ext cx="6661150" cy="5860415"/>
                     </a:xfrm>
                     <a:prstGeom prst="rect">
                       <a:avLst/>
@@ -5448,49 +5837,16 @@
     <w:p>
       <w:pPr>
         <w:spacing w:after="240" w:line="480" w:lineRule="auto"/>
-        <w:rPr>
-          <w:rFonts w:asciiTheme="minorHAnsi" w:hAnsiTheme="minorHAnsi" w:cstheme="minorHAnsi"/>
-          <w:b/>
-          <w:spacing w:val="-2"/>
-          <w:sz w:val="24"/>
-        </w:rPr>
-      </w:pPr>
-      <w:r>
-        <w:rPr>
-          <w:rFonts w:asciiTheme="minorHAnsi" w:hAnsiTheme="minorHAnsi" w:cstheme="minorHAnsi"/>
-          <w:b/>
-          <w:spacing w:val="-2"/>
-          <w:sz w:val="24"/>
-        </w:rPr>
-        <w:lastRenderedPageBreak/>
-        <w:t>Actualización de Empleado DZ</w:t>
-      </w:r>
-    </w:p>
-    <w:p>
-      <w:pPr>
-        <w:spacing w:after="240" w:line="480" w:lineRule="auto"/>
-        <w:rPr>
-          <w:rFonts w:asciiTheme="minorHAnsi" w:hAnsiTheme="minorHAnsi" w:cstheme="minorHAnsi"/>
-          <w:spacing w:val="-2"/>
-          <w:sz w:val="24"/>
-        </w:rPr>
-      </w:pPr>
-      <w:r>
-        <w:rPr>
-          <w:rFonts w:asciiTheme="minorHAnsi" w:hAnsiTheme="minorHAnsi" w:cstheme="minorHAnsi"/>
-          <w:spacing w:val="-2"/>
-          <w:sz w:val="24"/>
-        </w:rPr>
-        <w:t>Ubicación: siirtp.frontend/Areas/DireccionZonal_Administrador</w:t>
-      </w:r>
-      <w:r>
-        <w:rPr>
-          <w:rFonts w:asciiTheme="minorHAnsi" w:hAnsiTheme="minorHAnsi" w:cstheme="minorHAnsi"/>
-          <w:spacing w:val="-2"/>
-          <w:sz w:val="24"/>
-        </w:rPr>
-        <w:t>/Controllers/EmpleadodzController</w:t>
-      </w:r>
+        <w:jc w:val="center"/>
+        <w:rPr>
+          <w:rFonts w:asciiTheme="minorHAnsi" w:hAnsiTheme="minorHAnsi" w:cstheme="minorHAnsi"/>
+          <w:b/>
+          <w:noProof/>
+          <w:spacing w:val="-2"/>
+          <w:sz w:val="24"/>
+          <w:lang w:val="es-MX" w:eastAsia="es-MX"/>
+        </w:rPr>
+      </w:pPr>
     </w:p>
     <w:p>
       <w:pPr>
@@ -5499,24 +5855,239 @@
         <w:rPr>
           <w:rFonts w:asciiTheme="minorHAnsi" w:hAnsiTheme="minorHAnsi" w:cstheme="minorHAnsi"/>
           <w:b/>
-          <w:spacing w:val="-2"/>
-          <w:sz w:val="24"/>
-        </w:rPr>
-      </w:pPr>
-      <w:r>
-        <w:rPr>
-          <w:rFonts w:asciiTheme="minorHAnsi" w:hAnsiTheme="minorHAnsi" w:cstheme="minorHAnsi"/>
-          <w:b/>
           <w:noProof/>
           <w:spacing w:val="-2"/>
           <w:sz w:val="24"/>
           <w:lang w:val="es-MX" w:eastAsia="es-MX"/>
         </w:rPr>
+      </w:pPr>
+    </w:p>
+    <w:p>
+      <w:pPr>
+        <w:spacing w:after="240" w:line="480" w:lineRule="auto"/>
+        <w:jc w:val="center"/>
+        <w:rPr>
+          <w:rFonts w:asciiTheme="minorHAnsi" w:hAnsiTheme="minorHAnsi" w:cstheme="minorHAnsi"/>
+          <w:b/>
+          <w:spacing w:val="-2"/>
+          <w:sz w:val="24"/>
+        </w:rPr>
+      </w:pPr>
+    </w:p>
+    <w:p>
+      <w:pPr>
+        <w:spacing w:after="240" w:line="480" w:lineRule="auto"/>
+        <w:jc w:val="center"/>
+        <w:rPr>
+          <w:rFonts w:asciiTheme="minorHAnsi" w:hAnsiTheme="minorHAnsi" w:cstheme="minorHAnsi"/>
+          <w:b/>
+          <w:spacing w:val="-2"/>
+          <w:sz w:val="24"/>
+        </w:rPr>
+      </w:pPr>
+    </w:p>
+    <w:p>
+      <w:pPr>
+        <w:rPr>
+          <w:rFonts w:asciiTheme="minorHAnsi" w:hAnsiTheme="minorHAnsi" w:cstheme="minorHAnsi"/>
+          <w:sz w:val="24"/>
+        </w:rPr>
+      </w:pPr>
+    </w:p>
+    <w:p>
+      <w:pPr>
+        <w:jc w:val="center"/>
+        <w:rPr>
+          <w:rFonts w:asciiTheme="minorHAnsi" w:hAnsiTheme="minorHAnsi" w:cstheme="minorHAnsi"/>
+          <w:sz w:val="24"/>
+        </w:rPr>
+      </w:pPr>
+    </w:p>
+    <w:p>
+      <w:pPr>
+        <w:spacing w:after="240" w:line="480" w:lineRule="auto"/>
+        <w:jc w:val="center"/>
+        <w:rPr>
+          <w:rFonts w:asciiTheme="minorHAnsi" w:hAnsiTheme="minorHAnsi" w:cstheme="minorHAnsi"/>
+          <w:spacing w:val="-2"/>
+          <w:sz w:val="24"/>
+        </w:rPr>
+      </w:pPr>
+      <w:r>
+        <w:rPr>
+          <w:rFonts w:asciiTheme="minorHAnsi" w:hAnsiTheme="minorHAnsi" w:cstheme="minorHAnsi"/>
+          <w:spacing w:val="-2"/>
+          <w:sz w:val="24"/>
+        </w:rPr>
+        <w:t>Ubicación: siirtp.transversal</w:t>
+      </w:r>
+      <w:r>
+        <w:rPr>
+          <w:rFonts w:asciiTheme="minorHAnsi" w:hAnsiTheme="minorHAnsi" w:cstheme="minorHAnsi"/>
+          <w:spacing w:val="-2"/>
+          <w:sz w:val="24"/>
+        </w:rPr>
+        <w:t>.Entities/Direccionzonal/EmpleadodzCLS</w:t>
+      </w:r>
+    </w:p>
+    <w:p>
+      <w:pPr>
+        <w:jc w:val="both"/>
+        <w:rPr>
+          <w:rFonts w:asciiTheme="minorHAnsi" w:hAnsiTheme="minorHAnsi" w:cstheme="minorHAnsi"/>
+          <w:spacing w:val="-2"/>
+          <w:sz w:val="24"/>
+        </w:rPr>
+      </w:pPr>
+      <w:r>
+        <w:rPr>
+          <w:rFonts w:asciiTheme="minorHAnsi" w:hAnsiTheme="minorHAnsi" w:cstheme="minorHAnsi"/>
+          <w:spacing w:val="-2"/>
+          <w:sz w:val="24"/>
+        </w:rPr>
+        <w:t>Se define dos clases que contienen las propiedades para la gestión de direcciones zonales de empleados</w:t>
+      </w:r>
+    </w:p>
+    <w:p>
+      <w:pPr>
+        <w:jc w:val="both"/>
+        <w:rPr>
+          <w:rFonts w:asciiTheme="minorHAnsi" w:hAnsiTheme="minorHAnsi" w:cstheme="minorHAnsi"/>
+          <w:spacing w:val="-2"/>
+          <w:sz w:val="24"/>
+        </w:rPr>
+      </w:pPr>
+      <w:r>
+        <w:rPr>
+          <w:rFonts w:asciiTheme="minorHAnsi" w:hAnsiTheme="minorHAnsi" w:cstheme="minorHAnsi"/>
+          <w:b/>
+          <w:spacing w:val="-2"/>
+          <w:sz w:val="24"/>
+        </w:rPr>
+        <w:t>Clase Leerempleadodz_grabarCLS,</w:t>
+      </w:r>
+      <w:r>
+        <w:rPr>
+          <w:rFonts w:asciiTheme="minorHAnsi" w:hAnsiTheme="minorHAnsi" w:cstheme="minorHAnsi"/>
+          <w:spacing w:val="-2"/>
+          <w:sz w:val="24"/>
+        </w:rPr>
+        <w:t xml:space="preserve"> Esta clase está diseñada para capturar y transportar los datos necesarios cuando se registra, inserta o actualiza un elemento en la base de datos. Contiene propiedades con métodos automáticos de lectura y escritura ({ get; set; }):</w:t>
+      </w:r>
+    </w:p>
+    <w:p>
+      <w:pPr>
+        <w:jc w:val="both"/>
+        <w:rPr>
+          <w:rFonts w:asciiTheme="minorHAnsi" w:hAnsiTheme="minorHAnsi" w:cstheme="minorHAnsi"/>
+          <w:spacing w:val="-2"/>
+          <w:sz w:val="24"/>
+        </w:rPr>
+      </w:pPr>
+    </w:p>
+    <w:p>
+      <w:pPr>
+        <w:jc w:val="both"/>
+        <w:rPr>
+          <w:rFonts w:asciiTheme="minorHAnsi" w:hAnsiTheme="minorHAnsi" w:cstheme="minorHAnsi"/>
+          <w:spacing w:val="-2"/>
+          <w:sz w:val="24"/>
+        </w:rPr>
+      </w:pPr>
+      <w:r>
+        <w:rPr>
+          <w:rFonts w:asciiTheme="minorHAnsi" w:hAnsiTheme="minorHAnsi" w:cstheme="minorHAnsi"/>
+          <w:b/>
+          <w:spacing w:val="-2"/>
+          <w:sz w:val="24"/>
+        </w:rPr>
+        <w:t>Clase Leermostrar_grillaCLS,</w:t>
+      </w:r>
+      <w:r>
+        <w:rPr>
+          <w:rFonts w:asciiTheme="minorHAnsi" w:hAnsiTheme="minorHAnsi" w:cstheme="minorHAnsi"/>
+          <w:spacing w:val="-2"/>
+          <w:sz w:val="24"/>
+        </w:rPr>
+        <w:t xml:space="preserve"> Esta clase mapea y estructura los datos que se obtienen desde la base de datos para ser mostrados directamente en una tabla o grilla (GridPanel)</w:t>
+      </w:r>
+      <w:r>
+        <w:rPr>
+          <w:rFonts w:asciiTheme="minorHAnsi" w:hAnsiTheme="minorHAnsi" w:cstheme="minorHAnsi"/>
+          <w:spacing w:val="-2"/>
+          <w:sz w:val="24"/>
+        </w:rPr>
+        <w:t>.</w:t>
+      </w:r>
+    </w:p>
+    <w:p>
+      <w:pPr>
+        <w:jc w:val="both"/>
+        <w:rPr>
+          <w:rFonts w:asciiTheme="minorHAnsi" w:hAnsiTheme="minorHAnsi" w:cstheme="minorHAnsi"/>
+          <w:spacing w:val="-2"/>
+          <w:sz w:val="24"/>
+        </w:rPr>
+      </w:pPr>
+    </w:p>
+    <w:p>
+      <w:pPr>
+        <w:jc w:val="both"/>
+        <w:rPr>
+          <w:rFonts w:asciiTheme="minorHAnsi" w:hAnsiTheme="minorHAnsi" w:cstheme="minorHAnsi"/>
+          <w:spacing w:val="-2"/>
+          <w:sz w:val="24"/>
+        </w:rPr>
+      </w:pPr>
+      <w:r>
+        <w:rPr>
+          <w:rFonts w:asciiTheme="minorHAnsi" w:hAnsiTheme="minorHAnsi" w:cstheme="minorHAnsi"/>
+          <w:spacing w:val="-2"/>
+          <w:sz w:val="24"/>
+        </w:rPr>
+        <w:t>Auditoría Iidusuarioactualiza, almacena el identificador del usuario que realizó la última modificación o registro en el sistema.</w:t>
+      </w:r>
+    </w:p>
+    <w:p>
+      <w:pPr>
+        <w:jc w:val="both"/>
+        <w:rPr>
+          <w:rFonts w:asciiTheme="minorHAnsi" w:hAnsiTheme="minorHAnsi" w:cstheme="minorHAnsi"/>
+          <w:spacing w:val="-2"/>
+          <w:sz w:val="24"/>
+        </w:rPr>
+      </w:pPr>
+    </w:p>
+    <w:p>
+      <w:pPr>
+        <w:spacing w:after="240" w:line="480" w:lineRule="auto"/>
+        <w:jc w:val="center"/>
+        <w:rPr>
+          <w:rFonts w:asciiTheme="minorHAnsi" w:hAnsiTheme="minorHAnsi" w:cstheme="minorHAnsi"/>
+          <w:spacing w:val="-2"/>
+          <w:sz w:val="24"/>
+        </w:rPr>
+      </w:pPr>
+    </w:p>
+    <w:p>
+      <w:pPr>
+        <w:spacing w:after="240" w:line="480" w:lineRule="auto"/>
+        <w:jc w:val="center"/>
+        <w:rPr>
+          <w:rFonts w:asciiTheme="minorHAnsi" w:hAnsiTheme="minorHAnsi" w:cstheme="minorHAnsi"/>
+          <w:sz w:val="24"/>
+        </w:rPr>
+      </w:pPr>
+      <w:r>
+        <w:rPr>
+          <w:rFonts w:asciiTheme="minorHAnsi" w:hAnsiTheme="minorHAnsi" w:cstheme="minorHAnsi"/>
+          <w:sz w:val="24"/>
+        </w:rPr>
         <w:drawing>
-          <wp:inline distT="0" distB="0" distL="0" distR="0" wp14:anchorId="3C74ECDF" wp14:editId="312AB3D6">
-            <wp:extent cx="6783070" cy="2474595"/>
-            <wp:effectExtent l="0" t="0" r="0" b="1905"/>
-            <wp:docPr id="22" name="Imagen 22"/>
+          <wp:inline distT="0" distB="0" distL="0" distR="0" wp14:anchorId="4D054C55" wp14:editId="73C09F51">
+            <wp:extent cx="3353360" cy="3571875"/>
+            <wp:effectExtent l="0" t="0" r="0" b="0"/>
+            <wp:docPr id="35" name="Imagen 35"/>
             <wp:cNvGraphicFramePr>
               <a:graphicFrameLocks xmlns:a="http://schemas.openxmlformats.org/drawingml/2006/main" noChangeAspect="1"/>
             </wp:cNvGraphicFramePr>
@@ -5524,17 +6095,11 @@
               <a:graphicData uri="http://schemas.openxmlformats.org/drawingml/2006/picture">
                 <pic:pic xmlns:pic="http://schemas.openxmlformats.org/drawingml/2006/picture">
                   <pic:nvPicPr>
-                    <pic:cNvPr id="22" name="EmpleadoDZController.png"/>
+                    <pic:cNvPr id="1" name=""/>
                     <pic:cNvPicPr/>
                   </pic:nvPicPr>
                   <pic:blipFill>
-                    <a:blip r:embed="rId23">
-                      <a:extLst>
-                        <a:ext uri="{28A0092B-C50C-407E-A947-70E740481C1C}">
-                          <a14:useLocalDpi xmlns:a14="http://schemas.microsoft.com/office/drawing/2010/main" val="0"/>
-                        </a:ext>
-                      </a:extLst>
-                    </a:blip>
+                    <a:blip r:embed="rId21"/>
                     <a:stretch>
                       <a:fillRect/>
                     </a:stretch>
@@ -5542,7 +6107,7 @@
                   <pic:spPr>
                     <a:xfrm>
                       <a:off x="0" y="0"/>
-                      <a:ext cx="6783070" cy="2474595"/>
+                      <a:ext cx="3358030" cy="3576849"/>
                     </a:xfrm>
                     <a:prstGeom prst="rect">
                       <a:avLst/>
@@ -5558,28 +6123,16 @@
     <w:p>
       <w:pPr>
         <w:spacing w:after="240" w:line="480" w:lineRule="auto"/>
-        <w:rPr>
-          <w:rFonts w:asciiTheme="minorHAnsi" w:hAnsiTheme="minorHAnsi" w:cstheme="minorHAnsi"/>
-          <w:spacing w:val="-2"/>
-          <w:sz w:val="24"/>
-        </w:rPr>
-      </w:pPr>
-      <w:r>
-        <w:rPr>
-          <w:rFonts w:asciiTheme="minorHAnsi" w:hAnsiTheme="minorHAnsi" w:cstheme="minorHAnsi"/>
-          <w:spacing w:val="-2"/>
-          <w:sz w:val="24"/>
-        </w:rPr>
-        <w:t>Ubicación: siirtp.frontend/Areas/DireccionZonal_Administrador</w:t>
-      </w:r>
-      <w:r>
-        <w:rPr>
-          <w:rFonts w:asciiTheme="minorHAnsi" w:hAnsiTheme="minorHAnsi" w:cstheme="minorHAnsi"/>
-          <w:spacing w:val="-2"/>
-          <w:sz w:val="24"/>
-        </w:rPr>
-        <w:t>/Views/Empleadodz/_Formulario</w:t>
-      </w:r>
+        <w:jc w:val="center"/>
+        <w:rPr>
+          <w:rFonts w:asciiTheme="minorHAnsi" w:hAnsiTheme="minorHAnsi" w:cstheme="minorHAnsi"/>
+          <w:b/>
+          <w:noProof/>
+          <w:spacing w:val="-2"/>
+          <w:sz w:val="24"/>
+          <w:lang w:val="es-MX" w:eastAsia="es-MX"/>
+        </w:rPr>
+      </w:pPr>
     </w:p>
     <w:p>
       <w:pPr>
@@ -5588,24 +6141,214 @@
         <w:rPr>
           <w:rFonts w:asciiTheme="minorHAnsi" w:hAnsiTheme="minorHAnsi" w:cstheme="minorHAnsi"/>
           <w:b/>
-          <w:spacing w:val="-2"/>
-          <w:sz w:val="24"/>
-        </w:rPr>
-      </w:pPr>
-      <w:r>
-        <w:rPr>
-          <w:rFonts w:asciiTheme="minorHAnsi" w:hAnsiTheme="minorHAnsi" w:cstheme="minorHAnsi"/>
-          <w:b/>
           <w:noProof/>
           <w:spacing w:val="-2"/>
           <w:sz w:val="24"/>
           <w:lang w:val="es-MX" w:eastAsia="es-MX"/>
         </w:rPr>
+      </w:pPr>
+    </w:p>
+    <w:p>
+      <w:pPr>
+        <w:spacing w:after="240" w:line="480" w:lineRule="auto"/>
+        <w:jc w:val="center"/>
+        <w:rPr>
+          <w:rFonts w:asciiTheme="minorHAnsi" w:hAnsiTheme="minorHAnsi" w:cstheme="minorHAnsi"/>
+          <w:b/>
+          <w:noProof/>
+          <w:spacing w:val="-2"/>
+          <w:sz w:val="24"/>
+          <w:lang w:val="es-MX" w:eastAsia="es-MX"/>
+        </w:rPr>
+      </w:pPr>
+    </w:p>
+    <w:p>
+      <w:pPr>
+        <w:jc w:val="both"/>
+        <w:rPr>
+          <w:rFonts w:asciiTheme="minorHAnsi" w:hAnsiTheme="minorHAnsi" w:cstheme="minorHAnsi"/>
+          <w:spacing w:val="-2"/>
+          <w:sz w:val="24"/>
+        </w:rPr>
+      </w:pPr>
+      <w:r>
+        <w:rPr>
+          <w:rFonts w:asciiTheme="minorHAnsi" w:hAnsiTheme="minorHAnsi" w:cstheme="minorHAnsi"/>
+          <w:b/>
+          <w:spacing w:val="-2"/>
+          <w:sz w:val="24"/>
+        </w:rPr>
+        <w:t>Función Agregar(),</w:t>
+      </w:r>
+      <w:r>
+        <w:rPr>
+          <w:rFonts w:asciiTheme="minorHAnsi" w:hAnsiTheme="minorHAnsi" w:cstheme="minorHAnsi"/>
+          <w:spacing w:val="-2"/>
+          <w:sz w:val="24"/>
+        </w:rPr>
+        <w:t xml:space="preserve"> Prepara y abre la ventana flotante o formulario para registrar un nuevo elemento relacionado con retransmisoras.Recarga el almacén (Store) de la grilla de retransmisoras (GridRetransmisora) para mostrar información actualizada.</w:t>
+      </w:r>
+      <w:r>
+        <w:rPr>
+          <w:rFonts w:asciiTheme="minorHAnsi" w:hAnsiTheme="minorHAnsi" w:cstheme="minorHAnsi"/>
+          <w:spacing w:val="-2"/>
+          <w:sz w:val="24"/>
+        </w:rPr>
+        <w:t xml:space="preserve"> </w:t>
+      </w:r>
+      <w:r>
+        <w:rPr>
+          <w:rFonts w:asciiTheme="minorHAnsi" w:hAnsiTheme="minorHAnsi" w:cstheme="minorHAnsi"/>
+          <w:spacing w:val="-2"/>
+          <w:sz w:val="24"/>
+        </w:rPr>
+        <w:t>Se deshabilita temporalmente el botón de guardado (btn_grabartransmisora) hasta que se cumplan las validaciones o selecciones necesarias. y se restablece y limpia todos los campos del formulario (FormTipoRegistro).</w:t>
+      </w:r>
+      <w:r>
+        <w:rPr>
+          <w:rFonts w:asciiTheme="minorHAnsi" w:hAnsiTheme="minorHAnsi" w:cstheme="minorHAnsi"/>
+          <w:spacing w:val="-2"/>
+          <w:sz w:val="24"/>
+        </w:rPr>
+        <w:t xml:space="preserve"> </w:t>
+      </w:r>
+      <w:r>
+        <w:rPr>
+          <w:rFonts w:asciiTheme="minorHAnsi" w:hAnsiTheme="minorHAnsi" w:cstheme="minorHAnsi"/>
+          <w:spacing w:val="-2"/>
+          <w:sz w:val="24"/>
+        </w:rPr>
+        <w:t>Se muestra en pantalla la ventana modal o contenedor principal (RegTipoRegistro.show()).</w:t>
+      </w:r>
+    </w:p>
+    <w:p>
+      <w:pPr>
+        <w:jc w:val="both"/>
+        <w:rPr>
+          <w:rFonts w:asciiTheme="minorHAnsi" w:hAnsiTheme="minorHAnsi" w:cstheme="minorHAnsi"/>
+          <w:spacing w:val="-2"/>
+          <w:sz w:val="24"/>
+        </w:rPr>
+      </w:pPr>
+    </w:p>
+    <w:p>
+      <w:pPr>
+        <w:jc w:val="both"/>
+        <w:rPr>
+          <w:rFonts w:asciiTheme="minorHAnsi" w:hAnsiTheme="minorHAnsi" w:cstheme="minorHAnsi"/>
+          <w:spacing w:val="-2"/>
+          <w:sz w:val="24"/>
+        </w:rPr>
+      </w:pPr>
+      <w:r>
+        <w:rPr>
+          <w:rFonts w:asciiTheme="minorHAnsi" w:hAnsiTheme="minorHAnsi" w:cstheme="minorHAnsi"/>
+          <w:b/>
+          <w:spacing w:val="-2"/>
+          <w:sz w:val="24"/>
+        </w:rPr>
+        <w:t>Función Mostrardatosretransmisora(),</w:t>
+      </w:r>
+      <w:r>
+        <w:rPr>
+          <w:rFonts w:asciiTheme="minorHAnsi" w:hAnsiTheme="minorHAnsi" w:cstheme="minorHAnsi"/>
+          <w:spacing w:val="-2"/>
+          <w:sz w:val="24"/>
+        </w:rPr>
+        <w:t xml:space="preserve"> Captura los datos del registro seleccionado por el usuario en la tabla de retransmisoras y autocompleta los campos correspondientes del formulario.</w:t>
+      </w:r>
+    </w:p>
+    <w:p>
+      <w:pPr>
+        <w:jc w:val="both"/>
+        <w:rPr>
+          <w:rFonts w:asciiTheme="minorHAnsi" w:hAnsiTheme="minorHAnsi" w:cstheme="minorHAnsi"/>
+          <w:spacing w:val="-2"/>
+          <w:sz w:val="24"/>
+        </w:rPr>
+      </w:pPr>
+      <w:r>
+        <w:rPr>
+          <w:rFonts w:asciiTheme="minorHAnsi" w:hAnsiTheme="minorHAnsi" w:cstheme="minorHAnsi"/>
+          <w:spacing w:val="-2"/>
+          <w:sz w:val="24"/>
+        </w:rPr>
+        <w:t>Obtiene el elemento seleccionado de la grilla (GridRetransmisora) y extrae sus propiedades clave: ID de retransmisora, nombre (Vnombre), ID de dirección zonal y ID de sede.</w:t>
+      </w:r>
+    </w:p>
+    <w:p>
+      <w:pPr>
+        <w:jc w:val="both"/>
+        <w:rPr>
+          <w:rFonts w:asciiTheme="minorHAnsi" w:hAnsiTheme="minorHAnsi" w:cstheme="minorHAnsi"/>
+          <w:spacing w:val="-2"/>
+          <w:sz w:val="24"/>
+        </w:rPr>
+      </w:pPr>
+      <w:r>
+        <w:rPr>
+          <w:rFonts w:asciiTheme="minorHAnsi" w:hAnsiTheme="minorHAnsi" w:cstheme="minorHAnsi"/>
+          <w:spacing w:val="-2"/>
+          <w:sz w:val="24"/>
+        </w:rPr>
+        <w:t xml:space="preserve"> Guarda estos IDs en campos ocultos del formulario (Iidrestramisoradzget, Iiddirezonesget, etc.) para enviarlos posteriormente al servidor.</w:t>
+      </w:r>
+    </w:p>
+    <w:p>
+      <w:pPr>
+        <w:jc w:val="both"/>
+        <w:rPr>
+          <w:rFonts w:asciiTheme="minorHAnsi" w:hAnsiTheme="minorHAnsi" w:cstheme="minorHAnsi"/>
+          <w:spacing w:val="-2"/>
+          <w:sz w:val="24"/>
+        </w:rPr>
+      </w:pPr>
+    </w:p>
+    <w:p>
+      <w:pPr>
+        <w:jc w:val="both"/>
+        <w:rPr>
+          <w:rFonts w:asciiTheme="minorHAnsi" w:hAnsiTheme="minorHAnsi" w:cstheme="minorHAnsi"/>
+          <w:spacing w:val="-2"/>
+          <w:sz w:val="24"/>
+        </w:rPr>
+      </w:pPr>
+    </w:p>
+    <w:p>
+      <w:pPr>
+        <w:jc w:val="both"/>
+        <w:rPr>
+          <w:rFonts w:asciiTheme="minorHAnsi" w:hAnsiTheme="minorHAnsi" w:cstheme="minorHAnsi"/>
+          <w:spacing w:val="-2"/>
+          <w:sz w:val="24"/>
+        </w:rPr>
+      </w:pPr>
+    </w:p>
+    <w:p>
+      <w:pPr>
+        <w:spacing w:after="240" w:line="480" w:lineRule="auto"/>
+        <w:jc w:val="center"/>
+        <w:rPr>
+          <w:rFonts w:asciiTheme="minorHAnsi" w:hAnsiTheme="minorHAnsi" w:cstheme="minorHAnsi"/>
+          <w:b/>
+          <w:spacing w:val="-2"/>
+          <w:sz w:val="24"/>
+        </w:rPr>
+      </w:pPr>
+      <w:r>
+        <w:rPr>
+          <w:rFonts w:asciiTheme="minorHAnsi" w:hAnsiTheme="minorHAnsi" w:cstheme="minorHAnsi"/>
+          <w:b/>
+          <w:noProof/>
+          <w:spacing w:val="-2"/>
+          <w:sz w:val="24"/>
+          <w:lang w:val="es-MX" w:eastAsia="es-MX"/>
+        </w:rPr>
         <w:drawing>
-          <wp:inline distT="0" distB="0" distL="0" distR="0" wp14:anchorId="091864F5" wp14:editId="11171A85">
-            <wp:extent cx="6783070" cy="2071370"/>
-            <wp:effectExtent l="0" t="0" r="0" b="5080"/>
-            <wp:docPr id="25" name="Imagen 25"/>
+          <wp:inline distT="0" distB="0" distL="0" distR="0" wp14:anchorId="7742F354" wp14:editId="30FA7A91">
+            <wp:extent cx="3819525" cy="2570087"/>
+            <wp:effectExtent l="0" t="0" r="0" b="1905"/>
+            <wp:docPr id="27" name="Imagen 27"/>
             <wp:cNvGraphicFramePr>
               <a:graphicFrameLocks xmlns:a="http://schemas.openxmlformats.org/drawingml/2006/main" noChangeAspect="1"/>
             </wp:cNvGraphicFramePr>
@@ -5613,17 +6356,11 @@
               <a:graphicData uri="http://schemas.openxmlformats.org/drawingml/2006/picture">
                 <pic:pic xmlns:pic="http://schemas.openxmlformats.org/drawingml/2006/picture">
                   <pic:nvPicPr>
-                    <pic:cNvPr id="25" name="EmpleadoDZ formulario.png"/>
+                    <pic:cNvPr id="1" name=""/>
                     <pic:cNvPicPr/>
                   </pic:nvPicPr>
                   <pic:blipFill>
-                    <a:blip r:embed="rId24">
-                      <a:extLst>
-                        <a:ext uri="{28A0092B-C50C-407E-A947-70E740481C1C}">
-                          <a14:useLocalDpi xmlns:a14="http://schemas.microsoft.com/office/drawing/2010/main" val="0"/>
-                        </a:ext>
-                      </a:extLst>
-                    </a:blip>
+                    <a:blip r:embed="rId22"/>
                     <a:stretch>
                       <a:fillRect/>
                     </a:stretch>
@@ -5631,7 +6368,7 @@
                   <pic:spPr>
                     <a:xfrm>
                       <a:off x="0" y="0"/>
-                      <a:ext cx="6783070" cy="2071370"/>
+                      <a:ext cx="3826708" cy="2574920"/>
                     </a:xfrm>
                     <a:prstGeom prst="rect">
                       <a:avLst/>
@@ -5678,46 +6415,148 @@
     </w:p>
     <w:p>
       <w:pPr>
-        <w:rPr>
-          <w:rFonts w:asciiTheme="minorHAnsi" w:hAnsiTheme="minorHAnsi" w:cstheme="minorHAnsi"/>
-          <w:sz w:val="24"/>
-        </w:rPr>
-      </w:pPr>
-    </w:p>
-    <w:p>
-      <w:pPr>
-        <w:jc w:val="center"/>
-        <w:rPr>
-          <w:rFonts w:asciiTheme="minorHAnsi" w:hAnsiTheme="minorHAnsi" w:cstheme="minorHAnsi"/>
-          <w:sz w:val="24"/>
-        </w:rPr>
-      </w:pPr>
-    </w:p>
-    <w:p>
-      <w:pPr>
-        <w:spacing w:after="240" w:line="480" w:lineRule="auto"/>
-        <w:rPr>
-          <w:rFonts w:asciiTheme="minorHAnsi" w:hAnsiTheme="minorHAnsi" w:cstheme="minorHAnsi"/>
-          <w:sz w:val="24"/>
-        </w:rPr>
-      </w:pPr>
-      <w:r>
-        <w:rPr>
-          <w:rFonts w:asciiTheme="minorHAnsi" w:hAnsiTheme="minorHAnsi" w:cstheme="minorHAnsi"/>
-          <w:spacing w:val="-2"/>
+        <w:tabs>
+          <w:tab w:val="left" w:pos="5865"/>
+        </w:tabs>
+        <w:rPr>
+          <w:rFonts w:asciiTheme="minorHAnsi" w:hAnsiTheme="minorHAnsi" w:cstheme="minorHAnsi"/>
+          <w:sz w:val="24"/>
+        </w:rPr>
+      </w:pPr>
+      <w:r>
+        <w:rPr>
+          <w:rFonts w:asciiTheme="minorHAnsi" w:hAnsiTheme="minorHAnsi" w:cstheme="minorHAnsi"/>
+          <w:sz w:val="24"/>
+        </w:rPr>
+        <w:tab/>
+      </w:r>
+    </w:p>
+    <w:p>
+      <w:pPr>
+        <w:tabs>
+          <w:tab w:val="left" w:pos="5865"/>
+        </w:tabs>
+        <w:rPr>
+          <w:rFonts w:asciiTheme="minorHAnsi" w:hAnsiTheme="minorHAnsi" w:cstheme="minorHAnsi"/>
+          <w:sz w:val="24"/>
+        </w:rPr>
+      </w:pPr>
+    </w:p>
+    <w:p>
+      <w:pPr>
+        <w:tabs>
+          <w:tab w:val="left" w:pos="5865"/>
+        </w:tabs>
+        <w:rPr>
+          <w:rFonts w:asciiTheme="minorHAnsi" w:hAnsiTheme="minorHAnsi" w:cstheme="minorHAnsi"/>
+          <w:sz w:val="24"/>
+        </w:rPr>
+      </w:pPr>
+    </w:p>
+    <w:p>
+      <w:pPr>
+        <w:tabs>
+          <w:tab w:val="left" w:pos="5865"/>
+        </w:tabs>
+        <w:rPr>
+          <w:rFonts w:asciiTheme="minorHAnsi" w:hAnsiTheme="minorHAnsi" w:cstheme="minorHAnsi"/>
+          <w:sz w:val="24"/>
+        </w:rPr>
+      </w:pPr>
+    </w:p>
+    <w:p>
+      <w:pPr>
+        <w:tabs>
+          <w:tab w:val="left" w:pos="5865"/>
+        </w:tabs>
+        <w:rPr>
+          <w:rFonts w:asciiTheme="minorHAnsi" w:hAnsiTheme="minorHAnsi" w:cstheme="minorHAnsi"/>
+          <w:sz w:val="24"/>
+        </w:rPr>
+      </w:pPr>
+    </w:p>
+    <w:p>
+      <w:pPr>
+        <w:tabs>
+          <w:tab w:val="left" w:pos="5865"/>
+        </w:tabs>
+        <w:rPr>
+          <w:rFonts w:asciiTheme="minorHAnsi" w:hAnsiTheme="minorHAnsi" w:cstheme="minorHAnsi"/>
+          <w:sz w:val="24"/>
+        </w:rPr>
+      </w:pPr>
+      <w:r>
+        <w:rPr>
+          <w:rFonts w:asciiTheme="minorHAnsi" w:hAnsiTheme="minorHAnsi" w:cstheme="minorHAnsi"/>
+          <w:b/>
           <w:sz w:val="24"/>
         </w:rPr>
         <w:lastRenderedPageBreak/>
-        <w:t>Ubicación: siirtp.transversal</w:t>
-      </w:r>
-      <w:r>
-        <w:rPr>
-          <w:rFonts w:asciiTheme="minorHAnsi" w:hAnsiTheme="minorHAnsi" w:cstheme="minorHAnsi"/>
-          <w:spacing w:val="-2"/>
-          <w:sz w:val="24"/>
-        </w:rPr>
-        <w:t>.Entities/Direccionzonal/EmpleadodzCLS</w:t>
-      </w:r>
+        <w:t>Función Agregarretransmisora()</w:t>
+      </w:r>
+      <w:r>
+        <w:rPr>
+          <w:rFonts w:asciiTheme="minorHAnsi" w:hAnsiTheme="minorHAnsi" w:cstheme="minorHAnsi"/>
+          <w:b/>
+          <w:sz w:val="24"/>
+        </w:rPr>
+        <w:t>,</w:t>
+      </w:r>
+      <w:r>
+        <w:rPr>
+          <w:rFonts w:asciiTheme="minorHAnsi" w:hAnsiTheme="minorHAnsi" w:cstheme="minorHAnsi"/>
+          <w:sz w:val="24"/>
+        </w:rPr>
+        <w:t xml:space="preserve"> Restablece, habilita y preparar los campos del formulario cuando el usuario decide agregar un nuevo registro de retransmisora.  Habilita (setReadOnly(false)), limpia y recarga el componente desplegable de dirección zonal (Iiddirezonesmostrar).   Bloquea temporalmente el componente de sedes (Iidsededzmostrar) y limpia su contenido.   Restablece el campo de texto del nombre (Vnombre) dejándolo vacío y editable.   Habilita el botón para guardar la retransmisora (btn_grabartransmisora).   </w:t>
+      </w:r>
+    </w:p>
+    <w:p>
+      <w:pPr>
+        <w:tabs>
+          <w:tab w:val="left" w:pos="5865"/>
+        </w:tabs>
+        <w:rPr>
+          <w:rFonts w:asciiTheme="minorHAnsi" w:hAnsiTheme="minorHAnsi" w:cstheme="minorHAnsi"/>
+          <w:sz w:val="24"/>
+        </w:rPr>
+      </w:pPr>
+    </w:p>
+    <w:p>
+      <w:pPr>
+        <w:tabs>
+          <w:tab w:val="left" w:pos="5865"/>
+        </w:tabs>
+        <w:rPr>
+          <w:rFonts w:asciiTheme="minorHAnsi" w:hAnsiTheme="minorHAnsi" w:cstheme="minorHAnsi"/>
+          <w:sz w:val="24"/>
+        </w:rPr>
+      </w:pPr>
+      <w:r>
+        <w:rPr>
+          <w:rFonts w:asciiTheme="minorHAnsi" w:hAnsiTheme="minorHAnsi" w:cstheme="minorHAnsi"/>
+          <w:b/>
+          <w:sz w:val="24"/>
+        </w:rPr>
+        <w:t>Función Seleccionsedemostrar(),</w:t>
+      </w:r>
+      <w:r>
+        <w:rPr>
+          <w:rFonts w:asciiTheme="minorHAnsi" w:hAnsiTheme="minorHAnsi" w:cstheme="minorHAnsi"/>
+          <w:sz w:val="24"/>
+        </w:rPr>
+        <w:t xml:space="preserve"> Ejecuta un comportamiento en cascada cuando el usuario selecciona una dirección zonal, filtrando y cargando dinámicamente las sedes correspondientes.   Funcionamiento:Captura el identificador de la dirección zonal seleccionada en el combo Iiddirezonesmostrar.   Limpia el valor actual y el almacén del combo de sedes (Iidsededzmostrar).   Construye una cadena de filtro SQL dinámica (vFiltroget = "BHABILITADO = 1 AND IIDDIREZONALES = ...") combinando el estado activo y el ID seleccionado.   Carga nuevamente el almacén de las sedes enviando parámetros específicos al servidor (tabla, campos, filtros) mediante una petición asíncrona.   Habilita el combo de sedes (setReadOnly(false)) para que el usuario pueda seleccionar una opción disponible dentro de esa dirección zonal.</w:t>
+      </w:r>
+    </w:p>
+    <w:p>
+      <w:pPr>
+        <w:tabs>
+          <w:tab w:val="left" w:pos="5865"/>
+        </w:tabs>
+        <w:rPr>
+          <w:rFonts w:asciiTheme="minorHAnsi" w:hAnsiTheme="minorHAnsi" w:cstheme="minorHAnsi"/>
+          <w:sz w:val="24"/>
+        </w:rPr>
+      </w:pPr>
     </w:p>
     <w:p>
       <w:pPr>
@@ -5740,10 +6579,288 @@
           <w:lang w:val="es-MX" w:eastAsia="es-MX"/>
         </w:rPr>
         <w:drawing>
-          <wp:inline distT="0" distB="0" distL="0" distR="0" wp14:anchorId="3D109C95" wp14:editId="49739C90">
-            <wp:extent cx="3000803" cy="2562225"/>
-            <wp:effectExtent l="0" t="0" r="9525" b="0"/>
-            <wp:docPr id="26" name="Imagen 26"/>
+          <wp:inline distT="0" distB="0" distL="0" distR="0" wp14:anchorId="2218F715" wp14:editId="47616165">
+            <wp:extent cx="3914775" cy="2529068"/>
+            <wp:effectExtent l="0" t="0" r="0" b="5080"/>
+            <wp:docPr id="28" name="Imagen 28"/>
+            <wp:cNvGraphicFramePr>
+              <a:graphicFrameLocks xmlns:a="http://schemas.openxmlformats.org/drawingml/2006/main" noChangeAspect="1"/>
+            </wp:cNvGraphicFramePr>
+            <a:graphic xmlns:a="http://schemas.openxmlformats.org/drawingml/2006/main">
+              <a:graphicData uri="http://schemas.openxmlformats.org/drawingml/2006/picture">
+                <pic:pic xmlns:pic="http://schemas.openxmlformats.org/drawingml/2006/picture">
+                  <pic:nvPicPr>
+                    <pic:cNvPr id="1" name=""/>
+                    <pic:cNvPicPr/>
+                  </pic:nvPicPr>
+                  <pic:blipFill>
+                    <a:blip r:embed="rId23"/>
+                    <a:stretch>
+                      <a:fillRect/>
+                    </a:stretch>
+                  </pic:blipFill>
+                  <pic:spPr>
+                    <a:xfrm>
+                      <a:off x="0" y="0"/>
+                      <a:ext cx="3926006" cy="2536323"/>
+                    </a:xfrm>
+                    <a:prstGeom prst="rect">
+                      <a:avLst/>
+                    </a:prstGeom>
+                  </pic:spPr>
+                </pic:pic>
+              </a:graphicData>
+            </a:graphic>
+          </wp:inline>
+        </w:drawing>
+      </w:r>
+    </w:p>
+    <w:p>
+      <w:pPr>
+        <w:spacing w:after="240" w:line="480" w:lineRule="auto"/>
+        <w:jc w:val="center"/>
+        <w:rPr>
+          <w:rFonts w:asciiTheme="minorHAnsi" w:hAnsiTheme="minorHAnsi" w:cstheme="minorHAnsi"/>
+          <w:b/>
+          <w:spacing w:val="-2"/>
+          <w:sz w:val="24"/>
+        </w:rPr>
+      </w:pPr>
+      <w:r>
+        <w:rPr>
+          <w:rFonts w:asciiTheme="minorHAnsi" w:hAnsiTheme="minorHAnsi" w:cstheme="minorHAnsi"/>
+          <w:b/>
+          <w:noProof/>
+          <w:spacing w:val="-2"/>
+          <w:sz w:val="24"/>
+          <w:lang w:val="es-MX" w:eastAsia="es-MX"/>
+        </w:rPr>
+        <w:drawing>
+          <wp:inline distT="0" distB="0" distL="0" distR="0" wp14:anchorId="5CAAB0F9" wp14:editId="7164C167">
+            <wp:extent cx="5839911" cy="2028825"/>
+            <wp:effectExtent l="0" t="0" r="8890" b="0"/>
+            <wp:docPr id="29" name="Imagen 29"/>
+            <wp:cNvGraphicFramePr>
+              <a:graphicFrameLocks xmlns:a="http://schemas.openxmlformats.org/drawingml/2006/main" noChangeAspect="1"/>
+            </wp:cNvGraphicFramePr>
+            <a:graphic xmlns:a="http://schemas.openxmlformats.org/drawingml/2006/main">
+              <a:graphicData uri="http://schemas.openxmlformats.org/drawingml/2006/picture">
+                <pic:pic xmlns:pic="http://schemas.openxmlformats.org/drawingml/2006/picture">
+                  <pic:nvPicPr>
+                    <pic:cNvPr id="1" name=""/>
+                    <pic:cNvPicPr/>
+                  </pic:nvPicPr>
+                  <pic:blipFill>
+                    <a:blip r:embed="rId24"/>
+                    <a:stretch>
+                      <a:fillRect/>
+                    </a:stretch>
+                  </pic:blipFill>
+                  <pic:spPr>
+                    <a:xfrm>
+                      <a:off x="0" y="0"/>
+                      <a:ext cx="5856898" cy="2034727"/>
+                    </a:xfrm>
+                    <a:prstGeom prst="rect">
+                      <a:avLst/>
+                    </a:prstGeom>
+                  </pic:spPr>
+                </pic:pic>
+              </a:graphicData>
+            </a:graphic>
+          </wp:inline>
+        </w:drawing>
+      </w:r>
+    </w:p>
+    <w:p>
+      <w:pPr>
+        <w:jc w:val="both"/>
+        <w:rPr>
+          <w:rFonts w:asciiTheme="minorHAnsi" w:hAnsiTheme="minorHAnsi" w:cstheme="minorHAnsi"/>
+          <w:spacing w:val="-2"/>
+          <w:sz w:val="24"/>
+        </w:rPr>
+      </w:pPr>
+      <w:r>
+        <w:rPr>
+          <w:rFonts w:asciiTheme="minorHAnsi" w:hAnsiTheme="minorHAnsi" w:cstheme="minorHAnsi"/>
+          <w:b/>
+          <w:spacing w:val="-2"/>
+          <w:sz w:val="24"/>
+        </w:rPr>
+        <w:lastRenderedPageBreak/>
+        <w:t>Validación de Selección en la Grilla</w:t>
+      </w:r>
+      <w:r>
+        <w:rPr>
+          <w:rFonts w:asciiTheme="minorHAnsi" w:hAnsiTheme="minorHAnsi" w:cstheme="minorHAnsi"/>
+          <w:b/>
+          <w:spacing w:val="-2"/>
+          <w:sz w:val="24"/>
+        </w:rPr>
+        <w:t xml:space="preserve">, </w:t>
+      </w:r>
+      <w:r>
+        <w:rPr>
+          <w:rFonts w:asciiTheme="minorHAnsi" w:hAnsiTheme="minorHAnsi" w:cstheme="minorHAnsi"/>
+          <w:spacing w:val="-2"/>
+          <w:sz w:val="24"/>
+        </w:rPr>
+        <w:t xml:space="preserve">Obtiene la grilla de retransmisoras y los elementos seleccionados por el usuario. Si no hay ningún elemento marcado (result.length &lt;= 0), salta al bloque else y despliega una ventana emergente de error advirtiendo: "Debe seleccionar algún item".   </w:t>
+      </w:r>
+    </w:p>
+    <w:p>
+      <w:pPr>
+        <w:jc w:val="both"/>
+        <w:rPr>
+          <w:rFonts w:asciiTheme="minorHAnsi" w:hAnsiTheme="minorHAnsi" w:cstheme="minorHAnsi"/>
+          <w:spacing w:val="-2"/>
+          <w:sz w:val="24"/>
+        </w:rPr>
+      </w:pPr>
+    </w:p>
+    <w:p>
+      <w:pPr>
+        <w:jc w:val="both"/>
+        <w:rPr>
+          <w:rFonts w:asciiTheme="minorHAnsi" w:hAnsiTheme="minorHAnsi" w:cstheme="minorHAnsi"/>
+          <w:spacing w:val="-2"/>
+          <w:sz w:val="24"/>
+        </w:rPr>
+      </w:pPr>
+      <w:r>
+        <w:rPr>
+          <w:rFonts w:asciiTheme="minorHAnsi" w:hAnsiTheme="minorHAnsi" w:cstheme="minorHAnsi"/>
+          <w:b/>
+          <w:spacing w:val="-2"/>
+          <w:sz w:val="24"/>
+        </w:rPr>
+        <w:t xml:space="preserve">Cuadro de Confirmación, </w:t>
+      </w:r>
+      <w:r>
+        <w:rPr>
+          <w:rFonts w:asciiTheme="minorHAnsi" w:hAnsiTheme="minorHAnsi" w:cstheme="minorHAnsi"/>
+          <w:spacing w:val="-2"/>
+          <w:sz w:val="24"/>
+        </w:rPr>
+        <w:t>se seleccionan registros y muestra un cuadro de diálogo pidi</w:t>
+      </w:r>
+      <w:r>
+        <w:rPr>
+          <w:rFonts w:asciiTheme="minorHAnsi" w:hAnsiTheme="minorHAnsi" w:cstheme="minorHAnsi"/>
+          <w:spacing w:val="-2"/>
+          <w:sz w:val="24"/>
+        </w:rPr>
+        <w:t xml:space="preserve">endo confirmación al usuario. </w:t>
+      </w:r>
+      <w:r>
+        <w:rPr>
+          <w:rFonts w:asciiTheme="minorHAnsi" w:hAnsiTheme="minorHAnsi" w:cstheme="minorHAnsi"/>
+          <w:spacing w:val="-2"/>
+          <w:sz w:val="24"/>
+        </w:rPr>
+        <w:t xml:space="preserve">Callback: Si el usuario hace clic en "Sí" (btn === 'yes'), procede a recorrer los elementos para eliminarlos.  </w:t>
+      </w:r>
+    </w:p>
+    <w:p>
+      <w:pPr>
+        <w:jc w:val="both"/>
+        <w:rPr>
+          <w:rFonts w:asciiTheme="minorHAnsi" w:hAnsiTheme="minorHAnsi" w:cstheme="minorHAnsi"/>
+          <w:spacing w:val="-2"/>
+          <w:sz w:val="24"/>
+        </w:rPr>
+      </w:pPr>
+    </w:p>
+    <w:p>
+      <w:pPr>
+        <w:jc w:val="both"/>
+        <w:rPr>
+          <w:rFonts w:asciiTheme="minorHAnsi" w:hAnsiTheme="minorHAnsi" w:cstheme="minorHAnsi"/>
+          <w:spacing w:val="-2"/>
+          <w:sz w:val="24"/>
+        </w:rPr>
+      </w:pPr>
+      <w:r>
+        <w:rPr>
+          <w:rFonts w:asciiTheme="minorHAnsi" w:hAnsiTheme="minorHAnsi" w:cstheme="minorHAnsi"/>
+          <w:b/>
+          <w:spacing w:val="-2"/>
+          <w:sz w:val="24"/>
+        </w:rPr>
+        <w:t>Petición Asíncrona de Eliminación - Ajax Request</w:t>
+      </w:r>
+      <w:r>
+        <w:rPr>
+          <w:rFonts w:asciiTheme="minorHAnsi" w:hAnsiTheme="minorHAnsi" w:cstheme="minorHAnsi"/>
+          <w:b/>
+          <w:spacing w:val="-2"/>
+          <w:sz w:val="24"/>
+        </w:rPr>
+        <w:t>,</w:t>
+      </w:r>
+      <w:r>
+        <w:rPr>
+          <w:rFonts w:asciiTheme="minorHAnsi" w:hAnsiTheme="minorHAnsi" w:cstheme="minorHAnsi"/>
+          <w:b/>
+          <w:spacing w:val="-2"/>
+          <w:sz w:val="24"/>
+        </w:rPr>
+        <w:t xml:space="preserve"> </w:t>
+      </w:r>
+      <w:r>
+        <w:rPr>
+          <w:rFonts w:asciiTheme="minorHAnsi" w:hAnsiTheme="minorHAnsi" w:cstheme="minorHAnsi"/>
+          <w:spacing w:val="-2"/>
+          <w:sz w:val="24"/>
+        </w:rPr>
+        <w:t>extrae su identificador único (Iidrestramisoradz) y realiza una petición Ajax asíncrona al servidor apuntando a la acción Eliminarretransmisora.   Indica una respuesta Exitosa (success)si el servidor procesa la baja correctamente, limpia los combos de dirección zonal y sedes, y deshabilita el botón de grabar.   Recarga la grilla (grid.store.reload()) para reflejar los cambios en pantalla.   Muestra una ventana emergente de Éxito ("Se eliminó correctamente").   Respuesta Fallida (failure): Si ocurre un error de comunicación o en el servidor, muestra un aviso de error genérico ("Ha ocurrido un error").</w:t>
+      </w:r>
+    </w:p>
+    <w:p>
+      <w:pPr>
+        <w:jc w:val="center"/>
+        <w:rPr>
+          <w:rFonts w:asciiTheme="minorHAnsi" w:hAnsiTheme="minorHAnsi" w:cstheme="minorHAnsi"/>
+          <w:spacing w:val="-2"/>
+          <w:sz w:val="24"/>
+        </w:rPr>
+      </w:pPr>
+    </w:p>
+    <w:p>
+      <w:pPr>
+        <w:jc w:val="center"/>
+        <w:rPr>
+          <w:rFonts w:asciiTheme="minorHAnsi" w:hAnsiTheme="minorHAnsi" w:cstheme="minorHAnsi"/>
+          <w:spacing w:val="-2"/>
+          <w:sz w:val="24"/>
+        </w:rPr>
+      </w:pPr>
+    </w:p>
+    <w:p>
+      <w:pPr>
+        <w:jc w:val="center"/>
+        <w:rPr>
+          <w:rFonts w:asciiTheme="minorHAnsi" w:hAnsiTheme="minorHAnsi" w:cstheme="minorHAnsi"/>
+          <w:b/>
+          <w:spacing w:val="-2"/>
+          <w:sz w:val="24"/>
+        </w:rPr>
+      </w:pPr>
+      <w:r>
+        <w:rPr>
+          <w:rFonts w:asciiTheme="minorHAnsi" w:hAnsiTheme="minorHAnsi" w:cstheme="minorHAnsi"/>
+          <w:b/>
+          <w:noProof/>
+          <w:spacing w:val="-2"/>
+          <w:sz w:val="24"/>
+          <w:lang w:val="es-MX" w:eastAsia="es-MX"/>
+        </w:rPr>
+        <w:drawing>
+          <wp:inline distT="0" distB="0" distL="0" distR="0" wp14:anchorId="46894136" wp14:editId="14922E27">
+            <wp:extent cx="3979485" cy="4905375"/>
+            <wp:effectExtent l="0" t="0" r="2540" b="0"/>
+            <wp:docPr id="30" name="Imagen 30"/>
             <wp:cNvGraphicFramePr>
               <a:graphicFrameLocks xmlns:a="http://schemas.openxmlformats.org/drawingml/2006/main" noChangeAspect="1"/>
             </wp:cNvGraphicFramePr>
@@ -5763,7 +6880,7 @@
                   <pic:spPr>
                     <a:xfrm>
                       <a:off x="0" y="0"/>
-                      <a:ext cx="3005717" cy="2566421"/>
+                      <a:ext cx="3991142" cy="4919744"/>
                     </a:xfrm>
                     <a:prstGeom prst="rect">
                       <a:avLst/>
@@ -5787,6 +6904,323 @@
           <w:sz w:val="24"/>
         </w:rPr>
       </w:pPr>
+    </w:p>
+    <w:p>
+      <w:pPr>
+        <w:rPr>
+          <w:rFonts w:asciiTheme="minorHAnsi" w:hAnsiTheme="minorHAnsi" w:cstheme="minorHAnsi"/>
+          <w:spacing w:val="-2"/>
+          <w:sz w:val="24"/>
+        </w:rPr>
+      </w:pPr>
+      <w:bookmarkStart w:id="3" w:name="_GoBack"/>
+      <w:bookmarkEnd w:id="3"/>
+      <w:r>
+        <w:rPr>
+          <w:rFonts w:asciiTheme="minorHAnsi" w:hAnsiTheme="minorHAnsi" w:cstheme="minorHAnsi"/>
+          <w:b/>
+          <w:spacing w:val="-2"/>
+          <w:sz w:val="24"/>
+        </w:rPr>
+        <w:lastRenderedPageBreak/>
+        <w:t>Actualizar registro de empleado dz</w:t>
+      </w:r>
+      <w:r>
+        <w:rPr>
+          <w:rFonts w:asciiTheme="minorHAnsi" w:hAnsiTheme="minorHAnsi" w:cstheme="minorHAnsi"/>
+          <w:b/>
+          <w:spacing w:val="-2"/>
+          <w:sz w:val="24"/>
+        </w:rPr>
+        <w:t>:</w:t>
+      </w:r>
+      <w:r>
+        <w:rPr>
+          <w:rFonts w:asciiTheme="minorHAnsi" w:hAnsiTheme="minorHAnsi" w:cstheme="minorHAnsi"/>
+          <w:spacing w:val="-2"/>
+          <w:sz w:val="24"/>
+        </w:rPr>
+        <w:t xml:space="preserve"> </w:t>
+      </w:r>
+    </w:p>
+    <w:p>
+      <w:pPr>
+        <w:rPr>
+          <w:rFonts w:asciiTheme="minorHAnsi" w:hAnsiTheme="minorHAnsi" w:cstheme="minorHAnsi"/>
+          <w:spacing w:val="-2"/>
+          <w:sz w:val="24"/>
+        </w:rPr>
+      </w:pPr>
+      <w:r>
+        <w:rPr>
+          <w:rFonts w:asciiTheme="minorHAnsi" w:hAnsiTheme="minorHAnsi" w:cstheme="minorHAnsi"/>
+          <w:spacing w:val="-2"/>
+          <w:sz w:val="24"/>
+        </w:rPr>
+        <w:t>De acuerdo al método mostrado procedemos a registrar o insertar a un nuevo empleado relacionado con la dirección zonal</w:t>
+      </w:r>
+      <w:r>
+        <w:rPr>
+          <w:rFonts w:asciiTheme="minorHAnsi" w:hAnsiTheme="minorHAnsi" w:cstheme="minorHAnsi"/>
+          <w:spacing w:val="-2"/>
+          <w:sz w:val="24"/>
+        </w:rPr>
+        <w:t>,</w:t>
+      </w:r>
+      <w:r>
+        <w:rPr>
+          <w:rFonts w:asciiTheme="minorHAnsi" w:hAnsiTheme="minorHAnsi" w:cstheme="minorHAnsi"/>
+          <w:spacing w:val="-2"/>
+          <w:sz w:val="24"/>
+        </w:rPr>
+        <w:t xml:space="preserve"> </w:t>
+      </w:r>
+      <w:r>
+        <w:rPr>
+          <w:rFonts w:asciiTheme="minorHAnsi" w:hAnsiTheme="minorHAnsi" w:cstheme="minorHAnsi"/>
+          <w:spacing w:val="-2"/>
+          <w:sz w:val="24"/>
+        </w:rPr>
+        <w:t>e</w:t>
+      </w:r>
+      <w:r>
+        <w:rPr>
+          <w:rFonts w:asciiTheme="minorHAnsi" w:hAnsiTheme="minorHAnsi" w:cstheme="minorHAnsi"/>
+          <w:spacing w:val="-2"/>
+          <w:sz w:val="24"/>
+        </w:rPr>
+        <w:t>l siguiente método permite que se obtenga un listado paginado y filtrado de los registros de la dirección zonal.</w:t>
+      </w:r>
+    </w:p>
+    <w:p>
+      <w:pPr>
+        <w:rPr>
+          <w:rFonts w:asciiTheme="minorHAnsi" w:hAnsiTheme="minorHAnsi" w:cstheme="minorHAnsi"/>
+          <w:spacing w:val="-2"/>
+          <w:sz w:val="24"/>
+        </w:rPr>
+      </w:pPr>
+      <w:r>
+        <w:rPr>
+          <w:rFonts w:asciiTheme="minorHAnsi" w:hAnsiTheme="minorHAnsi" w:cstheme="minorHAnsi"/>
+          <w:spacing w:val="-2"/>
+          <w:sz w:val="24"/>
+        </w:rPr>
+        <w:t xml:space="preserve">Los parámetros </w:t>
+      </w:r>
+      <w:r>
+        <w:rPr>
+          <w:rFonts w:asciiTheme="minorHAnsi" w:hAnsiTheme="minorHAnsi" w:cstheme="minorHAnsi"/>
+          <w:spacing w:val="-2"/>
+          <w:sz w:val="24"/>
+        </w:rPr>
+        <w:t xml:space="preserve">(int-star) </w:t>
+      </w:r>
+      <w:r>
+        <w:rPr>
+          <w:rFonts w:asciiTheme="minorHAnsi" w:hAnsiTheme="minorHAnsi" w:cstheme="minorHAnsi"/>
+          <w:spacing w:val="-2"/>
+          <w:sz w:val="24"/>
+        </w:rPr>
+        <w:t xml:space="preserve">indican el registro inicial, </w:t>
+      </w:r>
+      <w:r>
+        <w:rPr>
+          <w:rFonts w:asciiTheme="minorHAnsi" w:hAnsiTheme="minorHAnsi" w:cstheme="minorHAnsi"/>
+          <w:spacing w:val="-2"/>
+          <w:sz w:val="24"/>
+        </w:rPr>
+        <w:t xml:space="preserve">y los (int-limit) </w:t>
+      </w:r>
+      <w:r>
+        <w:rPr>
+          <w:rFonts w:asciiTheme="minorHAnsi" w:hAnsiTheme="minorHAnsi" w:cstheme="minorHAnsi"/>
+          <w:spacing w:val="-2"/>
+          <w:sz w:val="24"/>
+        </w:rPr>
+        <w:t>define</w:t>
+      </w:r>
+      <w:r>
+        <w:rPr>
+          <w:rFonts w:asciiTheme="minorHAnsi" w:hAnsiTheme="minorHAnsi" w:cstheme="minorHAnsi"/>
+          <w:spacing w:val="-2"/>
+          <w:sz w:val="24"/>
+        </w:rPr>
+        <w:t>n</w:t>
+      </w:r>
+      <w:r>
+        <w:rPr>
+          <w:rFonts w:asciiTheme="minorHAnsi" w:hAnsiTheme="minorHAnsi" w:cstheme="minorHAnsi"/>
+          <w:spacing w:val="-2"/>
+          <w:sz w:val="24"/>
+        </w:rPr>
+        <w:t xml:space="preserve"> la cantidad máxima de registros a retornar.</w:t>
+      </w:r>
+      <w:r>
+        <w:rPr>
+          <w:rFonts w:asciiTheme="minorHAnsi" w:hAnsiTheme="minorHAnsi" w:cstheme="minorHAnsi"/>
+          <w:spacing w:val="-2"/>
+          <w:sz w:val="24"/>
+        </w:rPr>
+        <w:t xml:space="preserve"> </w:t>
+      </w:r>
+      <w:r>
+        <w:rPr>
+          <w:rFonts w:asciiTheme="minorHAnsi" w:hAnsiTheme="minorHAnsi" w:cstheme="minorHAnsi"/>
+          <w:spacing w:val="-2"/>
+          <w:sz w:val="24"/>
+        </w:rPr>
+        <w:t>(</w:t>
+      </w:r>
+      <w:r>
+        <w:rPr>
+          <w:rFonts w:asciiTheme="minorHAnsi" w:hAnsiTheme="minorHAnsi" w:cstheme="minorHAnsi"/>
+          <w:spacing w:val="-2"/>
+          <w:sz w:val="24"/>
+        </w:rPr>
+        <w:t>Mostrar_datosvaleprovisionalCLS ListarBusqueda</w:t>
+      </w:r>
+      <w:r>
+        <w:rPr>
+          <w:rFonts w:asciiTheme="minorHAnsi" w:hAnsiTheme="minorHAnsi" w:cstheme="minorHAnsi"/>
+          <w:spacing w:val="-2"/>
+          <w:sz w:val="24"/>
+        </w:rPr>
+        <w:t>)</w:t>
+      </w:r>
+      <w:r>
+        <w:rPr>
+          <w:rFonts w:asciiTheme="minorHAnsi" w:hAnsiTheme="minorHAnsi" w:cstheme="minorHAnsi"/>
+          <w:spacing w:val="-2"/>
+          <w:sz w:val="24"/>
+        </w:rPr>
+        <w:t xml:space="preserve"> define el objeto que contiene los filtros de búsqueda aplicados por el usuario.</w:t>
+      </w:r>
+      <w:r>
+        <w:rPr>
+          <w:rFonts w:asciiTheme="minorHAnsi" w:hAnsiTheme="minorHAnsi" w:cstheme="minorHAnsi"/>
+          <w:spacing w:val="-2"/>
+          <w:sz w:val="24"/>
+        </w:rPr>
+        <w:t xml:space="preserve"> Se r</w:t>
+      </w:r>
+      <w:r>
+        <w:rPr>
+          <w:rFonts w:asciiTheme="minorHAnsi" w:hAnsiTheme="minorHAnsi" w:cstheme="minorHAnsi"/>
+          <w:spacing w:val="-2"/>
+          <w:sz w:val="24"/>
+        </w:rPr>
+        <w:t>etorna una colección de tipo ArrayList con los resultados obtenidos. Si surge algún fallo durante la consulta, intercepta la excepción y propaga el mensaje de error</w:t>
+      </w:r>
+      <w:r>
+        <w:rPr>
+          <w:rFonts w:asciiTheme="minorHAnsi" w:hAnsiTheme="minorHAnsi" w:cstheme="minorHAnsi"/>
+          <w:spacing w:val="-2"/>
+          <w:sz w:val="24"/>
+        </w:rPr>
+        <w:t>.</w:t>
+      </w:r>
+    </w:p>
+    <w:p>
+      <w:pPr>
+        <w:rPr>
+          <w:rFonts w:asciiTheme="minorHAnsi" w:hAnsiTheme="minorHAnsi" w:cstheme="minorHAnsi"/>
+          <w:spacing w:val="-2"/>
+          <w:sz w:val="24"/>
+        </w:rPr>
+      </w:pPr>
+    </w:p>
+    <w:p>
+      <w:pPr>
+        <w:rPr>
+          <w:rFonts w:asciiTheme="minorHAnsi" w:hAnsiTheme="minorHAnsi" w:cstheme="minorHAnsi"/>
+          <w:spacing w:val="-2"/>
+          <w:sz w:val="24"/>
+        </w:rPr>
+      </w:pPr>
+      <w:r>
+        <w:rPr>
+          <w:rFonts w:asciiTheme="minorHAnsi" w:hAnsiTheme="minorHAnsi" w:cstheme="minorHAnsi"/>
+          <w:spacing w:val="-2"/>
+          <w:sz w:val="24"/>
+        </w:rPr>
+        <w:t>El propósito es registrar o insertar a un nuevo empleado o registro con la dirección zonal. Se recibe un objeto (Leerempleadodz_grabarCLS_model) que contiene los datos necesarios para la grabación.</w:t>
+      </w:r>
+    </w:p>
+    <w:p>
+      <w:pPr>
+        <w:rPr>
+          <w:rFonts w:asciiTheme="minorHAnsi" w:hAnsiTheme="minorHAnsi" w:cstheme="minorHAnsi"/>
+          <w:spacing w:val="-2"/>
+          <w:sz w:val="24"/>
+        </w:rPr>
+      </w:pPr>
+    </w:p>
+    <w:p>
+      <w:pPr>
+        <w:rPr>
+          <w:rFonts w:asciiTheme="minorHAnsi" w:hAnsiTheme="minorHAnsi" w:cstheme="minorHAnsi"/>
+          <w:spacing w:val="-2"/>
+          <w:sz w:val="24"/>
+        </w:rPr>
+      </w:pPr>
+      <w:r>
+        <w:rPr>
+          <w:rFonts w:asciiTheme="minorHAnsi" w:hAnsiTheme="minorHAnsi" w:cstheme="minorHAnsi"/>
+          <w:spacing w:val="-2"/>
+          <w:sz w:val="24"/>
+        </w:rPr>
+        <w:t>Se llama el acceso a datos (DAL), mediante una instancia (EmpleadodzDAL.Instancia.Nuevo(model)), la cual interactúa directamente con la base de datos. Si ocurre un error, atrapa la excepción y lanza un mensaje para que sea manejada por las capas superiores.</w:t>
+      </w:r>
+    </w:p>
+    <w:p>
+      <w:pPr>
+        <w:rPr>
+          <w:rFonts w:asciiTheme="minorHAnsi" w:hAnsiTheme="minorHAnsi" w:cstheme="minorHAnsi"/>
+          <w:spacing w:val="-2"/>
+          <w:sz w:val="24"/>
+        </w:rPr>
+      </w:pPr>
+    </w:p>
+    <w:p>
+      <w:pPr>
+        <w:spacing w:after="240" w:line="480" w:lineRule="auto"/>
+        <w:jc w:val="center"/>
+        <w:rPr>
+          <w:rFonts w:asciiTheme="minorHAnsi" w:hAnsiTheme="minorHAnsi" w:cstheme="minorHAnsi"/>
+          <w:spacing w:val="-2"/>
+          <w:sz w:val="24"/>
+        </w:rPr>
+      </w:pPr>
+      <w:r>
+        <w:rPr>
+          <w:rFonts w:asciiTheme="minorHAnsi" w:hAnsiTheme="minorHAnsi" w:cstheme="minorHAnsi"/>
+          <w:spacing w:val="-2"/>
+          <w:sz w:val="24"/>
+        </w:rPr>
+        <w:t>Ubicación: siirtp.backend.BusinessLayer/Direcionzonal/EmpleadidzBL</w:t>
+      </w:r>
+    </w:p>
+    <w:p>
+      <w:pPr>
+        <w:rPr>
+          <w:rFonts w:asciiTheme="minorHAnsi" w:hAnsiTheme="minorHAnsi" w:cstheme="minorHAnsi"/>
+          <w:spacing w:val="-2"/>
+          <w:sz w:val="24"/>
+        </w:rPr>
+      </w:pPr>
+    </w:p>
+    <w:p>
+      <w:pPr>
+        <w:spacing w:after="240" w:line="480" w:lineRule="auto"/>
+        <w:jc w:val="center"/>
+        <w:rPr>
+          <w:rFonts w:asciiTheme="minorHAnsi" w:hAnsiTheme="minorHAnsi" w:cstheme="minorHAnsi"/>
+          <w:b/>
+          <w:spacing w:val="-2"/>
+          <w:sz w:val="24"/>
+        </w:rPr>
+      </w:pPr>
       <w:r>
         <w:rPr>
           <w:rFonts w:asciiTheme="minorHAnsi" w:hAnsiTheme="minorHAnsi" w:cstheme="minorHAnsi"/>
@@ -5797,10 +7231,10 @@
           <w:lang w:val="es-MX" w:eastAsia="es-MX"/>
         </w:rPr>
         <w:drawing>
-          <wp:inline distT="0" distB="0" distL="0" distR="0" wp14:anchorId="7742F354" wp14:editId="21968BDA">
-            <wp:extent cx="4416528" cy="2971800"/>
-            <wp:effectExtent l="0" t="0" r="3175" b="0"/>
-            <wp:docPr id="27" name="Imagen 27"/>
+          <wp:inline distT="0" distB="0" distL="0" distR="0" wp14:anchorId="23DECD3A" wp14:editId="3573DE4C">
+            <wp:extent cx="6620799" cy="3439005"/>
+            <wp:effectExtent l="0" t="0" r="8890" b="9525"/>
+            <wp:docPr id="18" name="Imagen 18"/>
             <wp:cNvGraphicFramePr>
               <a:graphicFrameLocks xmlns:a="http://schemas.openxmlformats.org/drawingml/2006/main" noChangeAspect="1"/>
             </wp:cNvGraphicFramePr>
@@ -5820,7 +7254,7 @@
                   <pic:spPr>
                     <a:xfrm>
                       <a:off x="0" y="0"/>
-                      <a:ext cx="4419783" cy="2973990"/>
+                      <a:ext cx="6620799" cy="3439005"/>
                     </a:xfrm>
                     <a:prstGeom prst="rect">
                       <a:avLst/>
@@ -5844,6 +7278,197 @@
           <w:sz w:val="24"/>
         </w:rPr>
       </w:pPr>
+    </w:p>
+    <w:p>
+      <w:pPr>
+        <w:jc w:val="both"/>
+        <w:rPr>
+          <w:rFonts w:asciiTheme="minorHAnsi" w:hAnsiTheme="minorHAnsi" w:cstheme="minorHAnsi"/>
+          <w:spacing w:val="-2"/>
+          <w:sz w:val="24"/>
+        </w:rPr>
+      </w:pPr>
+      <w:r>
+        <w:rPr>
+          <w:rFonts w:asciiTheme="minorHAnsi" w:hAnsiTheme="minorHAnsi" w:cstheme="minorHAnsi"/>
+          <w:spacing w:val="-2"/>
+          <w:sz w:val="24"/>
+        </w:rPr>
+        <w:lastRenderedPageBreak/>
+        <w:t xml:space="preserve">Crea y abre una conexión con la base de datos </w:t>
+      </w:r>
+      <w:r>
+        <w:rPr>
+          <w:rFonts w:asciiTheme="minorHAnsi" w:hAnsiTheme="minorHAnsi" w:cstheme="minorHAnsi"/>
+          <w:spacing w:val="-2"/>
+          <w:sz w:val="24"/>
+        </w:rPr>
+        <w:t>(</w:t>
+      </w:r>
+      <w:r>
+        <w:rPr>
+          <w:rFonts w:asciiTheme="minorHAnsi" w:hAnsiTheme="minorHAnsi" w:cstheme="minorHAnsi"/>
+          <w:spacing w:val="-2"/>
+          <w:sz w:val="24"/>
+          <w:highlight w:val="lightGray"/>
+        </w:rPr>
+        <w:t>conection.Open();</w:t>
+      </w:r>
+      <w:r>
+        <w:rPr>
+          <w:rFonts w:asciiTheme="minorHAnsi" w:hAnsiTheme="minorHAnsi" w:cstheme="minorHAnsi"/>
+          <w:spacing w:val="-2"/>
+          <w:sz w:val="24"/>
+          <w:highlight w:val="lightGray"/>
+        </w:rPr>
+        <w:t xml:space="preserve">  </w:t>
+      </w:r>
+      <w:r>
+        <w:rPr>
+          <w:rFonts w:asciiTheme="minorHAnsi" w:hAnsiTheme="minorHAnsi" w:cstheme="minorHAnsi"/>
+          <w:spacing w:val="-2"/>
+          <w:sz w:val="24"/>
+          <w:highlight w:val="lightGray"/>
+        </w:rPr>
+        <w:t>using (DbTransaction transaction = conection.BeginTransaction())</w:t>
+      </w:r>
+      <w:r>
+        <w:rPr>
+          <w:rFonts w:asciiTheme="minorHAnsi" w:hAnsiTheme="minorHAnsi" w:cstheme="minorHAnsi"/>
+          <w:spacing w:val="-2"/>
+          <w:sz w:val="24"/>
+          <w:highlight w:val="lightGray"/>
+        </w:rPr>
+        <w:t>)</w:t>
+      </w:r>
+      <w:r>
+        <w:rPr>
+          <w:rFonts w:asciiTheme="minorHAnsi" w:hAnsiTheme="minorHAnsi" w:cstheme="minorHAnsi"/>
+          <w:spacing w:val="-2"/>
+          <w:sz w:val="24"/>
+          <w:highlight w:val="lightGray"/>
+        </w:rPr>
+        <w:t>.</w:t>
+      </w:r>
+      <w:r>
+        <w:rPr>
+          <w:rFonts w:asciiTheme="minorHAnsi" w:hAnsiTheme="minorHAnsi" w:cstheme="minorHAnsi"/>
+          <w:color w:val="FF0000"/>
+          <w:spacing w:val="-2"/>
+          <w:sz w:val="24"/>
+        </w:rPr>
+        <w:t xml:space="preserve"> </w:t>
+      </w:r>
+      <w:r>
+        <w:rPr>
+          <w:rFonts w:asciiTheme="minorHAnsi" w:hAnsiTheme="minorHAnsi" w:cstheme="minorHAnsi"/>
+          <w:spacing w:val="-2"/>
+          <w:sz w:val="24"/>
+        </w:rPr>
+        <w:t>La transacción (BeginTransaction) inicia una transacción de base de datos. Esto es fundamental para asegurar que, si ocurre un error a mitad del proceso, no se guarden datos parciales o corruptos.</w:t>
+      </w:r>
+      <w:r>
+        <w:rPr>
+          <w:rFonts w:asciiTheme="minorHAnsi" w:hAnsiTheme="minorHAnsi" w:cstheme="minorHAnsi"/>
+          <w:spacing w:val="-2"/>
+          <w:sz w:val="24"/>
+        </w:rPr>
+        <w:t xml:space="preserve"> </w:t>
+      </w:r>
+    </w:p>
+    <w:p>
+      <w:pPr>
+        <w:jc w:val="both"/>
+        <w:rPr>
+          <w:rFonts w:asciiTheme="minorHAnsi" w:hAnsiTheme="minorHAnsi" w:cstheme="minorHAnsi"/>
+          <w:spacing w:val="-2"/>
+          <w:sz w:val="24"/>
+        </w:rPr>
+      </w:pPr>
+      <w:r>
+        <w:rPr>
+          <w:rFonts w:asciiTheme="minorHAnsi" w:hAnsiTheme="minorHAnsi" w:cstheme="minorHAnsi"/>
+          <w:spacing w:val="-2"/>
+          <w:sz w:val="24"/>
+        </w:rPr>
+        <w:t>Se ejecuta el procedimiento almacenado DIRECCIONZONAL.USP_REPORTEVIATICOS.NUEVO. Luego se asigna los valores provenientes del objeto model a los parámetros del procedimiento (como el empleado, dirección zonal, sede, modalidad, rol, etc.).  El parámetro de Salida (R_RESULTADO): Captura el valor de retorno que emite la base de datos y lo almacena en la variable</w:t>
+      </w:r>
+    </w:p>
+    <w:p>
+      <w:pPr>
+        <w:jc w:val="both"/>
+        <w:rPr>
+          <w:rFonts w:asciiTheme="minorHAnsi" w:hAnsiTheme="minorHAnsi" w:cstheme="minorHAnsi"/>
+          <w:spacing w:val="-2"/>
+          <w:sz w:val="24"/>
+        </w:rPr>
+      </w:pPr>
+    </w:p>
+    <w:p>
+      <w:pPr>
+        <w:jc w:val="both"/>
+        <w:rPr>
+          <w:rFonts w:asciiTheme="minorHAnsi" w:hAnsiTheme="minorHAnsi" w:cstheme="minorHAnsi"/>
+          <w:spacing w:val="-2"/>
+          <w:sz w:val="24"/>
+        </w:rPr>
+      </w:pPr>
+      <w:r>
+        <w:rPr>
+          <w:rFonts w:asciiTheme="minorHAnsi" w:hAnsiTheme="minorHAnsi" w:cstheme="minorHAnsi"/>
+          <w:spacing w:val="-2"/>
+          <w:sz w:val="24"/>
+        </w:rPr>
+        <w:t xml:space="preserve">Commit(): Si todas las operaciones dentro del bloque try se ejecutan sin problemas, se confirman los cambios de manera definitiva en la base de datos y se retorna el número de resultado.   </w:t>
+      </w:r>
+    </w:p>
+    <w:p>
+      <w:pPr>
+        <w:jc w:val="both"/>
+        <w:rPr>
+          <w:rFonts w:asciiTheme="minorHAnsi" w:hAnsiTheme="minorHAnsi" w:cstheme="minorHAnsi"/>
+          <w:spacing w:val="-2"/>
+          <w:sz w:val="24"/>
+        </w:rPr>
+      </w:pPr>
+      <w:r>
+        <w:rPr>
+          <w:rFonts w:asciiTheme="minorHAnsi" w:hAnsiTheme="minorHAnsi" w:cstheme="minorHAnsi"/>
+          <w:spacing w:val="-2"/>
+          <w:sz w:val="24"/>
+        </w:rPr>
+        <w:t xml:space="preserve">Rollback(): </w:t>
+      </w:r>
+      <w:r>
+        <w:rPr>
+          <w:rFonts w:asciiTheme="minorHAnsi" w:hAnsiTheme="minorHAnsi" w:cstheme="minorHAnsi"/>
+          <w:spacing w:val="-2"/>
+          <w:sz w:val="24"/>
+        </w:rPr>
+        <w:t>Si ocurre cualquier error o excepción, se aborta la operación y se revierten todos los cambios realizados en la base de datos para mantener la consistencia, retornando -1 o lanzando el mensaje de error.</w:t>
+      </w:r>
+    </w:p>
+    <w:p>
+      <w:pPr>
+        <w:rPr>
+          <w:rFonts w:asciiTheme="minorHAnsi" w:hAnsiTheme="minorHAnsi" w:cstheme="minorHAnsi"/>
+          <w:b/>
+          <w:spacing w:val="-2"/>
+          <w:sz w:val="24"/>
+        </w:rPr>
+      </w:pPr>
+    </w:p>
+    <w:p>
+      <w:pPr>
+        <w:spacing w:after="240" w:line="480" w:lineRule="auto"/>
+        <w:jc w:val="center"/>
+        <w:rPr>
+          <w:rFonts w:asciiTheme="minorHAnsi" w:hAnsiTheme="minorHAnsi" w:cstheme="minorHAnsi"/>
+          <w:b/>
+          <w:spacing w:val="-2"/>
+          <w:sz w:val="24"/>
+        </w:rPr>
+      </w:pPr>
       <w:r>
         <w:rPr>
           <w:rFonts w:asciiTheme="minorHAnsi" w:hAnsiTheme="minorHAnsi" w:cstheme="minorHAnsi"/>
@@ -5853,12 +7478,11 @@
           <w:sz w:val="24"/>
           <w:lang w:val="es-MX" w:eastAsia="es-MX"/>
         </w:rPr>
-        <w:lastRenderedPageBreak/>
         <w:drawing>
-          <wp:inline distT="0" distB="0" distL="0" distR="0" wp14:anchorId="2218F715" wp14:editId="0AED6116">
-            <wp:extent cx="4187256" cy="2705100"/>
-            <wp:effectExtent l="0" t="0" r="3810" b="0"/>
-            <wp:docPr id="28" name="Imagen 28"/>
+          <wp:inline distT="0" distB="0" distL="0" distR="0" wp14:anchorId="64085CEF" wp14:editId="51163009">
+            <wp:extent cx="6783070" cy="5167630"/>
+            <wp:effectExtent l="0" t="0" r="0" b="0"/>
+            <wp:docPr id="21" name="Imagen 21"/>
             <wp:cNvGraphicFramePr>
               <a:graphicFrameLocks xmlns:a="http://schemas.openxmlformats.org/drawingml/2006/main" noChangeAspect="1"/>
             </wp:cNvGraphicFramePr>
@@ -5878,7 +7502,7 @@
                   <pic:spPr>
                     <a:xfrm>
                       <a:off x="0" y="0"/>
-                      <a:ext cx="4191112" cy="2707591"/>
+                      <a:ext cx="6783070" cy="5167630"/>
                     </a:xfrm>
                     <a:prstGeom prst="rect">
                       <a:avLst/>
@@ -5905,6 +7529,35 @@
       <w:r>
         <w:rPr>
           <w:rFonts w:asciiTheme="minorHAnsi" w:hAnsiTheme="minorHAnsi" w:cstheme="minorHAnsi"/>
+          <w:spacing w:val="-2"/>
+          <w:sz w:val="24"/>
+        </w:rPr>
+        <w:lastRenderedPageBreak/>
+        <w:t xml:space="preserve">Ubicación: </w:t>
+      </w:r>
+      <w:r>
+        <w:rPr>
+          <w:rFonts w:asciiTheme="minorHAnsi" w:hAnsiTheme="minorHAnsi" w:cstheme="minorHAnsi"/>
+          <w:spacing w:val="-2"/>
+          <w:sz w:val="24"/>
+        </w:rPr>
+        <w:t>siirtp.backend.DataProvider/Direccionzonal/EmpleadodzDAL</w:t>
+      </w:r>
+    </w:p>
+    <w:p>
+      <w:pPr>
+        <w:spacing w:after="240" w:line="480" w:lineRule="auto"/>
+        <w:jc w:val="center"/>
+        <w:rPr>
+          <w:rFonts w:asciiTheme="minorHAnsi" w:hAnsiTheme="minorHAnsi" w:cstheme="minorHAnsi"/>
+          <w:b/>
+          <w:spacing w:val="-2"/>
+          <w:sz w:val="24"/>
+        </w:rPr>
+      </w:pPr>
+      <w:r>
+        <w:rPr>
+          <w:rFonts w:asciiTheme="minorHAnsi" w:hAnsiTheme="minorHAnsi" w:cstheme="minorHAnsi"/>
           <w:b/>
           <w:noProof/>
           <w:spacing w:val="-2"/>
@@ -5912,10 +7565,10 @@
           <w:lang w:val="es-MX" w:eastAsia="es-MX"/>
         </w:rPr>
         <w:drawing>
-          <wp:inline distT="0" distB="0" distL="0" distR="0" wp14:anchorId="5CAAB0F9" wp14:editId="7164C167">
-            <wp:extent cx="5839911" cy="2028825"/>
-            <wp:effectExtent l="0" t="0" r="8890" b="0"/>
-            <wp:docPr id="29" name="Imagen 29"/>
+          <wp:inline distT="0" distB="0" distL="0" distR="0" wp14:anchorId="4EC1DA37" wp14:editId="0160D625">
+            <wp:extent cx="6783070" cy="4806315"/>
+            <wp:effectExtent l="0" t="0" r="0" b="0"/>
+            <wp:docPr id="23" name="Imagen 23"/>
             <wp:cNvGraphicFramePr>
               <a:graphicFrameLocks xmlns:a="http://schemas.openxmlformats.org/drawingml/2006/main" noChangeAspect="1"/>
             </wp:cNvGraphicFramePr>
@@ -5935,7 +7588,7 @@
                   <pic:spPr>
                     <a:xfrm>
                       <a:off x="0" y="0"/>
-                      <a:ext cx="5856898" cy="2034727"/>
+                      <a:ext cx="6783070" cy="4806315"/>
                     </a:xfrm>
                     <a:prstGeom prst="rect">
                       <a:avLst/>
@@ -5950,6 +7603,20 @@
     </w:p>
     <w:p>
       <w:pPr>
+        <w:jc w:val="both"/>
+        <w:rPr>
+          <w:rFonts w:asciiTheme="minorHAnsi" w:hAnsiTheme="minorHAnsi" w:cstheme="minorHAnsi"/>
+          <w:b/>
+          <w:spacing w:val="-2"/>
+          <w:sz w:val="24"/>
+        </w:rPr>
+      </w:pPr>
+      <w:r>
+        <w:t>En resumen, este método es seguro y eficiente para poblar tablas con paginación en la interfaz de usuario, garantizando que los datos de Oracle sean interpretados correctamente en C# sin riesgo de interrupciones por valores nulos.</w:t>
+      </w:r>
+    </w:p>
+    <w:p>
+      <w:pPr>
         <w:spacing w:after="240" w:line="480" w:lineRule="auto"/>
         <w:jc w:val="center"/>
         <w:rPr>
@@ -5998,6 +7665,85 @@
     </w:p>
     <w:p>
       <w:pPr>
+        <w:rPr>
+          <w:rFonts w:asciiTheme="minorHAnsi" w:hAnsiTheme="minorHAnsi" w:cstheme="minorHAnsi"/>
+          <w:spacing w:val="-2"/>
+          <w:sz w:val="24"/>
+        </w:rPr>
+      </w:pPr>
+      <w:r>
+        <w:rPr>
+          <w:rFonts w:asciiTheme="minorHAnsi" w:hAnsiTheme="minorHAnsi" w:cstheme="minorHAnsi"/>
+          <w:spacing w:val="-2"/>
+          <w:sz w:val="24"/>
+        </w:rPr>
+        <w:lastRenderedPageBreak/>
+        <w:t>El fragmento de código corresponde a un controlador (EmpleadodzController) que se encarga de manejar las peticiones provenientes de la interfaz de usuario donde devuelve una respuesta estructurada.</w:t>
+      </w:r>
+    </w:p>
+    <w:p>
+      <w:pPr>
+        <w:rPr>
+          <w:rFonts w:asciiTheme="minorHAnsi" w:hAnsiTheme="minorHAnsi" w:cstheme="minorHAnsi"/>
+          <w:spacing w:val="-2"/>
+          <w:sz w:val="24"/>
+        </w:rPr>
+      </w:pPr>
+    </w:p>
+    <w:p>
+      <w:pPr>
+        <w:rPr>
+          <w:rFonts w:asciiTheme="minorHAnsi" w:hAnsiTheme="minorHAnsi" w:cstheme="minorHAnsi"/>
+          <w:spacing w:val="-2"/>
+          <w:sz w:val="24"/>
+        </w:rPr>
+      </w:pPr>
+      <w:r>
+        <w:rPr>
+          <w:rFonts w:asciiTheme="minorHAnsi" w:hAnsiTheme="minorHAnsi" w:cstheme="minorHAnsi"/>
+          <w:spacing w:val="-2"/>
+          <w:sz w:val="24"/>
+        </w:rPr>
+        <w:t xml:space="preserve">La estructura switch case -1: Ocurrió un error general en base de datos de tipo Error con el mensaje "Ha ocurrido un problema". case 0: De tipo Error indicando "Los datos ya existen".   default Operación exitosa. (Fn = new JFunction() { Fn = "Buscar" }) para refrescar la tabla. </w:t>
+      </w:r>
+    </w:p>
+    <w:p>
+      <w:pPr>
+        <w:rPr>
+          <w:rFonts w:asciiTheme="minorHAnsi" w:hAnsiTheme="minorHAnsi" w:cstheme="minorHAnsi"/>
+          <w:spacing w:val="-2"/>
+          <w:sz w:val="24"/>
+        </w:rPr>
+      </w:pPr>
+    </w:p>
+    <w:p>
+      <w:pPr>
+        <w:rPr>
+          <w:rFonts w:asciiTheme="minorHAnsi" w:hAnsiTheme="minorHAnsi" w:cstheme="minorHAnsi"/>
+          <w:spacing w:val="-2"/>
+          <w:sz w:val="24"/>
+        </w:rPr>
+      </w:pPr>
+      <w:r>
+        <w:rPr>
+          <w:rFonts w:asciiTheme="minorHAnsi" w:hAnsiTheme="minorHAnsi" w:cstheme="minorHAnsi"/>
+          <w:spacing w:val="-2"/>
+          <w:sz w:val="24"/>
+        </w:rPr>
+        <w:t xml:space="preserve">Se configura el punto de inicio y fija un límite de 25 registros por página por defecto.   Luego llama a EmpleadodzBL.Instancia.Listardz(...) para obtener los datos donde retorna un objeto empaquetado con la lista de registros y el total de elementos de la consulta, permitiendo que la interfaz renderice correctamente la paginación de la tabla.  </w:t>
+      </w:r>
+    </w:p>
+    <w:p>
+      <w:pPr>
+        <w:rPr>
+          <w:rFonts w:asciiTheme="minorHAnsi" w:hAnsiTheme="minorHAnsi" w:cstheme="minorHAnsi"/>
+          <w:spacing w:val="-2"/>
+          <w:sz w:val="24"/>
+        </w:rPr>
+      </w:pPr>
+    </w:p>
+    <w:p>
+      <w:pPr>
         <w:spacing w:after="240" w:line="480" w:lineRule="auto"/>
         <w:jc w:val="center"/>
         <w:rPr>
@@ -6007,18 +7753,30 @@
           <w:sz w:val="24"/>
         </w:rPr>
       </w:pPr>
-    </w:p>
-    <w:p>
-      <w:pPr>
-        <w:spacing w:after="240" w:line="480" w:lineRule="auto"/>
-        <w:jc w:val="center"/>
-        <w:rPr>
-          <w:rFonts w:asciiTheme="minorHAnsi" w:hAnsiTheme="minorHAnsi" w:cstheme="minorHAnsi"/>
-          <w:b/>
-          <w:spacing w:val="-2"/>
-          <w:sz w:val="24"/>
-        </w:rPr>
-      </w:pPr>
+      <w:r>
+        <w:rPr>
+          <w:rFonts w:asciiTheme="minorHAnsi" w:hAnsiTheme="minorHAnsi" w:cstheme="minorHAnsi"/>
+          <w:spacing w:val="-2"/>
+          <w:sz w:val="24"/>
+        </w:rPr>
+        <w:t>Ubicación: siirtp.frontend/Areas/DireccionZonal_Administrador/Controllers/Emplead</w:t>
+      </w:r>
+      <w:r>
+        <w:rPr>
+          <w:rFonts w:asciiTheme="minorHAnsi" w:hAnsiTheme="minorHAnsi" w:cstheme="minorHAnsi"/>
+          <w:spacing w:val="-2"/>
+          <w:sz w:val="24"/>
+        </w:rPr>
+        <w:t>o</w:t>
+      </w:r>
+      <w:r>
+        <w:rPr>
+          <w:rFonts w:asciiTheme="minorHAnsi" w:hAnsiTheme="minorHAnsi" w:cstheme="minorHAnsi"/>
+          <w:spacing w:val="-2"/>
+          <w:sz w:val="24"/>
+        </w:rPr>
+        <w:t>dzController</w:t>
+      </w:r>
       <w:r>
         <w:rPr>
           <w:rFonts w:asciiTheme="minorHAnsi" w:hAnsiTheme="minorHAnsi" w:cstheme="minorHAnsi"/>
@@ -6028,12 +7786,11 @@
           <w:sz w:val="24"/>
           <w:lang w:val="es-MX" w:eastAsia="es-MX"/>
         </w:rPr>
-        <w:lastRenderedPageBreak/>
         <w:drawing>
-          <wp:inline distT="0" distB="0" distL="0" distR="0" wp14:anchorId="46894136" wp14:editId="4DDE409F">
-            <wp:extent cx="4929926" cy="6076950"/>
-            <wp:effectExtent l="0" t="0" r="4445" b="0"/>
-            <wp:docPr id="30" name="Imagen 30"/>
+          <wp:inline distT="0" distB="0" distL="0" distR="0" wp14:anchorId="442B01E1" wp14:editId="77180880">
+            <wp:extent cx="6176973" cy="5410200"/>
+            <wp:effectExtent l="0" t="0" r="0" b="0"/>
+            <wp:docPr id="24" name="Imagen 24"/>
             <wp:cNvGraphicFramePr>
               <a:graphicFrameLocks xmlns:a="http://schemas.openxmlformats.org/drawingml/2006/main" noChangeAspect="1"/>
             </wp:cNvGraphicFramePr>
@@ -6053,7 +7810,7 @@
                   <pic:spPr>
                     <a:xfrm>
                       <a:off x="0" y="0"/>
-                      <a:ext cx="4939494" cy="6088744"/>
+                      <a:ext cx="6181783" cy="5414413"/>
                     </a:xfrm>
                     <a:prstGeom prst="rect">
                       <a:avLst/>
@@ -6072,7 +7829,89 @@
         <w:jc w:val="center"/>
         <w:rPr>
           <w:rFonts w:asciiTheme="minorHAnsi" w:hAnsiTheme="minorHAnsi" w:cstheme="minorHAnsi"/>
-          <w:b/>
+          <w:spacing w:val="-2"/>
+          <w:sz w:val="24"/>
+        </w:rPr>
+      </w:pPr>
+      <w:r>
+        <w:rPr>
+          <w:rFonts w:asciiTheme="minorHAnsi" w:hAnsiTheme="minorHAnsi" w:cstheme="minorHAnsi"/>
+          <w:spacing w:val="-2"/>
+          <w:sz w:val="24"/>
+        </w:rPr>
+        <w:lastRenderedPageBreak/>
+        <w:t>Ubicación: siirtp.</w:t>
+      </w:r>
+      <w:r>
+        <w:rPr>
+          <w:rFonts w:asciiTheme="minorHAnsi" w:hAnsiTheme="minorHAnsi" w:cstheme="minorHAnsi"/>
+          <w:spacing w:val="-2"/>
+          <w:sz w:val="24"/>
+        </w:rPr>
+        <w:t>frontend/resources/js/Direcionzonal/empeladodz.js</w:t>
+      </w:r>
+    </w:p>
+    <w:p>
+      <w:pPr>
+        <w:rPr>
+          <w:rFonts w:asciiTheme="minorHAnsi" w:hAnsiTheme="minorHAnsi" w:cstheme="minorHAnsi"/>
+          <w:spacing w:val="-2"/>
+          <w:sz w:val="24"/>
+        </w:rPr>
+      </w:pPr>
+      <w:r>
+        <w:rPr>
+          <w:rFonts w:asciiTheme="minorHAnsi" w:hAnsiTheme="minorHAnsi" w:cstheme="minorHAnsi"/>
+          <w:spacing w:val="-2"/>
+          <w:sz w:val="24"/>
+        </w:rPr>
+        <w:t>Se captura los valores mediante ID (dirección zonal, sede, local y movilidad), se valida que no sea nulo con una advertencia de selección y retorno.</w:t>
+      </w:r>
+    </w:p>
+    <w:p>
+      <w:pPr>
+        <w:rPr>
+          <w:rFonts w:asciiTheme="minorHAnsi" w:hAnsiTheme="minorHAnsi" w:cstheme="minorHAnsi"/>
+          <w:spacing w:val="-2"/>
+          <w:sz w:val="24"/>
+        </w:rPr>
+      </w:pPr>
+      <w:r>
+        <w:rPr>
+          <w:rFonts w:asciiTheme="minorHAnsi" w:hAnsiTheme="minorHAnsi" w:cstheme="minorHAnsi"/>
+          <w:spacing w:val="-2"/>
+          <w:sz w:val="24"/>
+        </w:rPr>
+        <w:t>Se usa la función de (callback) para que, al cerrar la alerta, el cursor del mouse se posicione automáticamente sobre el campo incorrecto para que el usuario lo corrija de forma rápida</w:t>
+      </w:r>
+      <w:r>
+        <w:rPr>
+          <w:rFonts w:asciiTheme="minorHAnsi" w:hAnsiTheme="minorHAnsi" w:cstheme="minorHAnsi"/>
+          <w:spacing w:val="-2"/>
+          <w:sz w:val="24"/>
+        </w:rPr>
+        <w:t xml:space="preserve">. </w:t>
+      </w:r>
+    </w:p>
+    <w:p>
+      <w:r>
+        <w:t xml:space="preserve">Esta función actúa como un </w:t>
+      </w:r>
+      <w:r>
+        <w:rPr>
+          <w:b/>
+          <w:bCs/>
+        </w:rPr>
+        <w:t>filtro de seguridad visual y de lógica en el frontend</w:t>
+      </w:r>
+      <w:r>
+        <w:t>, y asegura que los selectores principales tengan datos y que el formulario esté correctamente llenado antes de realizar cualquier petición de guardado hacia el servidor.</w:t>
+      </w:r>
+    </w:p>
+    <w:p>
+      <w:pPr>
+        <w:rPr>
+          <w:rFonts w:asciiTheme="minorHAnsi" w:hAnsiTheme="minorHAnsi" w:cstheme="minorHAnsi"/>
           <w:spacing w:val="-2"/>
           <w:sz w:val="24"/>
         </w:rPr>
@@ -6089,30 +7928,6 @@
           <w:sz w:val="24"/>
         </w:rPr>
       </w:pPr>
-    </w:p>
-    <w:p>
-      <w:pPr>
-        <w:spacing w:after="240" w:line="480" w:lineRule="auto"/>
-        <w:jc w:val="center"/>
-        <w:rPr>
-          <w:rFonts w:asciiTheme="minorHAnsi" w:hAnsiTheme="minorHAnsi" w:cstheme="minorHAnsi"/>
-          <w:b/>
-          <w:spacing w:val="-2"/>
-          <w:sz w:val="24"/>
-        </w:rPr>
-      </w:pPr>
-    </w:p>
-    <w:p>
-      <w:pPr>
-        <w:spacing w:after="240" w:line="480" w:lineRule="auto"/>
-        <w:jc w:val="center"/>
-        <w:rPr>
-          <w:rFonts w:asciiTheme="minorHAnsi" w:hAnsiTheme="minorHAnsi" w:cstheme="minorHAnsi"/>
-          <w:b/>
-          <w:spacing w:val="-2"/>
-          <w:sz w:val="24"/>
-        </w:rPr>
-      </w:pPr>
       <w:r>
         <w:rPr>
           <w:rFonts w:asciiTheme="minorHAnsi" w:hAnsiTheme="minorHAnsi" w:cstheme="minorHAnsi"/>
@@ -6122,12 +7937,11 @@
           <w:sz w:val="24"/>
           <w:lang w:val="es-MX" w:eastAsia="es-MX"/>
         </w:rPr>
-        <w:lastRenderedPageBreak/>
         <w:drawing>
-          <wp:inline distT="0" distB="0" distL="0" distR="0" wp14:anchorId="45AFC4CE" wp14:editId="79890F7E">
-            <wp:extent cx="5955959" cy="2981325"/>
-            <wp:effectExtent l="0" t="0" r="6985" b="0"/>
-            <wp:docPr id="31" name="Imagen 31"/>
+          <wp:inline distT="0" distB="0" distL="0" distR="0" wp14:anchorId="51D4290C" wp14:editId="5779C86D">
+            <wp:extent cx="6783070" cy="2080260"/>
+            <wp:effectExtent l="0" t="0" r="0" b="0"/>
+            <wp:docPr id="33" name="Imagen 33"/>
             <wp:cNvGraphicFramePr>
               <a:graphicFrameLocks xmlns:a="http://schemas.openxmlformats.org/drawingml/2006/main" noChangeAspect="1"/>
             </wp:cNvGraphicFramePr>
@@ -6147,7 +7961,7 @@
                   <pic:spPr>
                     <a:xfrm>
                       <a:off x="0" y="0"/>
-                      <a:ext cx="5959348" cy="2983021"/>
+                      <a:ext cx="6783070" cy="2080260"/>
                     </a:xfrm>
                     <a:prstGeom prst="rect">
                       <a:avLst/>
@@ -6162,6 +7976,400 @@
     </w:p>
     <w:p>
       <w:pPr>
+        <w:rPr>
+          <w:rFonts w:asciiTheme="minorHAnsi" w:hAnsiTheme="minorHAnsi" w:cstheme="minorHAnsi"/>
+          <w:spacing w:val="-2"/>
+          <w:sz w:val="24"/>
+        </w:rPr>
+      </w:pPr>
+    </w:p>
+    <w:p>
+      <w:pPr>
+        <w:rPr>
+          <w:rFonts w:asciiTheme="minorHAnsi" w:hAnsiTheme="minorHAnsi" w:cstheme="minorHAnsi"/>
+          <w:spacing w:val="-2"/>
+          <w:sz w:val="24"/>
+        </w:rPr>
+      </w:pPr>
+    </w:p>
+    <w:p>
+      <w:pPr>
+        <w:rPr>
+          <w:rFonts w:asciiTheme="minorHAnsi" w:hAnsiTheme="minorHAnsi" w:cstheme="minorHAnsi"/>
+          <w:spacing w:val="-2"/>
+          <w:sz w:val="24"/>
+        </w:rPr>
+      </w:pPr>
+    </w:p>
+    <w:p>
+      <w:pPr>
+        <w:rPr>
+          <w:rFonts w:asciiTheme="minorHAnsi" w:hAnsiTheme="minorHAnsi" w:cstheme="minorHAnsi"/>
+          <w:spacing w:val="-2"/>
+          <w:sz w:val="24"/>
+        </w:rPr>
+      </w:pPr>
+    </w:p>
+    <w:p>
+      <w:pPr>
+        <w:rPr>
+          <w:rFonts w:asciiTheme="minorHAnsi" w:hAnsiTheme="minorHAnsi" w:cstheme="minorHAnsi"/>
+          <w:spacing w:val="-2"/>
+          <w:sz w:val="24"/>
+        </w:rPr>
+      </w:pPr>
+    </w:p>
+    <w:p>
+      <w:pPr>
+        <w:rPr>
+          <w:rFonts w:asciiTheme="minorHAnsi" w:hAnsiTheme="minorHAnsi" w:cstheme="minorHAnsi"/>
+          <w:spacing w:val="-2"/>
+          <w:sz w:val="24"/>
+        </w:rPr>
+      </w:pPr>
+    </w:p>
+    <w:p>
+      <w:pPr>
+        <w:rPr>
+          <w:rFonts w:asciiTheme="minorHAnsi" w:hAnsiTheme="minorHAnsi" w:cstheme="minorHAnsi"/>
+          <w:spacing w:val="-2"/>
+          <w:sz w:val="24"/>
+        </w:rPr>
+      </w:pPr>
+    </w:p>
+    <w:p>
+      <w:pPr>
+        <w:rPr>
+          <w:rFonts w:asciiTheme="minorHAnsi" w:hAnsiTheme="minorHAnsi" w:cstheme="minorHAnsi"/>
+          <w:spacing w:val="-2"/>
+          <w:sz w:val="24"/>
+        </w:rPr>
+      </w:pPr>
+    </w:p>
+    <w:p>
+      <w:pPr>
+        <w:rPr>
+          <w:rFonts w:asciiTheme="minorHAnsi" w:hAnsiTheme="minorHAnsi" w:cstheme="minorHAnsi"/>
+          <w:spacing w:val="-2"/>
+          <w:sz w:val="24"/>
+        </w:rPr>
+      </w:pPr>
+    </w:p>
+    <w:p>
+      <w:pPr>
+        <w:rPr>
+          <w:rFonts w:asciiTheme="minorHAnsi" w:hAnsiTheme="minorHAnsi" w:cstheme="minorHAnsi"/>
+          <w:spacing w:val="-2"/>
+          <w:sz w:val="24"/>
+        </w:rPr>
+      </w:pPr>
+    </w:p>
+    <w:p>
+      <w:pPr>
+        <w:rPr>
+          <w:rFonts w:asciiTheme="minorHAnsi" w:hAnsiTheme="minorHAnsi" w:cstheme="minorHAnsi"/>
+          <w:spacing w:val="-2"/>
+          <w:sz w:val="24"/>
+        </w:rPr>
+      </w:pPr>
+    </w:p>
+    <w:p>
+      <w:pPr>
+        <w:rPr>
+          <w:rFonts w:asciiTheme="minorHAnsi" w:hAnsiTheme="minorHAnsi" w:cstheme="minorHAnsi"/>
+          <w:spacing w:val="-2"/>
+          <w:sz w:val="24"/>
+        </w:rPr>
+      </w:pPr>
+    </w:p>
+    <w:p>
+      <w:pPr>
+        <w:rPr>
+          <w:rFonts w:asciiTheme="minorHAnsi" w:hAnsiTheme="minorHAnsi" w:cstheme="minorHAnsi"/>
+          <w:spacing w:val="-2"/>
+          <w:sz w:val="24"/>
+        </w:rPr>
+      </w:pPr>
+    </w:p>
+    <w:p>
+      <w:pPr>
+        <w:rPr>
+          <w:rFonts w:asciiTheme="minorHAnsi" w:hAnsiTheme="minorHAnsi" w:cstheme="minorHAnsi"/>
+          <w:spacing w:val="-2"/>
+          <w:sz w:val="24"/>
+        </w:rPr>
+      </w:pPr>
+    </w:p>
+    <w:p>
+      <w:pPr>
+        <w:rPr>
+          <w:rFonts w:asciiTheme="minorHAnsi" w:hAnsiTheme="minorHAnsi" w:cstheme="minorHAnsi"/>
+          <w:spacing w:val="-2"/>
+          <w:sz w:val="24"/>
+        </w:rPr>
+      </w:pPr>
+    </w:p>
+    <w:p>
+      <w:pPr>
+        <w:rPr>
+          <w:rFonts w:asciiTheme="minorHAnsi" w:hAnsiTheme="minorHAnsi" w:cstheme="minorHAnsi"/>
+          <w:spacing w:val="-2"/>
+          <w:sz w:val="24"/>
+        </w:rPr>
+      </w:pPr>
+    </w:p>
+    <w:p>
+      <w:pPr>
+        <w:rPr>
+          <w:rFonts w:asciiTheme="minorHAnsi" w:hAnsiTheme="minorHAnsi" w:cstheme="minorHAnsi"/>
+          <w:spacing w:val="-2"/>
+          <w:sz w:val="24"/>
+        </w:rPr>
+      </w:pPr>
+    </w:p>
+    <w:p>
+      <w:pPr>
+        <w:rPr>
+          <w:rFonts w:asciiTheme="minorHAnsi" w:hAnsiTheme="minorHAnsi" w:cstheme="minorHAnsi"/>
+          <w:spacing w:val="-2"/>
+          <w:sz w:val="24"/>
+        </w:rPr>
+      </w:pPr>
+    </w:p>
+    <w:p>
+      <w:pPr>
+        <w:rPr>
+          <w:rFonts w:asciiTheme="minorHAnsi" w:hAnsiTheme="minorHAnsi" w:cstheme="minorHAnsi"/>
+          <w:spacing w:val="-2"/>
+          <w:sz w:val="24"/>
+        </w:rPr>
+      </w:pPr>
+    </w:p>
+    <w:p>
+      <w:pPr>
+        <w:jc w:val="center"/>
+        <w:rPr>
+          <w:rFonts w:asciiTheme="minorHAnsi" w:hAnsiTheme="minorHAnsi" w:cstheme="minorHAnsi"/>
+          <w:spacing w:val="-2"/>
+          <w:sz w:val="24"/>
+        </w:rPr>
+      </w:pPr>
+      <w:r>
+        <w:rPr>
+          <w:rFonts w:asciiTheme="minorHAnsi" w:hAnsiTheme="minorHAnsi" w:cstheme="minorHAnsi"/>
+          <w:spacing w:val="-2"/>
+          <w:sz w:val="24"/>
+        </w:rPr>
+        <w:lastRenderedPageBreak/>
+        <w:t>Ubicación: siirtp.transversal.Entities/Direccionzonal/EmpleadodzCLS</w:t>
+      </w:r>
+    </w:p>
+    <w:p>
+      <w:pPr>
+        <w:rPr>
+          <w:rFonts w:asciiTheme="minorHAnsi" w:hAnsiTheme="minorHAnsi" w:cstheme="minorHAnsi"/>
+          <w:spacing w:val="-2"/>
+          <w:sz w:val="24"/>
+        </w:rPr>
+      </w:pPr>
+    </w:p>
+    <w:p>
+      <w:pPr>
+        <w:rPr>
+          <w:rFonts w:asciiTheme="minorHAnsi" w:hAnsiTheme="minorHAnsi" w:cstheme="minorHAnsi"/>
+          <w:spacing w:val="-2"/>
+          <w:sz w:val="24"/>
+        </w:rPr>
+      </w:pPr>
+      <w:r>
+        <w:rPr>
+          <w:rFonts w:asciiTheme="minorHAnsi" w:hAnsiTheme="minorHAnsi" w:cstheme="minorHAnsi"/>
+          <w:spacing w:val="-2"/>
+          <w:sz w:val="24"/>
+        </w:rPr>
+        <w:t>El siguiente código (</w:t>
+      </w:r>
+      <w:r>
+        <w:rPr>
+          <w:rFonts w:asciiTheme="minorHAnsi" w:hAnsiTheme="minorHAnsi" w:cstheme="minorHAnsi"/>
+          <w:spacing w:val="-2"/>
+          <w:sz w:val="24"/>
+          <w:highlight w:val="lightGray"/>
+        </w:rPr>
+        <w:t>EmpleadodzCLS.cs</w:t>
+      </w:r>
+      <w:r>
+        <w:rPr>
+          <w:rFonts w:asciiTheme="minorHAnsi" w:hAnsiTheme="minorHAnsi" w:cstheme="minorHAnsi"/>
+          <w:spacing w:val="-2"/>
+          <w:sz w:val="24"/>
+        </w:rPr>
+        <w:t xml:space="preserve">) funciona como estructuras de datos para transportar información entre las diferentes capas de la aplicación. El archivo define dos clases principales que estructuran los datos de las direcciones zonales de los empleados: </w:t>
+      </w:r>
+    </w:p>
+    <w:p>
+      <w:pPr>
+        <w:rPr>
+          <w:rFonts w:asciiTheme="minorHAnsi" w:hAnsiTheme="minorHAnsi" w:cstheme="minorHAnsi"/>
+          <w:spacing w:val="-2"/>
+          <w:sz w:val="24"/>
+        </w:rPr>
+      </w:pPr>
+    </w:p>
+    <w:p>
+      <w:pPr>
+        <w:rPr>
+          <w:rFonts w:asciiTheme="minorHAnsi" w:hAnsiTheme="minorHAnsi" w:cstheme="minorHAnsi"/>
+          <w:spacing w:val="-2"/>
+          <w:sz w:val="24"/>
+        </w:rPr>
+      </w:pPr>
+      <w:r>
+        <w:rPr>
+          <w:rFonts w:asciiTheme="minorHAnsi" w:hAnsiTheme="minorHAnsi" w:cstheme="minorHAnsi"/>
+          <w:spacing w:val="-2"/>
+          <w:sz w:val="24"/>
+        </w:rPr>
+        <w:t>La clase (</w:t>
+      </w:r>
+      <w:r>
+        <w:rPr>
+          <w:rFonts w:asciiTheme="minorHAnsi" w:hAnsiTheme="minorHAnsi" w:cstheme="minorHAnsi"/>
+          <w:spacing w:val="-2"/>
+          <w:sz w:val="24"/>
+          <w:highlight w:val="lightGray"/>
+        </w:rPr>
+        <w:t>Leerempleadodz_grabarCLS</w:t>
+      </w:r>
+      <w:r>
+        <w:rPr>
+          <w:rFonts w:asciiTheme="minorHAnsi" w:hAnsiTheme="minorHAnsi" w:cstheme="minorHAnsi"/>
+          <w:spacing w:val="-2"/>
+          <w:sz w:val="24"/>
+        </w:rPr>
+        <w:t xml:space="preserve">) está diseñada para capturar y transportar los datos al momento de grabar, insertar o actualizar un registro en la base de datos.  Sus propiedades contienen identificadores numéricos y cadenas de texto descriptivas:  </w:t>
+      </w:r>
+    </w:p>
+    <w:p>
+      <w:pPr>
+        <w:rPr>
+          <w:rFonts w:asciiTheme="minorHAnsi" w:hAnsiTheme="minorHAnsi" w:cstheme="minorHAnsi"/>
+          <w:spacing w:val="-2"/>
+          <w:sz w:val="24"/>
+        </w:rPr>
+      </w:pPr>
+      <w:r>
+        <w:rPr>
+          <w:rFonts w:asciiTheme="minorHAnsi" w:hAnsiTheme="minorHAnsi" w:cstheme="minorHAnsi"/>
+          <w:spacing w:val="-2"/>
+          <w:sz w:val="24"/>
+        </w:rPr>
+        <w:t>Identificadores (</w:t>
+      </w:r>
+      <w:r>
+        <w:rPr>
+          <w:rFonts w:asciiTheme="minorHAnsi" w:hAnsiTheme="minorHAnsi" w:cstheme="minorHAnsi"/>
+          <w:spacing w:val="-2"/>
+          <w:sz w:val="24"/>
+          <w:highlight w:val="lightGray"/>
+        </w:rPr>
+        <w:t>IDs</w:t>
+      </w:r>
+      <w:r>
+        <w:rPr>
+          <w:rFonts w:asciiTheme="minorHAnsi" w:hAnsiTheme="minorHAnsi" w:cstheme="minorHAnsi"/>
+          <w:spacing w:val="-2"/>
+          <w:sz w:val="24"/>
+        </w:rPr>
+        <w:t xml:space="preserve">): Iidempleadoget, Iiddirezonesform, Iidsededzform, Iidlocalseededzform, Iidmodalidadform, Iidroldzform. Textos descriptivos: Vdireccionzonal, Vsedezonal, Vlocalsededz y Auditoría: Iidusuarioactualiza (guarda el ID del usuario que realizó la última modificación o registro).  </w:t>
+      </w:r>
+    </w:p>
+    <w:p>
+      <w:pPr>
+        <w:rPr>
+          <w:rFonts w:asciiTheme="minorHAnsi" w:hAnsiTheme="minorHAnsi" w:cstheme="minorHAnsi"/>
+          <w:spacing w:val="-2"/>
+          <w:sz w:val="24"/>
+        </w:rPr>
+      </w:pPr>
+    </w:p>
+    <w:p>
+      <w:pPr>
+        <w:rPr>
+          <w:rFonts w:asciiTheme="minorHAnsi" w:hAnsiTheme="minorHAnsi" w:cstheme="minorHAnsi"/>
+          <w:spacing w:val="-2"/>
+          <w:sz w:val="24"/>
+        </w:rPr>
+      </w:pPr>
+      <w:r>
+        <w:rPr>
+          <w:rFonts w:asciiTheme="minorHAnsi" w:hAnsiTheme="minorHAnsi" w:cstheme="minorHAnsi"/>
+          <w:spacing w:val="-2"/>
+          <w:sz w:val="24"/>
+        </w:rPr>
+        <w:t xml:space="preserve">La Clase </w:t>
+      </w:r>
+      <w:r>
+        <w:rPr>
+          <w:rFonts w:asciiTheme="minorHAnsi" w:hAnsiTheme="minorHAnsi" w:cstheme="minorHAnsi"/>
+          <w:spacing w:val="-2"/>
+          <w:sz w:val="24"/>
+        </w:rPr>
+        <w:t>(</w:t>
+      </w:r>
+      <w:r>
+        <w:rPr>
+          <w:rFonts w:asciiTheme="minorHAnsi" w:hAnsiTheme="minorHAnsi" w:cstheme="minorHAnsi"/>
+          <w:spacing w:val="-2"/>
+          <w:sz w:val="24"/>
+        </w:rPr>
+        <w:t>Leermostrar_grillaCLS</w:t>
+      </w:r>
+      <w:r>
+        <w:rPr>
+          <w:rFonts w:asciiTheme="minorHAnsi" w:hAnsiTheme="minorHAnsi" w:cstheme="minorHAnsi"/>
+          <w:spacing w:val="-2"/>
+          <w:sz w:val="24"/>
+        </w:rPr>
+        <w:t>)</w:t>
+      </w:r>
+      <w:r>
+        <w:rPr>
+          <w:rFonts w:asciiTheme="minorHAnsi" w:hAnsiTheme="minorHAnsi" w:cstheme="minorHAnsi"/>
+          <w:spacing w:val="-2"/>
+          <w:sz w:val="24"/>
+        </w:rPr>
+        <w:t xml:space="preserve">, tiene una estructura idéntica a la anterior, pero su propósito principal es mapear y estructurar los datos que se obtienen desde la base de datos para ser mostrados en una tabla, o reporte en la interfaz de usuario.   Cada propiedad actúa como una columna que alimenta las filas de la tabla visualizada en el sistema. </w:t>
+      </w:r>
+    </w:p>
+    <w:p>
+      <w:pPr>
+        <w:rPr>
+          <w:rFonts w:asciiTheme="minorHAnsi" w:hAnsiTheme="minorHAnsi" w:cstheme="minorHAnsi"/>
+          <w:spacing w:val="-2"/>
+          <w:sz w:val="24"/>
+        </w:rPr>
+      </w:pPr>
+    </w:p>
+    <w:p>
+      <w:pPr>
+        <w:rPr>
+          <w:rFonts w:asciiTheme="minorHAnsi" w:hAnsiTheme="minorHAnsi" w:cstheme="minorHAnsi"/>
+          <w:spacing w:val="-2"/>
+          <w:sz w:val="24"/>
+        </w:rPr>
+      </w:pPr>
+      <w:r>
+        <w:rPr>
+          <w:rFonts w:asciiTheme="minorHAnsi" w:hAnsiTheme="minorHAnsi" w:cstheme="minorHAnsi"/>
+          <w:spacing w:val="-2"/>
+          <w:sz w:val="24"/>
+        </w:rPr>
+        <w:t>Las propiedades automáticas ({ get; set; }) utilizan métodos de acceso rápido de C#, lo que permite asignar y leer valores de manera directa y limpia.</w:t>
+      </w:r>
+    </w:p>
+    <w:p>
+      <w:pPr>
         <w:spacing w:after="240" w:line="480" w:lineRule="auto"/>
         <w:jc w:val="center"/>
         <w:rPr>
@@ -6193,10 +8401,10 @@
           <w:lang w:val="es-MX" w:eastAsia="es-MX"/>
         </w:rPr>
         <w:drawing>
-          <wp:inline distT="0" distB="0" distL="0" distR="0" wp14:anchorId="23911604" wp14:editId="0F144A0D">
-            <wp:extent cx="6783070" cy="2068195"/>
-            <wp:effectExtent l="0" t="0" r="0" b="8255"/>
-            <wp:docPr id="32" name="Imagen 32"/>
+          <wp:inline distT="0" distB="0" distL="0" distR="0" wp14:anchorId="49DE1A5F" wp14:editId="5E488493">
+            <wp:extent cx="3533775" cy="3331149"/>
+            <wp:effectExtent l="0" t="0" r="0" b="3175"/>
+            <wp:docPr id="34" name="Imagen 34"/>
             <wp:cNvGraphicFramePr>
               <a:graphicFrameLocks xmlns:a="http://schemas.openxmlformats.org/drawingml/2006/main" noChangeAspect="1"/>
             </wp:cNvGraphicFramePr>
@@ -6216,1497 +8424,6 @@
                   <pic:spPr>
                     <a:xfrm>
                       <a:off x="0" y="0"/>
-                      <a:ext cx="6783070" cy="2068195"/>
-                    </a:xfrm>
-                    <a:prstGeom prst="rect">
-                      <a:avLst/>
-                    </a:prstGeom>
-                  </pic:spPr>
-                </pic:pic>
-              </a:graphicData>
-            </a:graphic>
-          </wp:inline>
-        </w:drawing>
-      </w:r>
-    </w:p>
-    <w:p>
-      <w:pPr>
-        <w:spacing w:after="240" w:line="480" w:lineRule="auto"/>
-        <w:jc w:val="center"/>
-        <w:rPr>
-          <w:rFonts w:asciiTheme="minorHAnsi" w:hAnsiTheme="minorHAnsi" w:cstheme="minorHAnsi"/>
-          <w:b/>
-          <w:spacing w:val="-2"/>
-          <w:sz w:val="24"/>
-        </w:rPr>
-      </w:pPr>
-    </w:p>
-    <w:p>
-      <w:pPr>
-        <w:spacing w:after="240" w:line="480" w:lineRule="auto"/>
-        <w:jc w:val="center"/>
-        <w:rPr>
-          <w:rFonts w:asciiTheme="minorHAnsi" w:hAnsiTheme="minorHAnsi" w:cstheme="minorHAnsi"/>
-          <w:b/>
-          <w:spacing w:val="-2"/>
-          <w:sz w:val="24"/>
-        </w:rPr>
-      </w:pPr>
-    </w:p>
-    <w:p>
-      <w:pPr>
-        <w:spacing w:after="240" w:line="480" w:lineRule="auto"/>
-        <w:jc w:val="center"/>
-        <w:rPr>
-          <w:rFonts w:asciiTheme="minorHAnsi" w:hAnsiTheme="minorHAnsi" w:cstheme="minorHAnsi"/>
-          <w:b/>
-          <w:spacing w:val="-2"/>
-          <w:sz w:val="24"/>
-        </w:rPr>
-      </w:pPr>
-    </w:p>
-    <w:p>
-      <w:pPr>
-        <w:spacing w:after="240" w:line="480" w:lineRule="auto"/>
-        <w:jc w:val="center"/>
-        <w:rPr>
-          <w:rFonts w:asciiTheme="minorHAnsi" w:hAnsiTheme="minorHAnsi" w:cstheme="minorHAnsi"/>
-          <w:b/>
-          <w:spacing w:val="-2"/>
-          <w:sz w:val="24"/>
-        </w:rPr>
-      </w:pPr>
-    </w:p>
-    <w:p>
-      <w:pPr>
-        <w:rPr>
-          <w:rFonts w:asciiTheme="minorHAnsi" w:hAnsiTheme="minorHAnsi" w:cstheme="minorHAnsi"/>
-          <w:spacing w:val="-2"/>
-          <w:sz w:val="24"/>
-        </w:rPr>
-      </w:pPr>
-      <w:r>
-        <w:rPr>
-          <w:rFonts w:asciiTheme="minorHAnsi" w:hAnsiTheme="minorHAnsi" w:cstheme="minorHAnsi"/>
-          <w:b/>
-          <w:spacing w:val="-2"/>
-          <w:sz w:val="24"/>
-        </w:rPr>
-        <w:lastRenderedPageBreak/>
-        <w:t>Actualizar registro de empleado dz</w:t>
-      </w:r>
-      <w:r>
-        <w:rPr>
-          <w:rFonts w:asciiTheme="minorHAnsi" w:hAnsiTheme="minorHAnsi" w:cstheme="minorHAnsi"/>
-          <w:b/>
-          <w:spacing w:val="-2"/>
-          <w:sz w:val="24"/>
-        </w:rPr>
-        <w:t>:</w:t>
-      </w:r>
-      <w:r>
-        <w:rPr>
-          <w:rFonts w:asciiTheme="minorHAnsi" w:hAnsiTheme="minorHAnsi" w:cstheme="minorHAnsi"/>
-          <w:spacing w:val="-2"/>
-          <w:sz w:val="24"/>
-        </w:rPr>
-        <w:t xml:space="preserve"> </w:t>
-      </w:r>
-    </w:p>
-    <w:p>
-      <w:pPr>
-        <w:rPr>
-          <w:rFonts w:asciiTheme="minorHAnsi" w:hAnsiTheme="minorHAnsi" w:cstheme="minorHAnsi"/>
-          <w:spacing w:val="-2"/>
-          <w:sz w:val="24"/>
-        </w:rPr>
-      </w:pPr>
-      <w:r>
-        <w:rPr>
-          <w:rFonts w:asciiTheme="minorHAnsi" w:hAnsiTheme="minorHAnsi" w:cstheme="minorHAnsi"/>
-          <w:spacing w:val="-2"/>
-          <w:sz w:val="24"/>
-        </w:rPr>
-        <w:t>De acuerdo al método mostrado procedemos a registrar o insertar a un nuevo empleado relacionado con la dirección zonal</w:t>
-      </w:r>
-      <w:r>
-        <w:rPr>
-          <w:rFonts w:asciiTheme="minorHAnsi" w:hAnsiTheme="minorHAnsi" w:cstheme="minorHAnsi"/>
-          <w:spacing w:val="-2"/>
-          <w:sz w:val="24"/>
-        </w:rPr>
-        <w:t>,</w:t>
-      </w:r>
-      <w:r>
-        <w:rPr>
-          <w:rFonts w:asciiTheme="minorHAnsi" w:hAnsiTheme="minorHAnsi" w:cstheme="minorHAnsi"/>
-          <w:spacing w:val="-2"/>
-          <w:sz w:val="24"/>
-        </w:rPr>
-        <w:t xml:space="preserve"> se</w:t>
-      </w:r>
-      <w:r>
-        <w:rPr>
-          <w:rFonts w:asciiTheme="minorHAnsi" w:hAnsiTheme="minorHAnsi" w:cstheme="minorHAnsi"/>
-          <w:spacing w:val="-2"/>
-          <w:sz w:val="24"/>
-        </w:rPr>
-        <w:t xml:space="preserve"> u</w:t>
-      </w:r>
-      <w:r>
-        <w:rPr>
-          <w:rFonts w:asciiTheme="minorHAnsi" w:hAnsiTheme="minorHAnsi" w:cstheme="minorHAnsi"/>
-          <w:spacing w:val="-2"/>
-          <w:sz w:val="24"/>
-        </w:rPr>
-        <w:t>s</w:t>
-      </w:r>
-      <w:r>
-        <w:rPr>
-          <w:rFonts w:asciiTheme="minorHAnsi" w:hAnsiTheme="minorHAnsi" w:cstheme="minorHAnsi"/>
-          <w:spacing w:val="-2"/>
-          <w:sz w:val="24"/>
-        </w:rPr>
-        <w:t>a</w:t>
-      </w:r>
-      <w:r>
-        <w:rPr>
-          <w:rFonts w:asciiTheme="minorHAnsi" w:hAnsiTheme="minorHAnsi" w:cstheme="minorHAnsi"/>
-          <w:spacing w:val="-2"/>
-          <w:sz w:val="24"/>
-        </w:rPr>
-        <w:t xml:space="preserve"> el try</w:t>
-      </w:r>
-      <w:r>
-        <w:rPr>
-          <w:rFonts w:asciiTheme="minorHAnsi" w:hAnsiTheme="minorHAnsi" w:cstheme="minorHAnsi"/>
-          <w:spacing w:val="-2"/>
-          <w:sz w:val="24"/>
-        </w:rPr>
-        <w:t>-</w:t>
-      </w:r>
-      <w:r>
-        <w:rPr>
-          <w:rFonts w:asciiTheme="minorHAnsi" w:hAnsiTheme="minorHAnsi" w:cstheme="minorHAnsi"/>
-          <w:spacing w:val="-2"/>
-          <w:sz w:val="24"/>
-        </w:rPr>
-        <w:t>cat</w:t>
-      </w:r>
-      <w:r>
-        <w:rPr>
-          <w:rFonts w:asciiTheme="minorHAnsi" w:hAnsiTheme="minorHAnsi" w:cstheme="minorHAnsi"/>
-          <w:spacing w:val="-2"/>
-          <w:sz w:val="24"/>
-        </w:rPr>
-        <w:t xml:space="preserve">ch para el manejo de errores. </w:t>
-      </w:r>
-      <w:r>
-        <w:rPr>
-          <w:rFonts w:asciiTheme="minorHAnsi" w:hAnsiTheme="minorHAnsi" w:cstheme="minorHAnsi"/>
-          <w:spacing w:val="-2"/>
-          <w:sz w:val="24"/>
-        </w:rPr>
-        <w:t xml:space="preserve"> </w:t>
-      </w:r>
-      <w:r>
-        <w:rPr>
-          <w:rFonts w:asciiTheme="minorHAnsi" w:hAnsiTheme="minorHAnsi" w:cstheme="minorHAnsi"/>
-          <w:spacing w:val="-2"/>
-          <w:sz w:val="24"/>
-        </w:rPr>
-        <w:t>El siguiente método permite que se obtenga un listado paginado y filtrado de los registros de la dirección zonal.</w:t>
-      </w:r>
-    </w:p>
-    <w:p>
-      <w:pPr>
-        <w:rPr>
-          <w:rFonts w:asciiTheme="minorHAnsi" w:hAnsiTheme="minorHAnsi" w:cstheme="minorHAnsi"/>
-          <w:spacing w:val="-2"/>
-          <w:sz w:val="24"/>
-        </w:rPr>
-      </w:pPr>
-      <w:r>
-        <w:rPr>
-          <w:rFonts w:asciiTheme="minorHAnsi" w:hAnsiTheme="minorHAnsi" w:cstheme="minorHAnsi"/>
-          <w:spacing w:val="-2"/>
-          <w:sz w:val="24"/>
-        </w:rPr>
-        <w:t xml:space="preserve">Los parámetros </w:t>
-      </w:r>
-      <w:r>
-        <w:rPr>
-          <w:rFonts w:asciiTheme="minorHAnsi" w:hAnsiTheme="minorHAnsi" w:cstheme="minorHAnsi"/>
-          <w:spacing w:val="-2"/>
-          <w:sz w:val="24"/>
-        </w:rPr>
-        <w:t xml:space="preserve">(int-star) </w:t>
-      </w:r>
-      <w:r>
-        <w:rPr>
-          <w:rFonts w:asciiTheme="minorHAnsi" w:hAnsiTheme="minorHAnsi" w:cstheme="minorHAnsi"/>
-          <w:spacing w:val="-2"/>
-          <w:sz w:val="24"/>
-        </w:rPr>
-        <w:t xml:space="preserve">indican el registro inicial, </w:t>
-      </w:r>
-      <w:r>
-        <w:rPr>
-          <w:rFonts w:asciiTheme="minorHAnsi" w:hAnsiTheme="minorHAnsi" w:cstheme="minorHAnsi"/>
-          <w:spacing w:val="-2"/>
-          <w:sz w:val="24"/>
-        </w:rPr>
-        <w:t xml:space="preserve">y los (int-limit) </w:t>
-      </w:r>
-      <w:r>
-        <w:rPr>
-          <w:rFonts w:asciiTheme="minorHAnsi" w:hAnsiTheme="minorHAnsi" w:cstheme="minorHAnsi"/>
-          <w:spacing w:val="-2"/>
-          <w:sz w:val="24"/>
-        </w:rPr>
-        <w:t>define</w:t>
-      </w:r>
-      <w:r>
-        <w:rPr>
-          <w:rFonts w:asciiTheme="minorHAnsi" w:hAnsiTheme="minorHAnsi" w:cstheme="minorHAnsi"/>
-          <w:spacing w:val="-2"/>
-          <w:sz w:val="24"/>
-        </w:rPr>
-        <w:t>n</w:t>
-      </w:r>
-      <w:r>
-        <w:rPr>
-          <w:rFonts w:asciiTheme="minorHAnsi" w:hAnsiTheme="minorHAnsi" w:cstheme="minorHAnsi"/>
-          <w:spacing w:val="-2"/>
-          <w:sz w:val="24"/>
-        </w:rPr>
-        <w:t xml:space="preserve"> la cantidad máxima de registros a retornar.</w:t>
-      </w:r>
-      <w:r>
-        <w:rPr>
-          <w:rFonts w:asciiTheme="minorHAnsi" w:hAnsiTheme="minorHAnsi" w:cstheme="minorHAnsi"/>
-          <w:spacing w:val="-2"/>
-          <w:sz w:val="24"/>
-        </w:rPr>
-        <w:t xml:space="preserve"> </w:t>
-      </w:r>
-      <w:r>
-        <w:rPr>
-          <w:rFonts w:asciiTheme="minorHAnsi" w:hAnsiTheme="minorHAnsi" w:cstheme="minorHAnsi"/>
-          <w:spacing w:val="-2"/>
-          <w:sz w:val="24"/>
-        </w:rPr>
-        <w:t>Mostrar_datosvaleprovisionalCLS ListarBusqueda, define el objeto que contiene los filtros de búsqueda aplicados por el usuario.</w:t>
-      </w:r>
-      <w:r>
-        <w:rPr>
-          <w:rFonts w:asciiTheme="minorHAnsi" w:hAnsiTheme="minorHAnsi" w:cstheme="minorHAnsi"/>
-          <w:spacing w:val="-2"/>
-          <w:sz w:val="24"/>
-        </w:rPr>
-        <w:t xml:space="preserve"> Se r</w:t>
-      </w:r>
-      <w:r>
-        <w:rPr>
-          <w:rFonts w:asciiTheme="minorHAnsi" w:hAnsiTheme="minorHAnsi" w:cstheme="minorHAnsi"/>
-          <w:spacing w:val="-2"/>
-          <w:sz w:val="24"/>
-        </w:rPr>
-        <w:t>etorna una colección de tipo ArrayList con los resultados obtenidos. Si surge algún fallo durante la consulta, intercepta la excepción y propaga el mensaje de error</w:t>
-      </w:r>
-      <w:r>
-        <w:rPr>
-          <w:rFonts w:asciiTheme="minorHAnsi" w:hAnsiTheme="minorHAnsi" w:cstheme="minorHAnsi"/>
-          <w:spacing w:val="-2"/>
-          <w:sz w:val="24"/>
-        </w:rPr>
-        <w:t>.</w:t>
-      </w:r>
-    </w:p>
-    <w:p>
-      <w:pPr>
-        <w:rPr>
-          <w:rFonts w:asciiTheme="minorHAnsi" w:hAnsiTheme="minorHAnsi" w:cstheme="minorHAnsi"/>
-          <w:spacing w:val="-2"/>
-          <w:sz w:val="24"/>
-        </w:rPr>
-      </w:pPr>
-    </w:p>
-    <w:p>
-      <w:pPr>
-        <w:rPr>
-          <w:rFonts w:asciiTheme="minorHAnsi" w:hAnsiTheme="minorHAnsi" w:cstheme="minorHAnsi"/>
-          <w:spacing w:val="-2"/>
-          <w:sz w:val="24"/>
-        </w:rPr>
-      </w:pPr>
-      <w:r>
-        <w:rPr>
-          <w:rFonts w:asciiTheme="minorHAnsi" w:hAnsiTheme="minorHAnsi" w:cstheme="minorHAnsi"/>
-          <w:spacing w:val="-2"/>
-          <w:sz w:val="24"/>
-        </w:rPr>
-        <w:t>El propósito es registrar o insertar a un nuevo empleado o registro con la dirección zonal. Se recibe un objeto (Leerempleadodz_grabarCLS_model) que contiene los datos necesarios para la grabación.</w:t>
-      </w:r>
-    </w:p>
-    <w:p>
-      <w:pPr>
-        <w:rPr>
-          <w:rFonts w:asciiTheme="minorHAnsi" w:hAnsiTheme="minorHAnsi" w:cstheme="minorHAnsi"/>
-          <w:spacing w:val="-2"/>
-          <w:sz w:val="24"/>
-        </w:rPr>
-      </w:pPr>
-    </w:p>
-    <w:p>
-      <w:pPr>
-        <w:rPr>
-          <w:rFonts w:asciiTheme="minorHAnsi" w:hAnsiTheme="minorHAnsi" w:cstheme="minorHAnsi"/>
-          <w:spacing w:val="-2"/>
-          <w:sz w:val="24"/>
-        </w:rPr>
-      </w:pPr>
-      <w:r>
-        <w:rPr>
-          <w:rFonts w:asciiTheme="minorHAnsi" w:hAnsiTheme="minorHAnsi" w:cstheme="minorHAnsi"/>
-          <w:spacing w:val="-2"/>
-          <w:sz w:val="24"/>
-        </w:rPr>
-        <w:t>Se llama el acceso a datos (DAL), mediante una instancia (EmpleadodzDAL.Instancia.Nuevo(model)), la cual interactúa directamente con la base de datos. Si ocurre un error, atrapa la excepción y lanza un mensaje para que sea manejada por las capas superiores.</w:t>
-      </w:r>
-    </w:p>
-    <w:p>
-      <w:pPr>
-        <w:rPr>
-          <w:rFonts w:asciiTheme="minorHAnsi" w:hAnsiTheme="minorHAnsi" w:cstheme="minorHAnsi"/>
-          <w:spacing w:val="-2"/>
-          <w:sz w:val="24"/>
-        </w:rPr>
-      </w:pPr>
-    </w:p>
-    <w:p>
-      <w:pPr>
-        <w:spacing w:after="240" w:line="480" w:lineRule="auto"/>
-        <w:jc w:val="center"/>
-        <w:rPr>
-          <w:rFonts w:asciiTheme="minorHAnsi" w:hAnsiTheme="minorHAnsi" w:cstheme="minorHAnsi"/>
-          <w:spacing w:val="-2"/>
-          <w:sz w:val="24"/>
-        </w:rPr>
-      </w:pPr>
-      <w:r>
-        <w:rPr>
-          <w:rFonts w:asciiTheme="minorHAnsi" w:hAnsiTheme="minorHAnsi" w:cstheme="minorHAnsi"/>
-          <w:spacing w:val="-2"/>
-          <w:sz w:val="24"/>
-        </w:rPr>
-        <w:t>Ubicación: siirtp.backend.BusinessLayer/Direcionzonal/EmpleadidzBL</w:t>
-      </w:r>
-    </w:p>
-    <w:p>
-      <w:pPr>
-        <w:rPr>
-          <w:rFonts w:asciiTheme="minorHAnsi" w:hAnsiTheme="minorHAnsi" w:cstheme="minorHAnsi"/>
-          <w:spacing w:val="-2"/>
-          <w:sz w:val="24"/>
-        </w:rPr>
-      </w:pPr>
-    </w:p>
-    <w:p>
-      <w:pPr>
-        <w:spacing w:after="240" w:line="480" w:lineRule="auto"/>
-        <w:jc w:val="center"/>
-        <w:rPr>
-          <w:rFonts w:asciiTheme="minorHAnsi" w:hAnsiTheme="minorHAnsi" w:cstheme="minorHAnsi"/>
-          <w:b/>
-          <w:spacing w:val="-2"/>
-          <w:sz w:val="24"/>
-        </w:rPr>
-      </w:pPr>
-      <w:r>
-        <w:rPr>
-          <w:rFonts w:asciiTheme="minorHAnsi" w:hAnsiTheme="minorHAnsi" w:cstheme="minorHAnsi"/>
-          <w:b/>
-          <w:spacing w:val="-2"/>
-          <w:sz w:val="24"/>
-        </w:rPr>
-        <w:drawing>
-          <wp:inline distT="0" distB="0" distL="0" distR="0" wp14:anchorId="23DECD3A" wp14:editId="3573DE4C">
-            <wp:extent cx="6620799" cy="3439005"/>
-            <wp:effectExtent l="0" t="0" r="8890" b="9525"/>
-            <wp:docPr id="18" name="Imagen 18"/>
-            <wp:cNvGraphicFramePr>
-              <a:graphicFrameLocks xmlns:a="http://schemas.openxmlformats.org/drawingml/2006/main" noChangeAspect="1"/>
-            </wp:cNvGraphicFramePr>
-            <a:graphic xmlns:a="http://schemas.openxmlformats.org/drawingml/2006/main">
-              <a:graphicData uri="http://schemas.openxmlformats.org/drawingml/2006/picture">
-                <pic:pic xmlns:pic="http://schemas.openxmlformats.org/drawingml/2006/picture">
-                  <pic:nvPicPr>
-                    <pic:cNvPr id="1" name=""/>
-                    <pic:cNvPicPr/>
-                  </pic:nvPicPr>
-                  <pic:blipFill>
-                    <a:blip r:embed="rId32"/>
-                    <a:stretch>
-                      <a:fillRect/>
-                    </a:stretch>
-                  </pic:blipFill>
-                  <pic:spPr>
-                    <a:xfrm>
-                      <a:off x="0" y="0"/>
-                      <a:ext cx="6620799" cy="3439005"/>
-                    </a:xfrm>
-                    <a:prstGeom prst="rect">
-                      <a:avLst/>
-                    </a:prstGeom>
-                  </pic:spPr>
-                </pic:pic>
-              </a:graphicData>
-            </a:graphic>
-          </wp:inline>
-        </w:drawing>
-      </w:r>
-    </w:p>
-    <w:p>
-      <w:pPr>
-        <w:spacing w:after="240" w:line="480" w:lineRule="auto"/>
-        <w:jc w:val="center"/>
-        <w:rPr>
-          <w:rFonts w:asciiTheme="minorHAnsi" w:hAnsiTheme="minorHAnsi" w:cstheme="minorHAnsi"/>
-          <w:b/>
-          <w:spacing w:val="-2"/>
-          <w:sz w:val="24"/>
-        </w:rPr>
-      </w:pPr>
-    </w:p>
-    <w:p>
-      <w:pPr>
-        <w:rPr>
-          <w:rFonts w:asciiTheme="minorHAnsi" w:hAnsiTheme="minorHAnsi" w:cstheme="minorHAnsi"/>
-          <w:spacing w:val="-2"/>
-          <w:sz w:val="24"/>
-        </w:rPr>
-      </w:pPr>
-      <w:r>
-        <w:rPr>
-          <w:rFonts w:asciiTheme="minorHAnsi" w:hAnsiTheme="minorHAnsi" w:cstheme="minorHAnsi"/>
-          <w:spacing w:val="-2"/>
-          <w:sz w:val="24"/>
-        </w:rPr>
-        <w:lastRenderedPageBreak/>
-        <w:t xml:space="preserve">Crea y abre una conexión con la base de datos </w:t>
-      </w:r>
-      <w:r>
-        <w:rPr>
-          <w:rFonts w:asciiTheme="minorHAnsi" w:hAnsiTheme="minorHAnsi" w:cstheme="minorHAnsi"/>
-          <w:spacing w:val="-2"/>
-          <w:sz w:val="24"/>
-          <w:highlight w:val="lightGray"/>
-        </w:rPr>
-        <w:t>conection.Open();</w:t>
-      </w:r>
-      <w:r>
-        <w:rPr>
-          <w:rFonts w:asciiTheme="minorHAnsi" w:hAnsiTheme="minorHAnsi" w:cstheme="minorHAnsi"/>
-          <w:spacing w:val="-2"/>
-          <w:sz w:val="24"/>
-          <w:highlight w:val="lightGray"/>
-        </w:rPr>
-        <w:t xml:space="preserve">  </w:t>
-      </w:r>
-      <w:r>
-        <w:rPr>
-          <w:rFonts w:asciiTheme="minorHAnsi" w:hAnsiTheme="minorHAnsi" w:cstheme="minorHAnsi"/>
-          <w:spacing w:val="-2"/>
-          <w:sz w:val="24"/>
-          <w:highlight w:val="lightGray"/>
-        </w:rPr>
-        <w:t>using (DbTransaction transaction = conection.BeginTransaction()).</w:t>
-      </w:r>
-      <w:r>
-        <w:rPr>
-          <w:rFonts w:asciiTheme="minorHAnsi" w:hAnsiTheme="minorHAnsi" w:cstheme="minorHAnsi"/>
-          <w:color w:val="FF0000"/>
-          <w:spacing w:val="-2"/>
-          <w:sz w:val="24"/>
-        </w:rPr>
-        <w:t xml:space="preserve">   </w:t>
-      </w:r>
-      <w:r>
-        <w:rPr>
-          <w:rFonts w:asciiTheme="minorHAnsi" w:hAnsiTheme="minorHAnsi" w:cstheme="minorHAnsi"/>
-          <w:spacing w:val="-2"/>
-          <w:sz w:val="24"/>
-        </w:rPr>
-        <w:t>La transacción (BeginTransaction) inicia una transacción de base de datos. Esto es fundamental para asegurar que, si ocurre un error a mitad del proceso, no se guarden datos parciales o corruptos.</w:t>
-      </w:r>
-      <w:r>
-        <w:rPr>
-          <w:rFonts w:asciiTheme="minorHAnsi" w:hAnsiTheme="minorHAnsi" w:cstheme="minorHAnsi"/>
-          <w:spacing w:val="-2"/>
-          <w:sz w:val="24"/>
-        </w:rPr>
-        <w:t xml:space="preserve"> </w:t>
-      </w:r>
-    </w:p>
-    <w:p>
-      <w:pPr>
-        <w:rPr>
-          <w:rFonts w:asciiTheme="minorHAnsi" w:hAnsiTheme="minorHAnsi" w:cstheme="minorHAnsi"/>
-          <w:spacing w:val="-2"/>
-          <w:sz w:val="24"/>
-        </w:rPr>
-      </w:pPr>
-      <w:r>
-        <w:rPr>
-          <w:rFonts w:asciiTheme="minorHAnsi" w:hAnsiTheme="minorHAnsi" w:cstheme="minorHAnsi"/>
-          <w:spacing w:val="-2"/>
-          <w:sz w:val="24"/>
-        </w:rPr>
-        <w:t>Se ejecuta el procedimiento almacenado DIRECCIONZONAL.USP_REPORTEVIATICOS.NUEVO. Luego se asigna los valores provenientes del objeto model a los parámetros del procedimiento (como el empleado, dirección zonal, sede, modalidad, rol, etc.).  El parámetro de Salida (R_RESULTADO): Captura el valor de retorno que emite la base de datos y lo almacena en la variable</w:t>
-      </w:r>
-    </w:p>
-    <w:p>
-      <w:pPr>
-        <w:rPr>
-          <w:rFonts w:asciiTheme="minorHAnsi" w:hAnsiTheme="minorHAnsi" w:cstheme="minorHAnsi"/>
-          <w:spacing w:val="-2"/>
-          <w:sz w:val="24"/>
-        </w:rPr>
-      </w:pPr>
-    </w:p>
-    <w:p>
-      <w:pPr>
-        <w:rPr>
-          <w:rFonts w:asciiTheme="minorHAnsi" w:hAnsiTheme="minorHAnsi" w:cstheme="minorHAnsi"/>
-          <w:spacing w:val="-2"/>
-          <w:sz w:val="24"/>
-        </w:rPr>
-      </w:pPr>
-      <w:r>
-        <w:rPr>
-          <w:rFonts w:asciiTheme="minorHAnsi" w:hAnsiTheme="minorHAnsi" w:cstheme="minorHAnsi"/>
-          <w:spacing w:val="-2"/>
-          <w:sz w:val="24"/>
-        </w:rPr>
-        <w:t xml:space="preserve">Commit(): Si todas las operaciones dentro del bloque try se ejecutan sin problemas, se confirman los cambios de manera definitiva en la base de datos y se retorna el número de resultado.   </w:t>
-      </w:r>
-    </w:p>
-    <w:p>
-      <w:pPr>
-        <w:rPr>
-          <w:rFonts w:asciiTheme="minorHAnsi" w:hAnsiTheme="minorHAnsi" w:cstheme="minorHAnsi"/>
-          <w:spacing w:val="-2"/>
-          <w:sz w:val="24"/>
-        </w:rPr>
-      </w:pPr>
-      <w:r>
-        <w:rPr>
-          <w:rFonts w:asciiTheme="minorHAnsi" w:hAnsiTheme="minorHAnsi" w:cstheme="minorHAnsi"/>
-          <w:spacing w:val="-2"/>
-          <w:sz w:val="24"/>
-        </w:rPr>
-        <w:t>Rollback(): Si ocurre cualquier error o excepción, se aborta la operación y se revierten todos los cambios realizados en la base de datos para mantener la consistencia, retornando -1 o lanzando el mensaje de error.</w:t>
-      </w:r>
-    </w:p>
-    <w:p>
-      <w:pPr>
-        <w:rPr>
-          <w:rFonts w:asciiTheme="minorHAnsi" w:hAnsiTheme="minorHAnsi" w:cstheme="minorHAnsi"/>
-          <w:b/>
-          <w:spacing w:val="-2"/>
-          <w:sz w:val="24"/>
-        </w:rPr>
-      </w:pPr>
-    </w:p>
-    <w:p>
-      <w:pPr>
-        <w:spacing w:after="240" w:line="480" w:lineRule="auto"/>
-        <w:jc w:val="center"/>
-        <w:rPr>
-          <w:rFonts w:asciiTheme="minorHAnsi" w:hAnsiTheme="minorHAnsi" w:cstheme="minorHAnsi"/>
-          <w:b/>
-          <w:spacing w:val="-2"/>
-          <w:sz w:val="24"/>
-        </w:rPr>
-      </w:pPr>
-      <w:r>
-        <w:rPr>
-          <w:rFonts w:asciiTheme="minorHAnsi" w:hAnsiTheme="minorHAnsi" w:cstheme="minorHAnsi"/>
-          <w:b/>
-          <w:spacing w:val="-2"/>
-          <w:sz w:val="24"/>
-        </w:rPr>
-        <w:drawing>
-          <wp:inline distT="0" distB="0" distL="0" distR="0" wp14:anchorId="64085CEF" wp14:editId="51163009">
-            <wp:extent cx="6783070" cy="5167630"/>
-            <wp:effectExtent l="0" t="0" r="0" b="0"/>
-            <wp:docPr id="21" name="Imagen 21"/>
-            <wp:cNvGraphicFramePr>
-              <a:graphicFrameLocks xmlns:a="http://schemas.openxmlformats.org/drawingml/2006/main" noChangeAspect="1"/>
-            </wp:cNvGraphicFramePr>
-            <a:graphic xmlns:a="http://schemas.openxmlformats.org/drawingml/2006/main">
-              <a:graphicData uri="http://schemas.openxmlformats.org/drawingml/2006/picture">
-                <pic:pic xmlns:pic="http://schemas.openxmlformats.org/drawingml/2006/picture">
-                  <pic:nvPicPr>
-                    <pic:cNvPr id="1" name=""/>
-                    <pic:cNvPicPr/>
-                  </pic:nvPicPr>
-                  <pic:blipFill>
-                    <a:blip r:embed="rId33"/>
-                    <a:stretch>
-                      <a:fillRect/>
-                    </a:stretch>
-                  </pic:blipFill>
-                  <pic:spPr>
-                    <a:xfrm>
-                      <a:off x="0" y="0"/>
-                      <a:ext cx="6783070" cy="5167630"/>
-                    </a:xfrm>
-                    <a:prstGeom prst="rect">
-                      <a:avLst/>
-                    </a:prstGeom>
-                  </pic:spPr>
-                </pic:pic>
-              </a:graphicData>
-            </a:graphic>
-          </wp:inline>
-        </w:drawing>
-      </w:r>
-    </w:p>
-    <w:p>
-      <w:pPr>
-        <w:spacing w:after="240" w:line="480" w:lineRule="auto"/>
-        <w:jc w:val="center"/>
-        <w:rPr>
-          <w:rFonts w:asciiTheme="minorHAnsi" w:hAnsiTheme="minorHAnsi" w:cstheme="minorHAnsi"/>
-          <w:b/>
-          <w:spacing w:val="-2"/>
-          <w:sz w:val="24"/>
-        </w:rPr>
-      </w:pPr>
-      <w:r>
-        <w:rPr>
-          <w:rFonts w:asciiTheme="minorHAnsi" w:hAnsiTheme="minorHAnsi" w:cstheme="minorHAnsi"/>
-          <w:spacing w:val="-2"/>
-          <w:sz w:val="24"/>
-        </w:rPr>
-        <w:lastRenderedPageBreak/>
-        <w:t xml:space="preserve">Ubicación: </w:t>
-      </w:r>
-      <w:r>
-        <w:rPr>
-          <w:rFonts w:asciiTheme="minorHAnsi" w:hAnsiTheme="minorHAnsi" w:cstheme="minorHAnsi"/>
-          <w:spacing w:val="-2"/>
-          <w:sz w:val="24"/>
-        </w:rPr>
-        <w:t>siirtp.backend.DataProvider/Direccionzonal/EmpleadodzDAL</w:t>
-      </w:r>
-    </w:p>
-    <w:p>
-      <w:pPr>
-        <w:spacing w:after="240" w:line="480" w:lineRule="auto"/>
-        <w:jc w:val="center"/>
-        <w:rPr>
-          <w:rFonts w:asciiTheme="minorHAnsi" w:hAnsiTheme="minorHAnsi" w:cstheme="minorHAnsi"/>
-          <w:b/>
-          <w:spacing w:val="-2"/>
-          <w:sz w:val="24"/>
-        </w:rPr>
-      </w:pPr>
-      <w:r>
-        <w:rPr>
-          <w:rFonts w:asciiTheme="minorHAnsi" w:hAnsiTheme="minorHAnsi" w:cstheme="minorHAnsi"/>
-          <w:b/>
-          <w:spacing w:val="-2"/>
-          <w:sz w:val="24"/>
-        </w:rPr>
-        <w:drawing>
-          <wp:inline distT="0" distB="0" distL="0" distR="0" wp14:anchorId="4EC1DA37" wp14:editId="0160D625">
-            <wp:extent cx="6783070" cy="4806315"/>
-            <wp:effectExtent l="0" t="0" r="0" b="0"/>
-            <wp:docPr id="23" name="Imagen 23"/>
-            <wp:cNvGraphicFramePr>
-              <a:graphicFrameLocks xmlns:a="http://schemas.openxmlformats.org/drawingml/2006/main" noChangeAspect="1"/>
-            </wp:cNvGraphicFramePr>
-            <a:graphic xmlns:a="http://schemas.openxmlformats.org/drawingml/2006/main">
-              <a:graphicData uri="http://schemas.openxmlformats.org/drawingml/2006/picture">
-                <pic:pic xmlns:pic="http://schemas.openxmlformats.org/drawingml/2006/picture">
-                  <pic:nvPicPr>
-                    <pic:cNvPr id="1" name=""/>
-                    <pic:cNvPicPr/>
-                  </pic:nvPicPr>
-                  <pic:blipFill>
-                    <a:blip r:embed="rId34"/>
-                    <a:stretch>
-                      <a:fillRect/>
-                    </a:stretch>
-                  </pic:blipFill>
-                  <pic:spPr>
-                    <a:xfrm>
-                      <a:off x="0" y="0"/>
-                      <a:ext cx="6783070" cy="4806315"/>
-                    </a:xfrm>
-                    <a:prstGeom prst="rect">
-                      <a:avLst/>
-                    </a:prstGeom>
-                  </pic:spPr>
-                </pic:pic>
-              </a:graphicData>
-            </a:graphic>
-          </wp:inline>
-        </w:drawing>
-      </w:r>
-    </w:p>
-    <w:p>
-      <w:pPr>
-        <w:spacing w:after="240" w:line="480" w:lineRule="auto"/>
-        <w:rPr>
-          <w:rFonts w:asciiTheme="minorHAnsi" w:hAnsiTheme="minorHAnsi" w:cstheme="minorHAnsi"/>
-          <w:b/>
-          <w:spacing w:val="-2"/>
-          <w:sz w:val="24"/>
-        </w:rPr>
-      </w:pPr>
-      <w:r>
-        <w:t>En resumen, e</w:t>
-      </w:r>
-      <w:r>
-        <w:t xml:space="preserve">ste método actúa </w:t>
-      </w:r>
-      <w:r>
-        <w:t>es</w:t>
-      </w:r>
-      <w:r>
-        <w:t xml:space="preserve"> seguro y eficiente para poblar tablas con paginación en la interfaz de usuario, garantizando que los datos de Oracle sean interpretados correctamente en C# sin riesgo de interrupciones por valores nulos.</w:t>
-      </w:r>
-    </w:p>
-    <w:p>
-      <w:pPr>
-        <w:spacing w:after="240" w:line="480" w:lineRule="auto"/>
-        <w:jc w:val="center"/>
-        <w:rPr>
-          <w:rFonts w:asciiTheme="minorHAnsi" w:hAnsiTheme="minorHAnsi" w:cstheme="minorHAnsi"/>
-          <w:b/>
-          <w:spacing w:val="-2"/>
-          <w:sz w:val="24"/>
-        </w:rPr>
-      </w:pPr>
-    </w:p>
-    <w:p>
-      <w:pPr>
-        <w:spacing w:after="240" w:line="480" w:lineRule="auto"/>
-        <w:jc w:val="center"/>
-        <w:rPr>
-          <w:rFonts w:asciiTheme="minorHAnsi" w:hAnsiTheme="minorHAnsi" w:cstheme="minorHAnsi"/>
-          <w:b/>
-          <w:spacing w:val="-2"/>
-          <w:sz w:val="24"/>
-        </w:rPr>
-      </w:pPr>
-    </w:p>
-    <w:p>
-      <w:pPr>
-        <w:spacing w:after="240" w:line="480" w:lineRule="auto"/>
-        <w:jc w:val="center"/>
-        <w:rPr>
-          <w:rFonts w:asciiTheme="minorHAnsi" w:hAnsiTheme="minorHAnsi" w:cstheme="minorHAnsi"/>
-          <w:b/>
-          <w:spacing w:val="-2"/>
-          <w:sz w:val="24"/>
-        </w:rPr>
-      </w:pPr>
-    </w:p>
-    <w:p>
-      <w:pPr>
-        <w:rPr>
-          <w:rFonts w:asciiTheme="minorHAnsi" w:hAnsiTheme="minorHAnsi" w:cstheme="minorHAnsi"/>
-          <w:spacing w:val="-2"/>
-          <w:sz w:val="24"/>
-        </w:rPr>
-      </w:pPr>
-      <w:r>
-        <w:rPr>
-          <w:rFonts w:asciiTheme="minorHAnsi" w:hAnsiTheme="minorHAnsi" w:cstheme="minorHAnsi"/>
-          <w:spacing w:val="-2"/>
-          <w:sz w:val="24"/>
-        </w:rPr>
-        <w:lastRenderedPageBreak/>
-        <w:t>El fragmento de código corresponde a un controlador (EmpleadodzController) que se encarga de manejar las peticiones provenientes de la interfaz de usuario donde devuelve una respuesta estructurada.</w:t>
-      </w:r>
-    </w:p>
-    <w:p>
-      <w:pPr>
-        <w:rPr>
-          <w:rFonts w:asciiTheme="minorHAnsi" w:hAnsiTheme="minorHAnsi" w:cstheme="minorHAnsi"/>
-          <w:spacing w:val="-2"/>
-          <w:sz w:val="24"/>
-        </w:rPr>
-      </w:pPr>
-    </w:p>
-    <w:p>
-      <w:pPr>
-        <w:rPr>
-          <w:rFonts w:asciiTheme="minorHAnsi" w:hAnsiTheme="minorHAnsi" w:cstheme="minorHAnsi"/>
-          <w:spacing w:val="-2"/>
-          <w:sz w:val="24"/>
-        </w:rPr>
-      </w:pPr>
-      <w:r>
-        <w:rPr>
-          <w:rFonts w:asciiTheme="minorHAnsi" w:hAnsiTheme="minorHAnsi" w:cstheme="minorHAnsi"/>
-          <w:spacing w:val="-2"/>
-          <w:sz w:val="24"/>
-        </w:rPr>
-        <w:t xml:space="preserve">La estructura switch case -1: Ocurrió un error general en base de datos de tipo Error con el mensaje "Ha ocurrido un problema". case 0: De tipo Error indicando "Los datos ya existen".   default Operación exitosa. (Fn = new JFunction() { Fn = "Buscar" }) para refrescar la tabla. </w:t>
-      </w:r>
-    </w:p>
-    <w:p>
-      <w:pPr>
-        <w:rPr>
-          <w:rFonts w:asciiTheme="minorHAnsi" w:hAnsiTheme="minorHAnsi" w:cstheme="minorHAnsi"/>
-          <w:spacing w:val="-2"/>
-          <w:sz w:val="24"/>
-        </w:rPr>
-      </w:pPr>
-    </w:p>
-    <w:p>
-      <w:pPr>
-        <w:rPr>
-          <w:rFonts w:asciiTheme="minorHAnsi" w:hAnsiTheme="minorHAnsi" w:cstheme="minorHAnsi"/>
-          <w:spacing w:val="-2"/>
-          <w:sz w:val="24"/>
-        </w:rPr>
-      </w:pPr>
-      <w:r>
-        <w:rPr>
-          <w:rFonts w:asciiTheme="minorHAnsi" w:hAnsiTheme="minorHAnsi" w:cstheme="minorHAnsi"/>
-          <w:spacing w:val="-2"/>
-          <w:sz w:val="24"/>
-        </w:rPr>
-        <w:t xml:space="preserve">Se configura el punto de inicio y fija un límite de 25 registros por página por defecto.   Luego llama a EmpleadodzBL.Instancia.Listardz(...) para obtener los datos donde retorna un objeto empaquetado con la lista de registros y el total de elementos de la consulta, permitiendo que la interfaz renderice correctamente la paginación de la tabla.  </w:t>
-      </w:r>
-    </w:p>
-    <w:p>
-      <w:pPr>
-        <w:rPr>
-          <w:rFonts w:asciiTheme="minorHAnsi" w:hAnsiTheme="minorHAnsi" w:cstheme="minorHAnsi"/>
-          <w:spacing w:val="-2"/>
-          <w:sz w:val="24"/>
-        </w:rPr>
-      </w:pPr>
-    </w:p>
-    <w:p>
-      <w:pPr>
-        <w:spacing w:after="240" w:line="480" w:lineRule="auto"/>
-        <w:jc w:val="center"/>
-        <w:rPr>
-          <w:rFonts w:asciiTheme="minorHAnsi" w:hAnsiTheme="minorHAnsi" w:cstheme="minorHAnsi"/>
-          <w:b/>
-          <w:spacing w:val="-2"/>
-          <w:sz w:val="24"/>
-        </w:rPr>
-      </w:pPr>
-      <w:r>
-        <w:rPr>
-          <w:rFonts w:asciiTheme="minorHAnsi" w:hAnsiTheme="minorHAnsi" w:cstheme="minorHAnsi"/>
-          <w:spacing w:val="-2"/>
-          <w:sz w:val="24"/>
-        </w:rPr>
-        <w:t>Ubicación: siirtp.frontend/Areas/DireccionZonal_Administrador/Controllers/Emplead</w:t>
-      </w:r>
-      <w:r>
-        <w:rPr>
-          <w:rFonts w:asciiTheme="minorHAnsi" w:hAnsiTheme="minorHAnsi" w:cstheme="minorHAnsi"/>
-          <w:spacing w:val="-2"/>
-          <w:sz w:val="24"/>
-        </w:rPr>
-        <w:t>o</w:t>
-      </w:r>
-      <w:r>
-        <w:rPr>
-          <w:rFonts w:asciiTheme="minorHAnsi" w:hAnsiTheme="minorHAnsi" w:cstheme="minorHAnsi"/>
-          <w:spacing w:val="-2"/>
-          <w:sz w:val="24"/>
-        </w:rPr>
-        <w:t>dzController</w:t>
-      </w:r>
-      <w:r>
-        <w:rPr>
-          <w:rFonts w:asciiTheme="minorHAnsi" w:hAnsiTheme="minorHAnsi" w:cstheme="minorHAnsi"/>
-          <w:b/>
-          <w:spacing w:val="-2"/>
-          <w:sz w:val="24"/>
-        </w:rPr>
-        <w:drawing>
-          <wp:inline distT="0" distB="0" distL="0" distR="0" wp14:anchorId="442B01E1" wp14:editId="77180880">
-            <wp:extent cx="6176973" cy="5410200"/>
-            <wp:effectExtent l="0" t="0" r="0" b="0"/>
-            <wp:docPr id="24" name="Imagen 24"/>
-            <wp:cNvGraphicFramePr>
-              <a:graphicFrameLocks xmlns:a="http://schemas.openxmlformats.org/drawingml/2006/main" noChangeAspect="1"/>
-            </wp:cNvGraphicFramePr>
-            <a:graphic xmlns:a="http://schemas.openxmlformats.org/drawingml/2006/main">
-              <a:graphicData uri="http://schemas.openxmlformats.org/drawingml/2006/picture">
-                <pic:pic xmlns:pic="http://schemas.openxmlformats.org/drawingml/2006/picture">
-                  <pic:nvPicPr>
-                    <pic:cNvPr id="1" name=""/>
-                    <pic:cNvPicPr/>
-                  </pic:nvPicPr>
-                  <pic:blipFill>
-                    <a:blip r:embed="rId35"/>
-                    <a:stretch>
-                      <a:fillRect/>
-                    </a:stretch>
-                  </pic:blipFill>
-                  <pic:spPr>
-                    <a:xfrm>
-                      <a:off x="0" y="0"/>
-                      <a:ext cx="6181783" cy="5414413"/>
-                    </a:xfrm>
-                    <a:prstGeom prst="rect">
-                      <a:avLst/>
-                    </a:prstGeom>
-                  </pic:spPr>
-                </pic:pic>
-              </a:graphicData>
-            </a:graphic>
-          </wp:inline>
-        </w:drawing>
-      </w:r>
-    </w:p>
-    <w:p>
-      <w:pPr>
-        <w:spacing w:after="240" w:line="480" w:lineRule="auto"/>
-        <w:jc w:val="center"/>
-        <w:rPr>
-          <w:rFonts w:asciiTheme="minorHAnsi" w:hAnsiTheme="minorHAnsi" w:cstheme="minorHAnsi"/>
-          <w:spacing w:val="-2"/>
-          <w:sz w:val="24"/>
-        </w:rPr>
-      </w:pPr>
-      <w:r>
-        <w:rPr>
-          <w:rFonts w:asciiTheme="minorHAnsi" w:hAnsiTheme="minorHAnsi" w:cstheme="minorHAnsi"/>
-          <w:spacing w:val="-2"/>
-          <w:sz w:val="24"/>
-        </w:rPr>
-        <w:lastRenderedPageBreak/>
-        <w:t>Ubicación: siirtp.</w:t>
-      </w:r>
-      <w:r>
-        <w:rPr>
-          <w:rFonts w:asciiTheme="minorHAnsi" w:hAnsiTheme="minorHAnsi" w:cstheme="minorHAnsi"/>
-          <w:spacing w:val="-2"/>
-          <w:sz w:val="24"/>
-        </w:rPr>
-        <w:t>frontend/resources/js/Direcionzonal/empeladodz.js</w:t>
-      </w:r>
-    </w:p>
-    <w:p>
-      <w:pPr>
-        <w:rPr>
-          <w:rFonts w:asciiTheme="minorHAnsi" w:hAnsiTheme="minorHAnsi" w:cstheme="minorHAnsi"/>
-          <w:spacing w:val="-2"/>
-          <w:sz w:val="24"/>
-        </w:rPr>
-      </w:pPr>
-      <w:r>
-        <w:rPr>
-          <w:rFonts w:asciiTheme="minorHAnsi" w:hAnsiTheme="minorHAnsi" w:cstheme="minorHAnsi"/>
-          <w:spacing w:val="-2"/>
-          <w:sz w:val="24"/>
-        </w:rPr>
-        <w:t>Se captura los valores mediante ID (dirección zonal, sede, local y movilidad), se valida que no sea nulo con una advertencia de selección y retorno.</w:t>
-      </w:r>
-    </w:p>
-    <w:p>
-      <w:pPr>
-        <w:rPr>
-          <w:rFonts w:asciiTheme="minorHAnsi" w:hAnsiTheme="minorHAnsi" w:cstheme="minorHAnsi"/>
-          <w:spacing w:val="-2"/>
-          <w:sz w:val="24"/>
-        </w:rPr>
-      </w:pPr>
-      <w:r>
-        <w:rPr>
-          <w:rFonts w:asciiTheme="minorHAnsi" w:hAnsiTheme="minorHAnsi" w:cstheme="minorHAnsi"/>
-          <w:spacing w:val="-2"/>
-          <w:sz w:val="24"/>
-        </w:rPr>
-        <w:t>Se usa la función de (callback) para que, al cerrar la alerta, el cursor del mouse se posicione automáticamente sobre el campo incorrecto para que el usuario lo corrija de forma rápida</w:t>
-      </w:r>
-      <w:r>
-        <w:rPr>
-          <w:rFonts w:asciiTheme="minorHAnsi" w:hAnsiTheme="minorHAnsi" w:cstheme="minorHAnsi"/>
-          <w:spacing w:val="-2"/>
-          <w:sz w:val="24"/>
-        </w:rPr>
-        <w:t xml:space="preserve">. </w:t>
-      </w:r>
-    </w:p>
-    <w:p>
-      <w:r>
-        <w:t xml:space="preserve">Esta función actúa como un </w:t>
-      </w:r>
-      <w:r>
-        <w:rPr>
-          <w:b/>
-          <w:bCs/>
-        </w:rPr>
-        <w:t>filtro de seguridad visual y de l</w:t>
-      </w:r>
-      <w:r>
-        <w:rPr>
-          <w:b/>
-          <w:bCs/>
-        </w:rPr>
-        <w:t xml:space="preserve">ógica </w:t>
-      </w:r>
-      <w:r>
-        <w:rPr>
-          <w:b/>
-          <w:bCs/>
-        </w:rPr>
-        <w:t>en el frontend</w:t>
-      </w:r>
-      <w:r>
-        <w:t xml:space="preserve">, y </w:t>
-      </w:r>
-      <w:r>
-        <w:t>asegura que los selectores principales tengan datos y que el formulario esté correctamente llenado antes de realizar cualquier petición de guardado hacia el servidor.</w:t>
-      </w:r>
-    </w:p>
-    <w:p>
-      <w:pPr>
-        <w:rPr>
-          <w:rFonts w:asciiTheme="minorHAnsi" w:hAnsiTheme="minorHAnsi" w:cstheme="minorHAnsi"/>
-          <w:spacing w:val="-2"/>
-          <w:sz w:val="24"/>
-        </w:rPr>
-      </w:pPr>
-    </w:p>
-    <w:p>
-      <w:pPr>
-        <w:spacing w:after="240" w:line="480" w:lineRule="auto"/>
-        <w:jc w:val="center"/>
-        <w:rPr>
-          <w:rFonts w:asciiTheme="minorHAnsi" w:hAnsiTheme="minorHAnsi" w:cstheme="minorHAnsi"/>
-          <w:b/>
-          <w:spacing w:val="-2"/>
-          <w:sz w:val="24"/>
-        </w:rPr>
-      </w:pPr>
-      <w:r>
-        <w:rPr>
-          <w:rFonts w:asciiTheme="minorHAnsi" w:hAnsiTheme="minorHAnsi" w:cstheme="minorHAnsi"/>
-          <w:b/>
-          <w:spacing w:val="-2"/>
-          <w:sz w:val="24"/>
-        </w:rPr>
-        <w:drawing>
-          <wp:inline distT="0" distB="0" distL="0" distR="0" wp14:anchorId="51D4290C" wp14:editId="5779C86D">
-            <wp:extent cx="6783070" cy="2080260"/>
-            <wp:effectExtent l="0" t="0" r="0" b="0"/>
-            <wp:docPr id="33" name="Imagen 33"/>
-            <wp:cNvGraphicFramePr>
-              <a:graphicFrameLocks xmlns:a="http://schemas.openxmlformats.org/drawingml/2006/main" noChangeAspect="1"/>
-            </wp:cNvGraphicFramePr>
-            <a:graphic xmlns:a="http://schemas.openxmlformats.org/drawingml/2006/main">
-              <a:graphicData uri="http://schemas.openxmlformats.org/drawingml/2006/picture">
-                <pic:pic xmlns:pic="http://schemas.openxmlformats.org/drawingml/2006/picture">
-                  <pic:nvPicPr>
-                    <pic:cNvPr id="1" name=""/>
-                    <pic:cNvPicPr/>
-                  </pic:nvPicPr>
-                  <pic:blipFill>
-                    <a:blip r:embed="rId36"/>
-                    <a:stretch>
-                      <a:fillRect/>
-                    </a:stretch>
-                  </pic:blipFill>
-                  <pic:spPr>
-                    <a:xfrm>
-                      <a:off x="0" y="0"/>
-                      <a:ext cx="6783070" cy="2080260"/>
-                    </a:xfrm>
-                    <a:prstGeom prst="rect">
-                      <a:avLst/>
-                    </a:prstGeom>
-                  </pic:spPr>
-                </pic:pic>
-              </a:graphicData>
-            </a:graphic>
-          </wp:inline>
-        </w:drawing>
-      </w:r>
-    </w:p>
-    <w:p>
-      <w:pPr>
-        <w:rPr>
-          <w:rFonts w:asciiTheme="minorHAnsi" w:hAnsiTheme="minorHAnsi" w:cstheme="minorHAnsi"/>
-          <w:spacing w:val="-2"/>
-          <w:sz w:val="24"/>
-        </w:rPr>
-      </w:pPr>
-    </w:p>
-    <w:p>
-      <w:pPr>
-        <w:rPr>
-          <w:rFonts w:asciiTheme="minorHAnsi" w:hAnsiTheme="minorHAnsi" w:cstheme="minorHAnsi"/>
-          <w:spacing w:val="-2"/>
-          <w:sz w:val="24"/>
-        </w:rPr>
-      </w:pPr>
-    </w:p>
-    <w:p>
-      <w:pPr>
-        <w:rPr>
-          <w:rFonts w:asciiTheme="minorHAnsi" w:hAnsiTheme="minorHAnsi" w:cstheme="minorHAnsi"/>
-          <w:spacing w:val="-2"/>
-          <w:sz w:val="24"/>
-        </w:rPr>
-      </w:pPr>
-    </w:p>
-    <w:p>
-      <w:pPr>
-        <w:rPr>
-          <w:rFonts w:asciiTheme="minorHAnsi" w:hAnsiTheme="minorHAnsi" w:cstheme="minorHAnsi"/>
-          <w:spacing w:val="-2"/>
-          <w:sz w:val="24"/>
-        </w:rPr>
-      </w:pPr>
-    </w:p>
-    <w:p>
-      <w:pPr>
-        <w:rPr>
-          <w:rFonts w:asciiTheme="minorHAnsi" w:hAnsiTheme="minorHAnsi" w:cstheme="minorHAnsi"/>
-          <w:spacing w:val="-2"/>
-          <w:sz w:val="24"/>
-        </w:rPr>
-      </w:pPr>
-    </w:p>
-    <w:p>
-      <w:pPr>
-        <w:rPr>
-          <w:rFonts w:asciiTheme="minorHAnsi" w:hAnsiTheme="minorHAnsi" w:cstheme="minorHAnsi"/>
-          <w:spacing w:val="-2"/>
-          <w:sz w:val="24"/>
-        </w:rPr>
-      </w:pPr>
-    </w:p>
-    <w:p>
-      <w:pPr>
-        <w:rPr>
-          <w:rFonts w:asciiTheme="minorHAnsi" w:hAnsiTheme="minorHAnsi" w:cstheme="minorHAnsi"/>
-          <w:spacing w:val="-2"/>
-          <w:sz w:val="24"/>
-        </w:rPr>
-      </w:pPr>
-    </w:p>
-    <w:p>
-      <w:pPr>
-        <w:rPr>
-          <w:rFonts w:asciiTheme="minorHAnsi" w:hAnsiTheme="minorHAnsi" w:cstheme="minorHAnsi"/>
-          <w:spacing w:val="-2"/>
-          <w:sz w:val="24"/>
-        </w:rPr>
-      </w:pPr>
-    </w:p>
-    <w:p>
-      <w:pPr>
-        <w:rPr>
-          <w:rFonts w:asciiTheme="minorHAnsi" w:hAnsiTheme="minorHAnsi" w:cstheme="minorHAnsi"/>
-          <w:spacing w:val="-2"/>
-          <w:sz w:val="24"/>
-        </w:rPr>
-      </w:pPr>
-    </w:p>
-    <w:p>
-      <w:pPr>
-        <w:rPr>
-          <w:rFonts w:asciiTheme="minorHAnsi" w:hAnsiTheme="minorHAnsi" w:cstheme="minorHAnsi"/>
-          <w:spacing w:val="-2"/>
-          <w:sz w:val="24"/>
-        </w:rPr>
-      </w:pPr>
-    </w:p>
-    <w:p>
-      <w:pPr>
-        <w:rPr>
-          <w:rFonts w:asciiTheme="minorHAnsi" w:hAnsiTheme="minorHAnsi" w:cstheme="minorHAnsi"/>
-          <w:spacing w:val="-2"/>
-          <w:sz w:val="24"/>
-        </w:rPr>
-      </w:pPr>
-    </w:p>
-    <w:p>
-      <w:pPr>
-        <w:rPr>
-          <w:rFonts w:asciiTheme="minorHAnsi" w:hAnsiTheme="minorHAnsi" w:cstheme="minorHAnsi"/>
-          <w:spacing w:val="-2"/>
-          <w:sz w:val="24"/>
-        </w:rPr>
-      </w:pPr>
-    </w:p>
-    <w:p>
-      <w:pPr>
-        <w:rPr>
-          <w:rFonts w:asciiTheme="minorHAnsi" w:hAnsiTheme="minorHAnsi" w:cstheme="minorHAnsi"/>
-          <w:spacing w:val="-2"/>
-          <w:sz w:val="24"/>
-        </w:rPr>
-      </w:pPr>
-    </w:p>
-    <w:p>
-      <w:pPr>
-        <w:rPr>
-          <w:rFonts w:asciiTheme="minorHAnsi" w:hAnsiTheme="minorHAnsi" w:cstheme="minorHAnsi"/>
-          <w:spacing w:val="-2"/>
-          <w:sz w:val="24"/>
-        </w:rPr>
-      </w:pPr>
-    </w:p>
-    <w:p>
-      <w:pPr>
-        <w:rPr>
-          <w:rFonts w:asciiTheme="minorHAnsi" w:hAnsiTheme="minorHAnsi" w:cstheme="minorHAnsi"/>
-          <w:spacing w:val="-2"/>
-          <w:sz w:val="24"/>
-        </w:rPr>
-      </w:pPr>
-    </w:p>
-    <w:p>
-      <w:pPr>
-        <w:rPr>
-          <w:rFonts w:asciiTheme="minorHAnsi" w:hAnsiTheme="minorHAnsi" w:cstheme="minorHAnsi"/>
-          <w:spacing w:val="-2"/>
-          <w:sz w:val="24"/>
-        </w:rPr>
-      </w:pPr>
-    </w:p>
-    <w:p>
-      <w:pPr>
-        <w:rPr>
-          <w:rFonts w:asciiTheme="minorHAnsi" w:hAnsiTheme="minorHAnsi" w:cstheme="minorHAnsi"/>
-          <w:spacing w:val="-2"/>
-          <w:sz w:val="24"/>
-        </w:rPr>
-      </w:pPr>
-    </w:p>
-    <w:p>
-      <w:pPr>
-        <w:rPr>
-          <w:rFonts w:asciiTheme="minorHAnsi" w:hAnsiTheme="minorHAnsi" w:cstheme="minorHAnsi"/>
-          <w:spacing w:val="-2"/>
-          <w:sz w:val="24"/>
-        </w:rPr>
-      </w:pPr>
-    </w:p>
-    <w:p>
-      <w:pPr>
-        <w:rPr>
-          <w:rFonts w:asciiTheme="minorHAnsi" w:hAnsiTheme="minorHAnsi" w:cstheme="minorHAnsi"/>
-          <w:spacing w:val="-2"/>
-          <w:sz w:val="24"/>
-        </w:rPr>
-      </w:pPr>
-    </w:p>
-    <w:p>
-      <w:pPr>
-        <w:jc w:val="center"/>
-        <w:rPr>
-          <w:rFonts w:asciiTheme="minorHAnsi" w:hAnsiTheme="minorHAnsi" w:cstheme="minorHAnsi"/>
-          <w:spacing w:val="-2"/>
-          <w:sz w:val="24"/>
-        </w:rPr>
-      </w:pPr>
-      <w:r>
-        <w:rPr>
-          <w:rFonts w:asciiTheme="minorHAnsi" w:hAnsiTheme="minorHAnsi" w:cstheme="minorHAnsi"/>
-          <w:spacing w:val="-2"/>
-          <w:sz w:val="24"/>
-        </w:rPr>
-        <w:lastRenderedPageBreak/>
-        <w:t>Ubicación: siirtp.transversal.Entities/Direccionzonal/EmpleadodzCLS</w:t>
-      </w:r>
-    </w:p>
-    <w:p>
-      <w:pPr>
-        <w:rPr>
-          <w:rFonts w:asciiTheme="minorHAnsi" w:hAnsiTheme="minorHAnsi" w:cstheme="minorHAnsi"/>
-          <w:spacing w:val="-2"/>
-          <w:sz w:val="24"/>
-        </w:rPr>
-      </w:pPr>
-    </w:p>
-    <w:p>
-      <w:pPr>
-        <w:rPr>
-          <w:rFonts w:asciiTheme="minorHAnsi" w:hAnsiTheme="minorHAnsi" w:cstheme="minorHAnsi"/>
-          <w:spacing w:val="-2"/>
-          <w:sz w:val="24"/>
-        </w:rPr>
-      </w:pPr>
-      <w:r>
-        <w:rPr>
-          <w:rFonts w:asciiTheme="minorHAnsi" w:hAnsiTheme="minorHAnsi" w:cstheme="minorHAnsi"/>
-          <w:spacing w:val="-2"/>
-          <w:sz w:val="24"/>
-        </w:rPr>
-        <w:t xml:space="preserve">El siguiente código (EmpleadodzCLS.cs) funciona como estructuras de datos para transportar información entre las diferentes capas de la aplicación. El archivo define dos clases principales que estructuran los datos de las direcciones zonales de los empleados: </w:t>
-      </w:r>
-    </w:p>
-    <w:p>
-      <w:pPr>
-        <w:rPr>
-          <w:rFonts w:asciiTheme="minorHAnsi" w:hAnsiTheme="minorHAnsi" w:cstheme="minorHAnsi"/>
-          <w:spacing w:val="-2"/>
-          <w:sz w:val="24"/>
-        </w:rPr>
-      </w:pPr>
-    </w:p>
-    <w:p>
-      <w:pPr>
-        <w:rPr>
-          <w:rFonts w:asciiTheme="minorHAnsi" w:hAnsiTheme="minorHAnsi" w:cstheme="minorHAnsi"/>
-          <w:spacing w:val="-2"/>
-          <w:sz w:val="24"/>
-        </w:rPr>
-      </w:pPr>
-      <w:r>
-        <w:rPr>
-          <w:rFonts w:asciiTheme="minorHAnsi" w:hAnsiTheme="minorHAnsi" w:cstheme="minorHAnsi"/>
-          <w:spacing w:val="-2"/>
-          <w:sz w:val="24"/>
-        </w:rPr>
-        <w:t xml:space="preserve">La clase (Leerempleadodz_grabarCLS) está diseñada para capturar y transportar los datos al momento de grabar, insertar o actualizar un registro en la base de datos.  Sus propiedades contienen identificadores numéricos y cadenas de texto descriptivas:  </w:t>
-      </w:r>
-    </w:p>
-    <w:p>
-      <w:pPr>
-        <w:rPr>
-          <w:rFonts w:asciiTheme="minorHAnsi" w:hAnsiTheme="minorHAnsi" w:cstheme="minorHAnsi"/>
-          <w:spacing w:val="-2"/>
-          <w:sz w:val="24"/>
-        </w:rPr>
-      </w:pPr>
-      <w:r>
-        <w:rPr>
-          <w:rFonts w:asciiTheme="minorHAnsi" w:hAnsiTheme="minorHAnsi" w:cstheme="minorHAnsi"/>
-          <w:spacing w:val="-2"/>
-          <w:sz w:val="24"/>
-        </w:rPr>
-        <w:t xml:space="preserve">Identificadores (IDs): Iidempleadoget, Iiddirezonesform, Iidsededzform, Iidlocalseededzform, Iidmodalidadform, Iidroldzform. Textos descriptivos: Vdireccionzonal, Vsedezonal, Vlocalsededz y Auditoría: Iidusuarioactualiza (guarda el ID del usuario que realizó la última modificación o registro).  </w:t>
-      </w:r>
-    </w:p>
-    <w:p>
-      <w:pPr>
-        <w:rPr>
-          <w:rFonts w:asciiTheme="minorHAnsi" w:hAnsiTheme="minorHAnsi" w:cstheme="minorHAnsi"/>
-          <w:spacing w:val="-2"/>
-          <w:sz w:val="24"/>
-        </w:rPr>
-      </w:pPr>
-    </w:p>
-    <w:p>
-      <w:pPr>
-        <w:rPr>
-          <w:rFonts w:asciiTheme="minorHAnsi" w:hAnsiTheme="minorHAnsi" w:cstheme="minorHAnsi"/>
-          <w:spacing w:val="-2"/>
-          <w:sz w:val="24"/>
-        </w:rPr>
-      </w:pPr>
-      <w:r>
-        <w:rPr>
-          <w:rFonts w:asciiTheme="minorHAnsi" w:hAnsiTheme="minorHAnsi" w:cstheme="minorHAnsi"/>
-          <w:spacing w:val="-2"/>
-          <w:sz w:val="24"/>
-        </w:rPr>
-        <w:t xml:space="preserve">La Clase Leermostrar_grillaCLS, tiene una estructura idéntica a la anterior, pero su propósito principal es mapear y estructurar los datos que se obtienen desde la base de datos para ser mostrados en una tabla, o reporte en la interfaz de usuario.   Cada propiedad actúa como una columna que alimenta las filas de la tabla visualizada en el sistema. </w:t>
-      </w:r>
-    </w:p>
-    <w:p>
-      <w:pPr>
-        <w:rPr>
-          <w:rFonts w:asciiTheme="minorHAnsi" w:hAnsiTheme="minorHAnsi" w:cstheme="minorHAnsi"/>
-          <w:spacing w:val="-2"/>
-          <w:sz w:val="24"/>
-        </w:rPr>
-      </w:pPr>
-    </w:p>
-    <w:p>
-      <w:pPr>
-        <w:rPr>
-          <w:rFonts w:asciiTheme="minorHAnsi" w:hAnsiTheme="minorHAnsi" w:cstheme="minorHAnsi"/>
-          <w:spacing w:val="-2"/>
-          <w:sz w:val="24"/>
-        </w:rPr>
-      </w:pPr>
-      <w:r>
-        <w:rPr>
-          <w:rFonts w:asciiTheme="minorHAnsi" w:hAnsiTheme="minorHAnsi" w:cstheme="minorHAnsi"/>
-          <w:spacing w:val="-2"/>
-          <w:sz w:val="24"/>
-        </w:rPr>
-        <w:t>Las propiedades automáticas ({ get; set; }) utilizan métodos de acceso rápido de C#, lo que permite asignar y leer valores de manera directa y limpia.</w:t>
-      </w:r>
-    </w:p>
-    <w:p>
-      <w:pPr>
-        <w:spacing w:after="240" w:line="480" w:lineRule="auto"/>
-        <w:jc w:val="center"/>
-        <w:rPr>
-          <w:rFonts w:asciiTheme="minorHAnsi" w:hAnsiTheme="minorHAnsi" w:cstheme="minorHAnsi"/>
-          <w:b/>
-          <w:spacing w:val="-2"/>
-          <w:sz w:val="24"/>
-        </w:rPr>
-      </w:pPr>
-    </w:p>
-    <w:p>
-      <w:pPr>
-        <w:spacing w:after="240" w:line="480" w:lineRule="auto"/>
-        <w:jc w:val="center"/>
-        <w:rPr>
-          <w:rFonts w:asciiTheme="minorHAnsi" w:hAnsiTheme="minorHAnsi" w:cstheme="minorHAnsi"/>
-          <w:b/>
-          <w:spacing w:val="-2"/>
-          <w:sz w:val="24"/>
-        </w:rPr>
-      </w:pPr>
-      <w:bookmarkStart w:id="3" w:name="_GoBack"/>
-      <w:r>
-        <w:rPr>
-          <w:rFonts w:asciiTheme="minorHAnsi" w:hAnsiTheme="minorHAnsi" w:cstheme="minorHAnsi"/>
-          <w:b/>
-          <w:spacing w:val="-2"/>
-          <w:sz w:val="24"/>
-        </w:rPr>
-        <w:drawing>
-          <wp:inline distT="0" distB="0" distL="0" distR="0" wp14:anchorId="49DE1A5F" wp14:editId="5E488493">
-            <wp:extent cx="3533775" cy="3331149"/>
-            <wp:effectExtent l="0" t="0" r="0" b="3175"/>
-            <wp:docPr id="34" name="Imagen 34"/>
-            <wp:cNvGraphicFramePr>
-              <a:graphicFrameLocks xmlns:a="http://schemas.openxmlformats.org/drawingml/2006/main" noChangeAspect="1"/>
-            </wp:cNvGraphicFramePr>
-            <a:graphic xmlns:a="http://schemas.openxmlformats.org/drawingml/2006/main">
-              <a:graphicData uri="http://schemas.openxmlformats.org/drawingml/2006/picture">
-                <pic:pic xmlns:pic="http://schemas.openxmlformats.org/drawingml/2006/picture">
-                  <pic:nvPicPr>
-                    <pic:cNvPr id="1" name=""/>
-                    <pic:cNvPicPr/>
-                  </pic:nvPicPr>
-                  <pic:blipFill>
-                    <a:blip r:embed="rId37"/>
-                    <a:stretch>
-                      <a:fillRect/>
-                    </a:stretch>
-                  </pic:blipFill>
-                  <pic:spPr>
-                    <a:xfrm>
-                      <a:off x="0" y="0"/>
                       <a:ext cx="3540495" cy="3337484"/>
                     </a:xfrm>
                     <a:prstGeom prst="rect">
@@ -7719,7 +8436,6 @@
           </wp:inline>
         </w:drawing>
       </w:r>
-      <w:bookmarkEnd w:id="3"/>
     </w:p>
     <w:p>
       <w:pPr>
@@ -7744,6 +8460,25 @@
           <w:sz w:val="24"/>
         </w:rPr>
       </w:pPr>
+      <w:r>
+        <w:rPr>
+          <w:rFonts w:asciiTheme="minorHAnsi" w:hAnsiTheme="minorHAnsi" w:cstheme="minorHAnsi"/>
+          <w:b/>
+          <w:spacing w:val="-2"/>
+          <w:sz w:val="24"/>
+        </w:rPr>
+        <w:lastRenderedPageBreak/>
+        <w:t>Verificación</w:t>
+      </w:r>
+      <w:r>
+        <w:rPr>
+          <w:rFonts w:asciiTheme="minorHAnsi" w:hAnsiTheme="minorHAnsi" w:cstheme="minorHAnsi"/>
+          <w:b/>
+          <w:spacing w:val="-2"/>
+          <w:sz w:val="24"/>
+        </w:rPr>
+        <w:t xml:space="preserve"> de Actualizaciones disponibles de Windows Server</w:t>
+      </w:r>
     </w:p>
     <w:p>
       <w:pPr>
@@ -7756,6 +8491,54 @@
           <w:sz w:val="24"/>
         </w:rPr>
       </w:pPr>
+      <w:r>
+        <w:rPr>
+          <w:rFonts w:asciiTheme="minorHAnsi" w:hAnsiTheme="minorHAnsi" w:cstheme="minorHAnsi"/>
+          <w:spacing w:val="-2"/>
+          <w:sz w:val="24"/>
+        </w:rPr>
+        <w:t xml:space="preserve">Proceso de búsqueda de </w:t>
+      </w:r>
+      <w:r>
+        <w:rPr>
+          <w:rFonts w:asciiTheme="minorHAnsi" w:hAnsiTheme="minorHAnsi" w:cstheme="minorHAnsi"/>
+          <w:spacing w:val="-2"/>
+          <w:sz w:val="24"/>
+        </w:rPr>
+        <w:t>actualizacion</w:t>
+      </w:r>
+      <w:r>
+        <w:rPr>
+          <w:rFonts w:asciiTheme="minorHAnsi" w:hAnsiTheme="minorHAnsi" w:cstheme="minorHAnsi"/>
+          <w:spacing w:val="-2"/>
+          <w:sz w:val="24"/>
+        </w:rPr>
+        <w:t xml:space="preserve">es disponibles y la ejecución en el equipo </w:t>
+      </w:r>
+      <w:r>
+        <w:rPr>
+          <w:rFonts w:asciiTheme="minorHAnsi" w:hAnsiTheme="minorHAnsi" w:cstheme="minorHAnsi"/>
+          <w:spacing w:val="-2"/>
+          <w:sz w:val="24"/>
+        </w:rPr>
+        <w:t xml:space="preserve">SRVDEVSIA11AD </w:t>
+      </w:r>
+      <w:r>
+        <w:rPr>
+          <w:rFonts w:asciiTheme="minorHAnsi" w:hAnsiTheme="minorHAnsi" w:cstheme="minorHAnsi"/>
+          <w:spacing w:val="-2"/>
+          <w:sz w:val="24"/>
+        </w:rPr>
+        <w:t>172.30.10.94 de acuerdo a lo informado por infraestructura.</w:t>
+      </w:r>
+      <w:r>
+        <w:rPr>
+          <w:rFonts w:asciiTheme="minorHAnsi" w:hAnsiTheme="minorHAnsi" w:cstheme="minorHAnsi"/>
+          <w:spacing w:val="-2"/>
+          <w:sz w:val="24"/>
+        </w:rPr>
+        <w:t xml:space="preserve"> Inicio 14:00 termino 14:32.</w:t>
+      </w:r>
     </w:p>
     <w:p>
       <w:pPr>
@@ -7768,192 +8551,6 @@
           <w:sz w:val="24"/>
         </w:rPr>
       </w:pPr>
-    </w:p>
-    <w:p>
-      <w:pPr>
-        <w:spacing w:after="240" w:line="480" w:lineRule="auto"/>
-        <w:jc w:val="center"/>
-        <w:rPr>
-          <w:rFonts w:asciiTheme="minorHAnsi" w:hAnsiTheme="minorHAnsi" w:cstheme="minorHAnsi"/>
-          <w:b/>
-          <w:spacing w:val="-2"/>
-          <w:sz w:val="24"/>
-        </w:rPr>
-      </w:pPr>
-    </w:p>
-    <w:p>
-      <w:pPr>
-        <w:spacing w:after="240" w:line="480" w:lineRule="auto"/>
-        <w:jc w:val="center"/>
-        <w:rPr>
-          <w:rFonts w:asciiTheme="minorHAnsi" w:hAnsiTheme="minorHAnsi" w:cstheme="minorHAnsi"/>
-          <w:b/>
-          <w:spacing w:val="-2"/>
-          <w:sz w:val="24"/>
-        </w:rPr>
-      </w:pPr>
-    </w:p>
-    <w:p>
-      <w:pPr>
-        <w:spacing w:after="240" w:line="480" w:lineRule="auto"/>
-        <w:jc w:val="center"/>
-        <w:rPr>
-          <w:rFonts w:asciiTheme="minorHAnsi" w:hAnsiTheme="minorHAnsi" w:cstheme="minorHAnsi"/>
-          <w:b/>
-          <w:spacing w:val="-2"/>
-          <w:sz w:val="24"/>
-        </w:rPr>
-      </w:pPr>
-    </w:p>
-    <w:p>
-      <w:pPr>
-        <w:spacing w:after="240" w:line="480" w:lineRule="auto"/>
-        <w:jc w:val="center"/>
-        <w:rPr>
-          <w:rFonts w:asciiTheme="minorHAnsi" w:hAnsiTheme="minorHAnsi" w:cstheme="minorHAnsi"/>
-          <w:b/>
-          <w:spacing w:val="-2"/>
-          <w:sz w:val="24"/>
-        </w:rPr>
-      </w:pPr>
-    </w:p>
-    <w:p>
-      <w:pPr>
-        <w:spacing w:after="240" w:line="480" w:lineRule="auto"/>
-        <w:jc w:val="center"/>
-        <w:rPr>
-          <w:rFonts w:asciiTheme="minorHAnsi" w:hAnsiTheme="minorHAnsi" w:cstheme="minorHAnsi"/>
-          <w:b/>
-          <w:spacing w:val="-2"/>
-          <w:sz w:val="24"/>
-        </w:rPr>
-      </w:pPr>
-    </w:p>
-    <w:p>
-      <w:pPr>
-        <w:spacing w:after="240" w:line="480" w:lineRule="auto"/>
-        <w:jc w:val="center"/>
-        <w:rPr>
-          <w:rFonts w:asciiTheme="minorHAnsi" w:hAnsiTheme="minorHAnsi" w:cstheme="minorHAnsi"/>
-          <w:b/>
-          <w:spacing w:val="-2"/>
-          <w:sz w:val="24"/>
-        </w:rPr>
-      </w:pPr>
-    </w:p>
-    <w:p>
-      <w:pPr>
-        <w:spacing w:after="240" w:line="480" w:lineRule="auto"/>
-        <w:jc w:val="center"/>
-        <w:rPr>
-          <w:rFonts w:asciiTheme="minorHAnsi" w:hAnsiTheme="minorHAnsi" w:cstheme="minorHAnsi"/>
-          <w:b/>
-          <w:spacing w:val="-2"/>
-          <w:sz w:val="24"/>
-        </w:rPr>
-      </w:pPr>
-    </w:p>
-    <w:p>
-      <w:pPr>
-        <w:spacing w:after="240" w:line="480" w:lineRule="auto"/>
-        <w:jc w:val="center"/>
-        <w:rPr>
-          <w:rFonts w:asciiTheme="minorHAnsi" w:hAnsiTheme="minorHAnsi" w:cstheme="minorHAnsi"/>
-          <w:b/>
-          <w:spacing w:val="-2"/>
-          <w:sz w:val="24"/>
-        </w:rPr>
-      </w:pPr>
-      <w:r>
-        <w:rPr>
-          <w:rFonts w:asciiTheme="minorHAnsi" w:hAnsiTheme="minorHAnsi" w:cstheme="minorHAnsi"/>
-          <w:b/>
-          <w:spacing w:val="-2"/>
-          <w:sz w:val="24"/>
-        </w:rPr>
-        <w:t>Verificación</w:t>
-      </w:r>
-      <w:r>
-        <w:rPr>
-          <w:rFonts w:asciiTheme="minorHAnsi" w:hAnsiTheme="minorHAnsi" w:cstheme="minorHAnsi"/>
-          <w:b/>
-          <w:spacing w:val="-2"/>
-          <w:sz w:val="24"/>
-        </w:rPr>
-        <w:t xml:space="preserve"> de Actualizaciones disponibles de Windows Server</w:t>
-      </w:r>
-    </w:p>
-    <w:p>
-      <w:pPr>
-        <w:spacing w:after="240" w:line="480" w:lineRule="auto"/>
-        <w:jc w:val="center"/>
-        <w:rPr>
-          <w:rFonts w:asciiTheme="minorHAnsi" w:hAnsiTheme="minorHAnsi" w:cstheme="minorHAnsi"/>
-          <w:b/>
-          <w:spacing w:val="-2"/>
-          <w:sz w:val="24"/>
-        </w:rPr>
-      </w:pPr>
-      <w:r>
-        <w:rPr>
-          <w:rFonts w:asciiTheme="minorHAnsi" w:hAnsiTheme="minorHAnsi" w:cstheme="minorHAnsi"/>
-          <w:spacing w:val="-2"/>
-          <w:sz w:val="24"/>
-        </w:rPr>
-        <w:t xml:space="preserve">Proceso de búsqueda de </w:t>
-      </w:r>
-      <w:r>
-        <w:rPr>
-          <w:rFonts w:asciiTheme="minorHAnsi" w:hAnsiTheme="minorHAnsi" w:cstheme="minorHAnsi"/>
-          <w:spacing w:val="-2"/>
-          <w:sz w:val="24"/>
-        </w:rPr>
-        <w:t>actualizacion</w:t>
-      </w:r>
-      <w:r>
-        <w:rPr>
-          <w:rFonts w:asciiTheme="minorHAnsi" w:hAnsiTheme="minorHAnsi" w:cstheme="minorHAnsi"/>
-          <w:spacing w:val="-2"/>
-          <w:sz w:val="24"/>
-        </w:rPr>
-        <w:t xml:space="preserve">es disponibles y la ejecución en el equipo </w:t>
-      </w:r>
-      <w:r>
-        <w:rPr>
-          <w:rFonts w:asciiTheme="minorHAnsi" w:hAnsiTheme="minorHAnsi" w:cstheme="minorHAnsi"/>
-          <w:spacing w:val="-2"/>
-          <w:sz w:val="24"/>
-        </w:rPr>
-        <w:t xml:space="preserve">SRVDEVSIA11AD </w:t>
-      </w:r>
-      <w:r>
-        <w:rPr>
-          <w:rFonts w:asciiTheme="minorHAnsi" w:hAnsiTheme="minorHAnsi" w:cstheme="minorHAnsi"/>
-          <w:spacing w:val="-2"/>
-          <w:sz w:val="24"/>
-        </w:rPr>
-        <w:t>172.30.10.94 de acuerdo a lo informado por infraestructura.</w:t>
-      </w:r>
-      <w:r>
-        <w:rPr>
-          <w:rFonts w:asciiTheme="minorHAnsi" w:hAnsiTheme="minorHAnsi" w:cstheme="minorHAnsi"/>
-          <w:spacing w:val="-2"/>
-          <w:sz w:val="24"/>
-        </w:rPr>
-        <w:t xml:space="preserve"> Inicio 14:00 termino 14:32.</w:t>
-      </w:r>
-    </w:p>
-    <w:p>
-      <w:pPr>
-        <w:spacing w:after="240" w:line="480" w:lineRule="auto"/>
-        <w:jc w:val="center"/>
-        <w:rPr>
-          <w:rFonts w:asciiTheme="minorHAnsi" w:hAnsiTheme="minorHAnsi" w:cstheme="minorHAnsi"/>
-          <w:b/>
-          <w:spacing w:val="-2"/>
-          <w:sz w:val="24"/>
-        </w:rPr>
-      </w:pPr>
       <w:r>
         <w:rPr>
           <w:rFonts w:asciiTheme="minorHAnsi" w:hAnsiTheme="minorHAnsi" w:cstheme="minorHAnsi"/>
@@ -7963,7 +8560,6 @@
           <w:sz w:val="24"/>
           <w:lang w:val="es-MX" w:eastAsia="es-MX"/>
         </w:rPr>
-        <w:lastRenderedPageBreak/>
         <w:drawing>
           <wp:inline distT="0" distB="0" distL="0" distR="0" wp14:anchorId="51076E0A" wp14:editId="6AEF29E8">
             <wp:extent cx="6245512" cy="5643880"/>
@@ -7980,7 +8576,7 @@
                     <pic:cNvPicPr/>
                   </pic:nvPicPr>
                   <pic:blipFill>
-                    <a:blip r:embed="rId38">
+                    <a:blip r:embed="rId32">
                       <a:extLst>
                         <a:ext uri="{28A0092B-C50C-407E-A947-70E740481C1C}">
                           <a14:useLocalDpi xmlns:a14="http://schemas.microsoft.com/office/drawing/2010/main" val="0"/>
@@ -8037,6 +8633,7 @@
           <w:spacing w:val="-2"/>
           <w:sz w:val="24"/>
         </w:rPr>
+        <w:lastRenderedPageBreak/>
         <w:t xml:space="preserve">Reuniones programadas </w:t>
       </w:r>
       <w:r>
@@ -8100,7 +8697,6 @@
           <w:sz w:val="24"/>
           <w:lang w:val="es-MX" w:eastAsia="es-MX"/>
         </w:rPr>
-        <w:lastRenderedPageBreak/>
         <w:drawing>
           <wp:anchor distT="0" distB="0" distL="114300" distR="114300" simplePos="0" relativeHeight="251658752" behindDoc="0" locked="0" layoutInCell="1" allowOverlap="1" wp14:anchorId="41E5DED1" wp14:editId="16FBC67F">
             <wp:simplePos x="0" y="0"/>
@@ -8125,7 +8721,7 @@
                     <pic:cNvPicPr/>
                   </pic:nvPicPr>
                   <pic:blipFill>
-                    <a:blip r:embed="rId39">
+                    <a:blip r:embed="rId33">
                       <a:extLst>
                         <a:ext uri="{28A0092B-C50C-407E-A947-70E740481C1C}">
                           <a14:useLocalDpi xmlns:a14="http://schemas.microsoft.com/office/drawing/2010/main" val="0"/>
@@ -8401,6 +8997,7 @@
         <w:rPr>
           <w:spacing w:val="-2"/>
         </w:rPr>
+        <w:lastRenderedPageBreak/>
         <w:t>CONCLUSIONES</w:t>
       </w:r>
     </w:p>
@@ -8785,7 +9382,7 @@
     </w:p>
     <w:sectPr>
       <w:pgSz w:w="12240" w:h="15840"/>
-      <w:pgMar w:top="1820" w:right="708" w:bottom="280" w:left="850" w:header="720" w:footer="720" w:gutter="0"/>
+      <w:pgMar w:top="1820" w:right="900" w:bottom="280" w:left="850" w:header="720" w:footer="720" w:gutter="0"/>
       <w:cols w:space="720"/>
     </w:sectPr>
   </w:body>
@@ -8849,7 +9446,7 @@
         <w:caps/>
         <w:noProof/>
       </w:rPr>
-      <w:t>29</w:t>
+      <w:t>24</w:t>
     </w:r>
     <w:r>
       <w:rPr>
@@ -12864,7 +13461,7 @@
 </file>
 
 <file path=customXml/itemProps1.xml><?xml version="1.0" encoding="utf-8"?>
-<ds:datastoreItem xmlns:ds="http://schemas.openxmlformats.org/officeDocument/2006/customXml" ds:itemID="{A3CF1697-D8B2-4A74-9AF5-8B9901D5BF1C}">
+<ds:datastoreItem xmlns:ds="http://schemas.openxmlformats.org/officeDocument/2006/customXml" ds:itemID="{A1822651-60A5-4080-819D-8552F69B3734}">
   <ds:schemaRefs>
     <ds:schemaRef ds:uri="http://schemas.openxmlformats.org/officeDocument/2006/bibliography"/>
   </ds:schemaRefs>
